--- a/Documentazione/Documento_Rutolo_Santangelo.docx
+++ b/Documentazione/Documento_Rutolo_Santangelo.docx
@@ -601,7 +601,7 @@
     </w:p>
     <w:p>
       <w:pPr>
-        <w:pStyle w:val="TOC2"/>
+        <w:pStyle w:val="Sommario2"/>
         <w:rPr>
           <w:rFonts w:asciiTheme="minorHAnsi" w:eastAsiaTheme="minorEastAsia" w:hAnsiTheme="minorHAnsi" w:cstheme="minorBidi"/>
           <w:b w:val="0"/>
@@ -636,7 +636,7 @@
       <w:hyperlink w:anchor="_Toc82498934" w:history="1">
         <w:r>
           <w:rPr>
-            <w:rStyle w:val="Hyperlink"/>
+            <w:rStyle w:val="Collegamentoipertestuale"/>
           </w:rPr>
           <w:t>1.1</w:t>
         </w:r>
@@ -651,7 +651,7 @@
         </w:r>
         <w:r>
           <w:rPr>
-            <w:rStyle w:val="Hyperlink"/>
+            <w:rStyle w:val="Collegamentoipertestuale"/>
           </w:rPr>
           <w:t>ZZZZZZZZZZZZZZZZZZ</w:t>
         </w:r>
@@ -700,7 +700,7 @@
     </w:p>
     <w:p>
       <w:pPr>
-        <w:pStyle w:val="TOC3"/>
+        <w:pStyle w:val="Sommario3"/>
         <w:tabs>
           <w:tab w:val="right" w:pos="9055"/>
         </w:tabs>
@@ -715,7 +715,7 @@
       <w:hyperlink w:anchor="_Toc82498935" w:history="1">
         <w:r>
           <w:rPr>
-            <w:rStyle w:val="Hyperlink"/>
+            <w:rStyle w:val="Collegamentoipertestuale"/>
             <w:noProof/>
             <w:lang w:val="en-US"/>
           </w:rPr>
@@ -773,7 +773,7 @@
     </w:p>
     <w:p>
       <w:pPr>
-        <w:pStyle w:val="TOC2"/>
+        <w:pStyle w:val="Sommario2"/>
         <w:rPr>
           <w:rFonts w:asciiTheme="minorHAnsi" w:eastAsiaTheme="minorEastAsia" w:hAnsiTheme="minorHAnsi" w:cstheme="minorBidi"/>
           <w:b w:val="0"/>
@@ -784,7 +784,7 @@
       <w:hyperlink w:anchor="_Toc82498936" w:history="1">
         <w:r>
           <w:rPr>
-            <w:rStyle w:val="Hyperlink"/>
+            <w:rStyle w:val="Collegamentoipertestuale"/>
             <w:lang w:val="en-US"/>
           </w:rPr>
           <w:t>1.2 VVVVVVVVVVVVVVVVV</w:t>
@@ -834,7 +834,7 @@
     </w:p>
     <w:p>
       <w:pPr>
-        <w:pStyle w:val="TOC3"/>
+        <w:pStyle w:val="Sommario3"/>
         <w:tabs>
           <w:tab w:val="right" w:pos="9055"/>
         </w:tabs>
@@ -849,7 +849,7 @@
       <w:hyperlink w:anchor="_Toc82498937" w:history="1">
         <w:r>
           <w:rPr>
-            <w:rStyle w:val="Hyperlink"/>
+            <w:rStyle w:val="Collegamentoipertestuale"/>
             <w:noProof/>
             <w:lang w:val="en-US"/>
           </w:rPr>
@@ -907,7 +907,7 @@
     </w:p>
     <w:p>
       <w:pPr>
-        <w:pStyle w:val="TOC2"/>
+        <w:pStyle w:val="Sommario2"/>
         <w:rPr>
           <w:rFonts w:asciiTheme="minorHAnsi" w:eastAsiaTheme="minorEastAsia" w:hAnsiTheme="minorHAnsi" w:cstheme="minorBidi"/>
           <w:b w:val="0"/>
@@ -918,7 +918,7 @@
       <w:hyperlink w:anchor="_Toc82498938" w:history="1">
         <w:r>
           <w:rPr>
-            <w:rStyle w:val="Hyperlink"/>
+            <w:rStyle w:val="Collegamentoipertestuale"/>
             <w:lang w:val="en-US"/>
           </w:rPr>
           <w:t>2.1. XXXXXXXXXXXX</w:t>
@@ -968,7 +968,7 @@
     </w:p>
     <w:p>
       <w:pPr>
-        <w:pStyle w:val="TOC2"/>
+        <w:pStyle w:val="Sommario2"/>
         <w:rPr>
           <w:rFonts w:asciiTheme="minorHAnsi" w:eastAsiaTheme="minorEastAsia" w:hAnsiTheme="minorHAnsi" w:cstheme="minorBidi"/>
           <w:b w:val="0"/>
@@ -979,7 +979,7 @@
       <w:hyperlink w:anchor="_Toc82498939" w:history="1">
         <w:r>
           <w:rPr>
-            <w:rStyle w:val="Hyperlink"/>
+            <w:rStyle w:val="Collegamentoipertestuale"/>
             <w:lang w:val="en-US"/>
           </w:rPr>
           <w:t>2.2 SSSSSSSSSSSSSSSS</w:t>
@@ -1029,7 +1029,7 @@
     </w:p>
     <w:p>
       <w:pPr>
-        <w:pStyle w:val="TOC3"/>
+        <w:pStyle w:val="Sommario3"/>
         <w:tabs>
           <w:tab w:val="right" w:pos="9055"/>
         </w:tabs>
@@ -1044,7 +1044,7 @@
       <w:hyperlink w:anchor="_Toc82498940" w:history="1">
         <w:r>
           <w:rPr>
-            <w:rStyle w:val="Hyperlink"/>
+            <w:rStyle w:val="Collegamentoipertestuale"/>
             <w:noProof/>
             <w:lang w:val="it-CH"/>
           </w:rPr>
@@ -1102,7 +1102,7 @@
     </w:p>
     <w:p>
       <w:pPr>
-        <w:pStyle w:val="TOC2"/>
+        <w:pStyle w:val="Sommario2"/>
         <w:rPr>
           <w:rFonts w:asciiTheme="minorHAnsi" w:eastAsiaTheme="minorEastAsia" w:hAnsiTheme="minorHAnsi" w:cstheme="minorBidi"/>
           <w:b w:val="0"/>
@@ -1113,7 +1113,7 @@
       <w:hyperlink w:anchor="_Toc82498941" w:history="1">
         <w:r>
           <w:rPr>
-            <w:rStyle w:val="Hyperlink"/>
+            <w:rStyle w:val="Collegamentoipertestuale"/>
           </w:rPr>
           <w:t>3.1 HHHHHHHHHHHHHHHH</w:t>
         </w:r>
@@ -1162,7 +1162,7 @@
     </w:p>
     <w:p>
       <w:pPr>
-        <w:pStyle w:val="TOC2"/>
+        <w:pStyle w:val="Sommario2"/>
         <w:rPr>
           <w:rFonts w:asciiTheme="minorHAnsi" w:eastAsiaTheme="minorEastAsia" w:hAnsiTheme="minorHAnsi" w:cstheme="minorBidi"/>
           <w:b w:val="0"/>
@@ -1173,7 +1173,7 @@
       <w:hyperlink w:anchor="_Toc82498942" w:history="1">
         <w:r>
           <w:rPr>
-            <w:rStyle w:val="Hyperlink"/>
+            <w:rStyle w:val="Collegamentoipertestuale"/>
             <w:lang w:val="en-US"/>
           </w:rPr>
           <w:t>3.2 RRRRRRRRRRRRRRRRR</w:t>
@@ -1300,7 +1300,7 @@
     </w:p>
     <w:p>
       <w:pPr>
-        <w:pStyle w:val="TOC1"/>
+        <w:pStyle w:val="Sommario1"/>
       </w:pPr>
       <w:r>
         <w:br w:type="page"/>
@@ -1328,7 +1328,7 @@
     </w:p>
     <w:p>
       <w:pPr>
-        <w:pStyle w:val="NoSpacing"/>
+        <w:pStyle w:val="Nessunaspaziatura"/>
         <w:rPr>
           <w:rFonts w:ascii="Arial" w:hAnsi="Arial" w:cs="Arial"/>
           <w:sz w:val="20"/>
@@ -1339,7 +1339,7 @@
     </w:p>
     <w:p>
       <w:pPr>
-        <w:pStyle w:val="NoSpacing"/>
+        <w:pStyle w:val="Nessunaspaziatura"/>
         <w:rPr>
           <w:rFonts w:ascii="Arial" w:hAnsi="Arial" w:cs="Arial"/>
           <w:sz w:val="20"/>
@@ -1350,7 +1350,7 @@
     </w:p>
     <w:p>
       <w:pPr>
-        <w:pStyle w:val="NoSpacing"/>
+        <w:pStyle w:val="Nessunaspaziatura"/>
         <w:rPr>
           <w:rFonts w:ascii="Arial" w:hAnsi="Arial" w:cs="Arial"/>
           <w:sz w:val="20"/>
@@ -1413,7 +1413,7 @@
     </w:p>
     <w:p>
       <w:pPr>
-        <w:pStyle w:val="NoSpacing"/>
+        <w:pStyle w:val="Nessunaspaziatura"/>
         <w:rPr>
           <w:rFonts w:ascii="Arial" w:hAnsi="Arial" w:cs="Arial"/>
           <w:sz w:val="20"/>
@@ -1424,7 +1424,7 @@
     </w:p>
     <w:p>
       <w:pPr>
-        <w:pStyle w:val="NoSpacing"/>
+        <w:pStyle w:val="Nessunaspaziatura"/>
         <w:rPr>
           <w:rFonts w:ascii="Arial" w:hAnsi="Arial" w:cs="Arial"/>
           <w:sz w:val="20"/>
@@ -1435,7 +1435,7 @@
     </w:p>
     <w:p>
       <w:pPr>
-        <w:pStyle w:val="NoSpacing"/>
+        <w:pStyle w:val="Nessunaspaziatura"/>
         <w:rPr>
           <w:rFonts w:ascii="Arial" w:hAnsi="Arial" w:cs="Arial"/>
           <w:sz w:val="20"/>
@@ -1489,23 +1489,23 @@
     </w:p>
     <w:p>
       <w:pPr>
-        <w:pStyle w:val="NoSpacing"/>
-        <w:rPr>
-          <w:lang w:val="it-CH"/>
-        </w:rPr>
-      </w:pPr>
-    </w:p>
-    <w:p>
-      <w:pPr>
-        <w:pStyle w:val="NoSpacing"/>
-        <w:rPr>
-          <w:lang w:val="it-CH"/>
-        </w:rPr>
-      </w:pPr>
-    </w:p>
-    <w:p>
-      <w:pPr>
-        <w:pStyle w:val="NoSpacing"/>
+        <w:pStyle w:val="Nessunaspaziatura"/>
+        <w:rPr>
+          <w:lang w:val="it-CH"/>
+        </w:rPr>
+      </w:pPr>
+    </w:p>
+    <w:p>
+      <w:pPr>
+        <w:pStyle w:val="Nessunaspaziatura"/>
+        <w:rPr>
+          <w:lang w:val="it-CH"/>
+        </w:rPr>
+      </w:pPr>
+    </w:p>
+    <w:p>
+      <w:pPr>
+        <w:pStyle w:val="Nessunaspaziatura"/>
         <w:rPr>
           <w:lang w:val="it-CH"/>
         </w:rPr>
@@ -1529,12 +1529,12 @@
       <w:pPr>
         <w:spacing w:line="240" w:lineRule="auto"/>
         <w:rPr>
-          <w:rStyle w:val="Strong"/>
-        </w:rPr>
-      </w:pPr>
-      <w:r>
-        <w:rPr>
-          <w:rStyle w:val="Strong"/>
+          <w:rStyle w:val="Enfasigrassetto"/>
+        </w:rPr>
+      </w:pPr>
+      <w:r>
+        <w:rPr>
+          <w:rStyle w:val="Enfasigrassetto"/>
         </w:rPr>
         <w:lastRenderedPageBreak/>
         <w:t>Riassunto / Abstract</w:t>
@@ -1552,26 +1552,50 @@
         <w:rPr>
           <w:lang w:val="it-CH"/>
         </w:rPr>
-        <w:t>Il lavoro esplora come ridurre la presenza di allucinazioni nei modelli linguistici (LLM) valutandone l'incertezza sottostante. Utilizzando una benchmark di domande (Vero/Falso), abbiamo creato diverse varianti per osservare quanto la macchina fosse incerta nel rispondere. Attraverso calcoli statistici e grafici, abbiamo analizzato se i picchi di incertezza coincidano con le risposte sbagliate. L’obiettivo è capire se misurare questa insicurezza permetta di prevedere l'inaffidabilità del modello e rendere il modello più affidabile.</w:t>
-      </w:r>
-    </w:p>
-    <w:p>
-      <w:pPr>
-        <w:rPr>
-          <w:lang w:val="it-CH"/>
-        </w:rPr>
-      </w:pPr>
-    </w:p>
-    <w:p>
-      <w:pPr>
-        <w:rPr>
-          <w:lang w:val="it-CH"/>
-        </w:rPr>
-      </w:pPr>
-    </w:p>
-    <w:p>
-      <w:pPr>
-        <w:pStyle w:val="NoSpacing"/>
+        <w:t xml:space="preserve">Il lavoro esplora come ridurre la presenza di allucinazioni nei modelli linguistici (LLM) valutandone l'incertezza sottostante. Utilizzando una benchmark di domande (Vero/Falso), </w:t>
+      </w:r>
+      <w:r>
+        <w:rPr>
+          <w:lang w:val="it-CH"/>
+        </w:rPr>
+        <w:t xml:space="preserve">ne </w:t>
+      </w:r>
+      <w:r>
+        <w:rPr>
+          <w:lang w:val="it-CH"/>
+        </w:rPr>
+        <w:t>abbiamo creat</w:t>
+      </w:r>
+      <w:r>
+        <w:rPr>
+          <w:lang w:val="it-CH"/>
+        </w:rPr>
+        <w:t>e</w:t>
+      </w:r>
+      <w:r>
+        <w:rPr>
+          <w:lang w:val="it-CH"/>
+        </w:rPr>
+        <w:t xml:space="preserve"> diverse varianti per osservare quanto la macchina fosse incerta nel rispondere. Attraverso calcoli statistici e grafici, abbiamo analizzato se i picchi di incertezza coincidano con le risposte sbagliate. L’obiettivo è capire se misurare questa insicurezza permetta di prevedere l'inaffidabilità del modello e rendere il modello più affidabile.</w:t>
+      </w:r>
+    </w:p>
+    <w:p>
+      <w:pPr>
+        <w:rPr>
+          <w:lang w:val="it-CH"/>
+        </w:rPr>
+      </w:pPr>
+    </w:p>
+    <w:p>
+      <w:pPr>
+        <w:rPr>
+          <w:lang w:val="it-CH"/>
+        </w:rPr>
+      </w:pPr>
+    </w:p>
+    <w:p>
+      <w:pPr>
+        <w:pStyle w:val="Nessunaspaziatura"/>
         <w:rPr>
           <w:lang w:val="it-CH"/>
         </w:rPr>
@@ -1595,19 +1619,19 @@
       <w:pPr>
         <w:spacing w:line="240" w:lineRule="auto"/>
         <w:rPr>
-          <w:rStyle w:val="Strong"/>
-        </w:rPr>
-      </w:pPr>
-      <w:r>
-        <w:rPr>
-          <w:rStyle w:val="Strong"/>
+          <w:rStyle w:val="Enfasigrassetto"/>
+        </w:rPr>
+      </w:pPr>
+      <w:r>
+        <w:rPr>
+          <w:rStyle w:val="Enfasigrassetto"/>
         </w:rPr>
         <w:lastRenderedPageBreak/>
         <w:t>Progetto a</w:t>
       </w:r>
       <w:r>
         <w:rPr>
-          <w:rStyle w:val="Strong"/>
+          <w:rStyle w:val="Enfasigrassetto"/>
         </w:rPr>
         <w:t>ssegnato</w:t>
       </w:r>
@@ -1624,19 +1648,51 @@
           <w:lang w:val="it-CH"/>
         </w:rPr>
         <w:t>Qui va riportato il progetto assegnato, nella sua forma originale o in formato equivalente, riportando le informazioni di base sul progetto, in particolare gli obiettivi e i compiti relativi  (max. 2 - 3 pagine).</w:t>
+      </w:r>
+    </w:p>
+    <w:p/>
+    <w:p>
+      <w:r>
+        <w:t>Lo s</w:t>
+      </w:r>
+      <w:r>
+        <w:t xml:space="preserve">copo del progetto è valutare la possibilità di mitigare la presenza di allucinazioni nei large </w:t>
+      </w:r>
+      <w:proofErr w:type="spellStart"/>
+      <w:r>
+        <w:t>language</w:t>
+      </w:r>
+      <w:proofErr w:type="spellEnd"/>
+      <w:r>
+        <w:t xml:space="preserve"> models (</w:t>
+      </w:r>
+      <w:proofErr w:type="spellStart"/>
+      <w:r>
+        <w:t>LLMs</w:t>
+      </w:r>
+      <w:proofErr w:type="spellEnd"/>
+      <w:r>
+        <w:t xml:space="preserve">) mediante tecniche di analisi dell'incertezza. Gli </w:t>
+      </w:r>
+      <w:proofErr w:type="spellStart"/>
+      <w:r>
+        <w:t>LLMs</w:t>
+      </w:r>
+      <w:proofErr w:type="spellEnd"/>
+      <w:r>
+        <w:t xml:space="preserve"> sono modelli probabilistici che, oltre ad un output testuale, restituiscono una distribuzione di probabilità, che può essere correlata all'insorgere di allucinazioni. Se i tentativi fatti finora in questo senso non hanno dato risultati incoraggianti, si sta recentemente prospettando la possibilità di distinguere tipi diversi di incertezza presenti in questi modelli. Una decomposizione di tale incertezza potrebbe realisticamente dare risultati migliori, risolvendo nei fatti una criticità enorme per le applicazioni di AI.</w:t>
       </w:r>
     </w:p>
     <w:p/>
     <w:p/>
-    <w:p/>
-    <w:p>
-      <w:pPr>
-        <w:pStyle w:val="NoSpacing"/>
-      </w:pPr>
-    </w:p>
-    <w:p>
-      <w:pPr>
-        <w:pStyle w:val="Title"/>
+    <w:p>
+      <w:pPr>
+        <w:pStyle w:val="Nessunaspaziatura"/>
+      </w:pPr>
+    </w:p>
+    <w:p>
+      <w:pPr>
+        <w:pStyle w:val="Titolo"/>
         <w:rPr>
           <w:lang w:val="it-CH"/>
         </w:rPr>
@@ -1650,7 +1706,7 @@
     </w:p>
     <w:p>
       <w:pPr>
-        <w:pStyle w:val="Title"/>
+        <w:pStyle w:val="Titolo"/>
       </w:pPr>
       <w:bookmarkStart w:id="0" w:name="_Toc300833159"/>
       <w:bookmarkStart w:id="1" w:name="_Toc73344986"/>
@@ -1664,189 +1720,560 @@
         <w:t>Capitolo 1</w:t>
       </w:r>
     </w:p>
-    <w:p>
-      <w:pPr>
-        <w:pStyle w:val="Heading2"/>
+    <w:bookmarkEnd w:id="1"/>
+    <w:bookmarkEnd w:id="2"/>
+    <w:bookmarkEnd w:id="3"/>
+    <w:bookmarkEnd w:id="4"/>
+    <w:bookmarkEnd w:id="5"/>
+    <w:p>
+      <w:pPr>
+        <w:pStyle w:val="Titolo2"/>
         <w:numPr>
           <w:ilvl w:val="1"/>
           <w:numId w:val="38"/>
         </w:numPr>
       </w:pPr>
       <w:r>
-        <w:t>ZZZZZZZZZZZZZZZZZZ</w:t>
-      </w:r>
-      <w:bookmarkEnd w:id="1"/>
-      <w:bookmarkEnd w:id="2"/>
-      <w:bookmarkEnd w:id="3"/>
-      <w:bookmarkEnd w:id="4"/>
-      <w:bookmarkEnd w:id="5"/>
+        <w:t>Definizione delle incertezze</w:t>
+      </w:r>
     </w:p>
     <w:p>
       <w:pPr>
         <w:pStyle w:val="SUPSITestoArial10"/>
       </w:pPr>
       <w:r>
-        <w:t xml:space="preserve">Lorem ipsum dolor sit </w:t>
-      </w:r>
-      <w:proofErr w:type="spellStart"/>
-      <w:r>
-        <w:t>amet</w:t>
-      </w:r>
-      <w:proofErr w:type="spellEnd"/>
-      <w:r>
-        <w:t xml:space="preserve">, </w:t>
-      </w:r>
-      <w:proofErr w:type="spellStart"/>
-      <w:r>
-        <w:t>consectetur</w:t>
-      </w:r>
-      <w:proofErr w:type="spellEnd"/>
-      <w:r>
-        <w:t xml:space="preserve"> </w:t>
-      </w:r>
-      <w:proofErr w:type="spellStart"/>
-      <w:r>
-        <w:t>adipiscing</w:t>
-      </w:r>
-      <w:proofErr w:type="spellEnd"/>
-      <w:r>
-        <w:t xml:space="preserve"> </w:t>
-      </w:r>
-      <w:proofErr w:type="spellStart"/>
-      <w:r>
-        <w:t>elit</w:t>
-      </w:r>
-      <w:proofErr w:type="spellEnd"/>
-      <w:r>
-        <w:t xml:space="preserve">. Ut </w:t>
-      </w:r>
-      <w:proofErr w:type="spellStart"/>
-      <w:r>
-        <w:t>rutrum</w:t>
-      </w:r>
-      <w:proofErr w:type="spellEnd"/>
-      <w:r>
-        <w:t xml:space="preserve"> </w:t>
-      </w:r>
-      <w:proofErr w:type="spellStart"/>
-      <w:r>
-        <w:t>fringilla</w:t>
-      </w:r>
-      <w:proofErr w:type="spellEnd"/>
-      <w:r>
-        <w:t xml:space="preserve"> </w:t>
-      </w:r>
-      <w:proofErr w:type="spellStart"/>
-      <w:r>
-        <w:t>tortor</w:t>
-      </w:r>
-      <w:proofErr w:type="spellEnd"/>
-      <w:r>
-        <w:t xml:space="preserve">, id </w:t>
-      </w:r>
-      <w:proofErr w:type="spellStart"/>
-      <w:r>
-        <w:t>ullamcorper</w:t>
-      </w:r>
-      <w:proofErr w:type="spellEnd"/>
-      <w:r>
-        <w:t xml:space="preserve"> </w:t>
-      </w:r>
-      <w:proofErr w:type="spellStart"/>
-      <w:r>
-        <w:t>mauris</w:t>
-      </w:r>
-      <w:proofErr w:type="spellEnd"/>
-      <w:r>
-        <w:t xml:space="preserve"> </w:t>
-      </w:r>
-      <w:proofErr w:type="spellStart"/>
-      <w:r>
-        <w:t>elementum</w:t>
-      </w:r>
-      <w:proofErr w:type="spellEnd"/>
-      <w:r>
-        <w:t xml:space="preserve"> sit </w:t>
-      </w:r>
-      <w:proofErr w:type="spellStart"/>
-      <w:r>
-        <w:t>amet</w:t>
-      </w:r>
-      <w:proofErr w:type="spellEnd"/>
-      <w:r>
-        <w:t xml:space="preserve">. Mauris nec </w:t>
-      </w:r>
-      <w:proofErr w:type="spellStart"/>
-      <w:r>
-        <w:t>tellus</w:t>
-      </w:r>
-      <w:proofErr w:type="spellEnd"/>
-      <w:r>
-        <w:t xml:space="preserve"> </w:t>
-      </w:r>
-      <w:proofErr w:type="spellStart"/>
-      <w:r>
-        <w:t>purus</w:t>
-      </w:r>
-      <w:proofErr w:type="spellEnd"/>
-      <w:r>
-        <w:t xml:space="preserve">, vitae </w:t>
-      </w:r>
-      <w:proofErr w:type="spellStart"/>
-      <w:r>
-        <w:t>sollicitudin</w:t>
-      </w:r>
-      <w:proofErr w:type="spellEnd"/>
-      <w:r>
-        <w:t xml:space="preserve"> nunc. Aenean </w:t>
-      </w:r>
-      <w:proofErr w:type="spellStart"/>
-      <w:r>
-        <w:t>suscipit</w:t>
-      </w:r>
-      <w:proofErr w:type="spellEnd"/>
-      <w:r>
-        <w:t>, ipsum vel</w:t>
-      </w:r>
-    </w:p>
-    <w:p>
-      <w:pPr>
-        <w:pStyle w:val="Heading3"/>
-        <w:numPr>
-          <w:ilvl w:val="2"/>
-          <w:numId w:val="0"/>
-        </w:numPr>
-        <w:tabs>
-          <w:tab w:val="num" w:pos="720"/>
-        </w:tabs>
-        <w:spacing w:before="360" w:after="120" w:line="240" w:lineRule="auto"/>
-        <w:ind w:left="720" w:hanging="720"/>
+        <w:br/>
+      </w:r>
+      <w:proofErr w:type="spellStart"/>
+      <w:r>
+        <w:t>Definiamo</w:t>
+      </w:r>
+      <w:proofErr w:type="spellEnd"/>
+      <w:r>
+        <w:t xml:space="preserve"> </w:t>
+      </w:r>
+      <w:proofErr w:type="gramStart"/>
+      <w:r>
+        <w:t>come</w:t>
+      </w:r>
+      <w:proofErr w:type="gramEnd"/>
+      <w:r>
+        <w:t xml:space="preserve"> </w:t>
+      </w:r>
+      <w:proofErr w:type="spellStart"/>
+      <w:r>
+        <w:rPr>
+          <w:b/>
+          <w:bCs/>
+        </w:rPr>
+        <w:t>Incertezza</w:t>
+      </w:r>
+      <w:proofErr w:type="spellEnd"/>
+      <w:r>
+        <w:rPr>
+          <w:b/>
+          <w:bCs/>
+        </w:rPr>
+        <w:t xml:space="preserve"> </w:t>
+      </w:r>
+      <w:proofErr w:type="spellStart"/>
+      <w:r>
+        <w:rPr>
+          <w:b/>
+          <w:bCs/>
+        </w:rPr>
+        <w:t>aleatoria</w:t>
+      </w:r>
+      <w:proofErr w:type="spellEnd"/>
+      <w:r>
+        <w:t xml:space="preserve"> </w:t>
+      </w:r>
+      <w:proofErr w:type="spellStart"/>
+      <w:r>
+        <w:t>quella</w:t>
+      </w:r>
+      <w:proofErr w:type="spellEnd"/>
+      <w:r>
+        <w:t xml:space="preserve"> </w:t>
+      </w:r>
+      <w:proofErr w:type="spellStart"/>
+      <w:r>
+        <w:t>che</w:t>
+      </w:r>
+      <w:proofErr w:type="spellEnd"/>
+      <w:r>
+        <w:t xml:space="preserve"> </w:t>
+      </w:r>
+      <w:proofErr w:type="spellStart"/>
+      <w:r>
+        <w:t>deriva</w:t>
+      </w:r>
+      <w:proofErr w:type="spellEnd"/>
+      <w:r>
+        <w:t xml:space="preserve"> </w:t>
+      </w:r>
+      <w:proofErr w:type="spellStart"/>
+      <w:r>
+        <w:t>dalla</w:t>
+      </w:r>
+      <w:proofErr w:type="spellEnd"/>
+      <w:r>
+        <w:t xml:space="preserve"> natura </w:t>
+      </w:r>
+      <w:proofErr w:type="spellStart"/>
+      <w:r>
+        <w:t>intrisecamente</w:t>
+      </w:r>
+      <w:proofErr w:type="spellEnd"/>
+      <w:r>
+        <w:t xml:space="preserve"> </w:t>
+      </w:r>
+      <w:proofErr w:type="spellStart"/>
+      <w:r>
+        <w:t>stocastica</w:t>
+      </w:r>
+      <w:proofErr w:type="spellEnd"/>
+      <w:r>
+        <w:t xml:space="preserve"> del </w:t>
+      </w:r>
+      <w:proofErr w:type="spellStart"/>
+      <w:r>
+        <w:t>processo</w:t>
+      </w:r>
+      <w:proofErr w:type="spellEnd"/>
+      <w:r>
+        <w:t xml:space="preserve"> </w:t>
+      </w:r>
+      <w:proofErr w:type="spellStart"/>
+      <w:r>
+        <w:t>stesso</w:t>
+      </w:r>
+      <w:proofErr w:type="spellEnd"/>
+      <w:r>
+        <w:t xml:space="preserve"> </w:t>
+      </w:r>
+      <w:proofErr w:type="spellStart"/>
+      <w:r>
+        <w:t>che</w:t>
+      </w:r>
+      <w:proofErr w:type="spellEnd"/>
+      <w:r>
+        <w:t xml:space="preserve"> genera </w:t>
+      </w:r>
+      <w:proofErr w:type="spellStart"/>
+      <w:r>
+        <w:t>i</w:t>
+      </w:r>
+      <w:proofErr w:type="spellEnd"/>
+      <w:r>
+        <w:t xml:space="preserve"> </w:t>
+      </w:r>
+      <w:proofErr w:type="spellStart"/>
+      <w:r>
+        <w:t>dati</w:t>
+      </w:r>
+      <w:proofErr w:type="spellEnd"/>
+      <w:r>
+        <w:t>. È il “</w:t>
+      </w:r>
+      <w:proofErr w:type="spellStart"/>
+      <w:r>
+        <w:t>rumore</w:t>
+      </w:r>
+      <w:proofErr w:type="spellEnd"/>
+      <w:r>
+        <w:t xml:space="preserve">” </w:t>
+      </w:r>
+      <w:proofErr w:type="spellStart"/>
+      <w:r>
+        <w:t>naturalmente</w:t>
+      </w:r>
+      <w:proofErr w:type="spellEnd"/>
+      <w:r>
+        <w:t xml:space="preserve"> </w:t>
+      </w:r>
+      <w:proofErr w:type="spellStart"/>
+      <w:r>
+        <w:t>presente</w:t>
+      </w:r>
+      <w:proofErr w:type="spellEnd"/>
+      <w:r>
+        <w:t xml:space="preserve"> </w:t>
+      </w:r>
+      <w:proofErr w:type="spellStart"/>
+      <w:r>
+        <w:t>nel</w:t>
+      </w:r>
+      <w:proofErr w:type="spellEnd"/>
+      <w:r>
+        <w:t xml:space="preserve"> </w:t>
+      </w:r>
+      <w:proofErr w:type="spellStart"/>
+      <w:r>
+        <w:t>processo</w:t>
+      </w:r>
+      <w:proofErr w:type="spellEnd"/>
+      <w:r>
+        <w:t xml:space="preserve">. È </w:t>
+      </w:r>
+      <w:proofErr w:type="spellStart"/>
+      <w:r>
+        <w:t>considerata</w:t>
+      </w:r>
+      <w:proofErr w:type="spellEnd"/>
+      <w:r>
+        <w:t xml:space="preserve"> </w:t>
+      </w:r>
+      <w:proofErr w:type="spellStart"/>
+      <w:r>
+        <w:t>una</w:t>
+      </w:r>
+      <w:proofErr w:type="spellEnd"/>
+      <w:r>
+        <w:t xml:space="preserve"> </w:t>
+      </w:r>
+      <w:proofErr w:type="spellStart"/>
+      <w:r>
+        <w:t>caratteristica</w:t>
+      </w:r>
+      <w:proofErr w:type="spellEnd"/>
+      <w:r>
+        <w:t xml:space="preserve"> non </w:t>
+      </w:r>
+      <w:proofErr w:type="spellStart"/>
+      <w:r>
+        <w:t>riducibile</w:t>
+      </w:r>
+      <w:proofErr w:type="spellEnd"/>
+      <w:r>
+        <w:t xml:space="preserve"> </w:t>
+      </w:r>
+      <w:proofErr w:type="spellStart"/>
+      <w:r>
+        <w:t>poichè</w:t>
+      </w:r>
+      <w:proofErr w:type="spellEnd"/>
+      <w:r>
+        <w:t xml:space="preserve"> non </w:t>
+      </w:r>
+      <w:proofErr w:type="spellStart"/>
+      <w:r>
+        <w:t>può</w:t>
+      </w:r>
+      <w:proofErr w:type="spellEnd"/>
+      <w:r>
+        <w:t xml:space="preserve"> </w:t>
+      </w:r>
+      <w:proofErr w:type="spellStart"/>
+      <w:r>
+        <w:t>essere</w:t>
+      </w:r>
+      <w:proofErr w:type="spellEnd"/>
+      <w:r>
+        <w:t xml:space="preserve"> </w:t>
+      </w:r>
+      <w:proofErr w:type="spellStart"/>
+      <w:r>
+        <w:t>eliminata</w:t>
+      </w:r>
+      <w:proofErr w:type="spellEnd"/>
+      <w:r>
+        <w:t xml:space="preserve"> </w:t>
+      </w:r>
+      <w:proofErr w:type="spellStart"/>
+      <w:r>
+        <w:t>nemmeno</w:t>
+      </w:r>
+      <w:proofErr w:type="spellEnd"/>
+      <w:r>
+        <w:t xml:space="preserve"> </w:t>
+      </w:r>
+      <w:proofErr w:type="spellStart"/>
+      <w:r>
+        <w:t>aumentando</w:t>
+      </w:r>
+      <w:proofErr w:type="spellEnd"/>
+      <w:r>
+        <w:t xml:space="preserve"> il </w:t>
+      </w:r>
+      <w:proofErr w:type="spellStart"/>
+      <w:r>
+        <w:t>numero</w:t>
+      </w:r>
+      <w:proofErr w:type="spellEnd"/>
+      <w:r>
+        <w:t xml:space="preserve"> di </w:t>
+      </w:r>
+      <w:proofErr w:type="spellStart"/>
+      <w:r>
+        <w:t>dati</w:t>
+      </w:r>
+      <w:proofErr w:type="spellEnd"/>
+      <w:r>
+        <w:t xml:space="preserve"> </w:t>
+      </w:r>
+      <w:proofErr w:type="spellStart"/>
+      <w:r>
+        <w:t>raccolti</w:t>
+      </w:r>
+      <w:proofErr w:type="spellEnd"/>
+      <w:r>
+        <w:t xml:space="preserve">. </w:t>
+      </w:r>
+      <w:r>
+        <w:br/>
+      </w:r>
+      <w:proofErr w:type="spellStart"/>
+      <w:r>
+        <w:t>Definiamo</w:t>
+      </w:r>
+      <w:proofErr w:type="spellEnd"/>
+      <w:r>
+        <w:t xml:space="preserve"> </w:t>
+      </w:r>
+      <w:proofErr w:type="spellStart"/>
+      <w:r>
+        <w:t>invece</w:t>
+      </w:r>
+      <w:proofErr w:type="spellEnd"/>
+      <w:r>
+        <w:t xml:space="preserve"> come </w:t>
+      </w:r>
+      <w:proofErr w:type="spellStart"/>
+      <w:r>
+        <w:rPr>
+          <w:b/>
+          <w:bCs/>
+        </w:rPr>
+        <w:t>Incertezza</w:t>
+      </w:r>
+      <w:proofErr w:type="spellEnd"/>
+      <w:r>
+        <w:rPr>
+          <w:b/>
+          <w:bCs/>
+        </w:rPr>
+        <w:t xml:space="preserve"> </w:t>
+      </w:r>
+      <w:proofErr w:type="spellStart"/>
+      <w:r>
+        <w:rPr>
+          <w:b/>
+          <w:bCs/>
+        </w:rPr>
+        <w:t>epistemica</w:t>
+      </w:r>
+      <w:proofErr w:type="spellEnd"/>
+      <w:r>
+        <w:rPr>
+          <w:b/>
+          <w:bCs/>
+        </w:rPr>
+        <w:t xml:space="preserve"> </w:t>
+      </w:r>
+      <w:proofErr w:type="spellStart"/>
+      <w:r>
+        <w:t>quella</w:t>
+      </w:r>
+      <w:proofErr w:type="spellEnd"/>
+      <w:r>
+        <w:t xml:space="preserve"> causata </w:t>
+      </w:r>
+      <w:proofErr w:type="spellStart"/>
+      <w:r>
+        <w:t>unicamente</w:t>
+      </w:r>
+      <w:proofErr w:type="spellEnd"/>
+      <w:r>
+        <w:t xml:space="preserve"> </w:t>
+      </w:r>
+      <w:proofErr w:type="spellStart"/>
+      <w:r>
+        <w:t>dalla</w:t>
+      </w:r>
+      <w:proofErr w:type="spellEnd"/>
+      <w:r>
+        <w:t xml:space="preserve"> </w:t>
+      </w:r>
+      <w:proofErr w:type="spellStart"/>
+      <w:r>
+        <w:t>conoscienza</w:t>
+      </w:r>
+      <w:proofErr w:type="spellEnd"/>
+      <w:r>
+        <w:t xml:space="preserve"> </w:t>
+      </w:r>
+      <w:proofErr w:type="spellStart"/>
+      <w:r>
+        <w:t>incompleta</w:t>
+      </w:r>
+      <w:proofErr w:type="spellEnd"/>
+      <w:r>
+        <w:t xml:space="preserve"> </w:t>
+      </w:r>
+      <w:proofErr w:type="spellStart"/>
+      <w:r>
+        <w:t>che</w:t>
+      </w:r>
+      <w:proofErr w:type="spellEnd"/>
+      <w:r>
+        <w:t xml:space="preserve"> il </w:t>
+      </w:r>
+      <w:proofErr w:type="spellStart"/>
+      <w:r>
+        <w:t>modello</w:t>
+      </w:r>
+      <w:proofErr w:type="spellEnd"/>
+      <w:r>
+        <w:t xml:space="preserve"> </w:t>
+      </w:r>
+      <w:r>
+        <w:t xml:space="preserve">ha </w:t>
+      </w:r>
+      <w:proofErr w:type="spellStart"/>
+      <w:r>
+        <w:t>riguardo</w:t>
+      </w:r>
+      <w:proofErr w:type="spellEnd"/>
+      <w:r>
+        <w:t xml:space="preserve"> al </w:t>
+      </w:r>
+      <w:proofErr w:type="spellStart"/>
+      <w:r>
+        <w:t>processo</w:t>
+      </w:r>
+      <w:proofErr w:type="spellEnd"/>
+      <w:r>
+        <w:t xml:space="preserve"> </w:t>
+      </w:r>
+      <w:proofErr w:type="spellStart"/>
+      <w:r>
+        <w:t>che</w:t>
+      </w:r>
+      <w:proofErr w:type="spellEnd"/>
+      <w:r>
+        <w:t xml:space="preserve"> genera </w:t>
+      </w:r>
+      <w:proofErr w:type="spellStart"/>
+      <w:r>
+        <w:t>i</w:t>
+      </w:r>
+      <w:proofErr w:type="spellEnd"/>
+      <w:r>
+        <w:t xml:space="preserve"> </w:t>
+      </w:r>
+      <w:proofErr w:type="spellStart"/>
+      <w:r>
+        <w:t>dati</w:t>
+      </w:r>
+      <w:proofErr w:type="spellEnd"/>
+      <w:r>
+        <w:t>.</w:t>
+      </w:r>
+      <w:r>
+        <w:t xml:space="preserve"> </w:t>
+      </w:r>
+      <w:proofErr w:type="spellStart"/>
+      <w:r>
+        <w:t>Questo</w:t>
+      </w:r>
+      <w:proofErr w:type="spellEnd"/>
+      <w:r>
+        <w:t xml:space="preserve"> </w:t>
+      </w:r>
+      <w:proofErr w:type="spellStart"/>
+      <w:r>
+        <w:t>tipo</w:t>
+      </w:r>
+      <w:proofErr w:type="spellEnd"/>
+      <w:r>
+        <w:t xml:space="preserve"> di </w:t>
+      </w:r>
+      <w:proofErr w:type="spellStart"/>
+      <w:r>
+        <w:t>incertezza</w:t>
+      </w:r>
+      <w:proofErr w:type="spellEnd"/>
+      <w:r>
+        <w:t xml:space="preserve"> al </w:t>
+      </w:r>
+      <w:proofErr w:type="spellStart"/>
+      <w:r>
+        <w:t>contrario</w:t>
+      </w:r>
+      <w:proofErr w:type="spellEnd"/>
+      <w:r>
+        <w:t xml:space="preserve"> della </w:t>
+      </w:r>
+      <w:proofErr w:type="spellStart"/>
+      <w:r>
+        <w:t>precedente</w:t>
+      </w:r>
+      <w:proofErr w:type="spellEnd"/>
+      <w:r>
+        <w:t xml:space="preserve"> </w:t>
+      </w:r>
+      <w:proofErr w:type="spellStart"/>
+      <w:r>
+        <w:t>può</w:t>
+      </w:r>
+      <w:proofErr w:type="spellEnd"/>
+      <w:r>
+        <w:t xml:space="preserve"> </w:t>
+      </w:r>
+      <w:proofErr w:type="spellStart"/>
+      <w:r>
+        <w:t>essere</w:t>
+      </w:r>
+      <w:proofErr w:type="spellEnd"/>
+      <w:r>
+        <w:t xml:space="preserve"> </w:t>
+      </w:r>
+      <w:proofErr w:type="spellStart"/>
+      <w:r>
+        <w:t>ridotta</w:t>
+      </w:r>
+      <w:proofErr w:type="spellEnd"/>
+      <w:r>
+        <w:t xml:space="preserve"> </w:t>
+      </w:r>
+    </w:p>
+    <w:p>
+      <w:pPr>
+        <w:pStyle w:val="Titolo2"/>
         <w:rPr>
           <w:lang w:val="en-US"/>
         </w:rPr>
       </w:pPr>
-      <w:bookmarkStart w:id="6" w:name="_Toc73344987"/>
-      <w:bookmarkStart w:id="7" w:name="_Toc73345128"/>
-      <w:bookmarkStart w:id="8" w:name="_Toc73345143"/>
-      <w:bookmarkStart w:id="9" w:name="_Toc82498935"/>
-      <w:bookmarkStart w:id="10" w:name="_Toc82498956"/>
+      <w:bookmarkStart w:id="6" w:name="_Toc73344988"/>
+      <w:bookmarkStart w:id="7" w:name="_Toc73345129"/>
+      <w:bookmarkStart w:id="8" w:name="_Toc73345144"/>
+      <w:bookmarkStart w:id="9" w:name="_Toc82498936"/>
+      <w:bookmarkStart w:id="10" w:name="_Toc82498957"/>
       <w:r>
         <w:rPr>
           <w:lang w:val="en-US"/>
         </w:rPr>
-        <w:t xml:space="preserve">1.1.1 </w:t>
-      </w:r>
-      <w:r>
-        <w:rPr>
-          <w:lang w:val="en-US"/>
-        </w:rPr>
-        <w:t>AAAAAAAAAAAAAAAAAA</w:t>
+        <w:t xml:space="preserve">1.2 </w:t>
       </w:r>
       <w:bookmarkEnd w:id="6"/>
       <w:bookmarkEnd w:id="7"/>
       <w:bookmarkEnd w:id="8"/>
       <w:bookmarkEnd w:id="9"/>
       <w:bookmarkEnd w:id="10"/>
+      <w:proofErr w:type="spellStart"/>
+      <w:r>
+        <w:t>Definizioni</w:t>
+      </w:r>
+      <w:proofErr w:type="spellEnd"/>
+      <w:r>
+        <w:t xml:space="preserve"> </w:t>
+      </w:r>
+      <w:proofErr w:type="spellStart"/>
+      <w:r>
+        <w:t>importanti</w:t>
+      </w:r>
+      <w:proofErr w:type="spellEnd"/>
     </w:p>
     <w:p>
       <w:pPr>
@@ -1855,3296 +2282,1144 @@
           <w:lang w:val="fr-FR"/>
         </w:rPr>
       </w:pPr>
-      <w:r>
-        <w:t xml:space="preserve">Lorem ipsum dolor sit </w:t>
-      </w:r>
-      <w:proofErr w:type="spellStart"/>
-      <w:r>
-        <w:t>amet</w:t>
-      </w:r>
-      <w:proofErr w:type="spellEnd"/>
-      <w:r>
-        <w:t xml:space="preserve">, </w:t>
-      </w:r>
-      <w:proofErr w:type="spellStart"/>
-      <w:r>
-        <w:t>consectetur</w:t>
-      </w:r>
-      <w:proofErr w:type="spellEnd"/>
-      <w:r>
-        <w:t xml:space="preserve"> </w:t>
-      </w:r>
-      <w:proofErr w:type="spellStart"/>
-      <w:r>
-        <w:t>adipiscing</w:t>
-      </w:r>
-      <w:proofErr w:type="spellEnd"/>
-      <w:r>
-        <w:t xml:space="preserve"> </w:t>
-      </w:r>
-      <w:proofErr w:type="spellStart"/>
-      <w:r>
-        <w:t>elit</w:t>
-      </w:r>
-      <w:proofErr w:type="spellEnd"/>
-      <w:r>
-        <w:t xml:space="preserve">. Ut </w:t>
-      </w:r>
-      <w:proofErr w:type="spellStart"/>
-      <w:r>
-        <w:t>rutrum</w:t>
-      </w:r>
-      <w:proofErr w:type="spellEnd"/>
-      <w:r>
-        <w:t xml:space="preserve"> </w:t>
-      </w:r>
-      <w:proofErr w:type="spellStart"/>
-      <w:r>
-        <w:t>fringilla</w:t>
-      </w:r>
-      <w:proofErr w:type="spellEnd"/>
-      <w:r>
-        <w:t xml:space="preserve"> </w:t>
-      </w:r>
-      <w:proofErr w:type="spellStart"/>
-      <w:r>
-        <w:t>tortor</w:t>
-      </w:r>
-      <w:proofErr w:type="spellEnd"/>
-      <w:r>
-        <w:t xml:space="preserve">, id </w:t>
-      </w:r>
-      <w:proofErr w:type="spellStart"/>
-      <w:r>
-        <w:t>ullamcorper</w:t>
-      </w:r>
-      <w:proofErr w:type="spellEnd"/>
-      <w:r>
-        <w:t xml:space="preserve"> </w:t>
-      </w:r>
-      <w:proofErr w:type="spellStart"/>
-      <w:r>
-        <w:t>mauris</w:t>
-      </w:r>
-      <w:proofErr w:type="spellEnd"/>
-      <w:r>
-        <w:t xml:space="preserve"> </w:t>
-      </w:r>
-      <w:proofErr w:type="spellStart"/>
-      <w:r>
-        <w:t>elementum</w:t>
-      </w:r>
-      <w:proofErr w:type="spellEnd"/>
-      <w:r>
-        <w:t xml:space="preserve"> sit </w:t>
-      </w:r>
-      <w:proofErr w:type="spellStart"/>
-      <w:r>
-        <w:t>amet</w:t>
-      </w:r>
-      <w:proofErr w:type="spellEnd"/>
-      <w:r>
-        <w:t xml:space="preserve">. Mauris nec </w:t>
-      </w:r>
-      <w:proofErr w:type="spellStart"/>
-      <w:r>
-        <w:t>tellus</w:t>
-      </w:r>
-      <w:proofErr w:type="spellEnd"/>
-      <w:r>
-        <w:t xml:space="preserve"> </w:t>
-      </w:r>
-      <w:proofErr w:type="spellStart"/>
-      <w:r>
-        <w:t>purus</w:t>
-      </w:r>
-      <w:proofErr w:type="spellEnd"/>
-      <w:r>
-        <w:t xml:space="preserve">, vitae </w:t>
-      </w:r>
-      <w:proofErr w:type="spellStart"/>
-      <w:r>
-        <w:t>sollicitudin</w:t>
-      </w:r>
-      <w:proofErr w:type="spellEnd"/>
-      <w:r>
-        <w:t xml:space="preserve"> nunc. Aenean </w:t>
-      </w:r>
-      <w:proofErr w:type="spellStart"/>
-      <w:r>
-        <w:t>suscipit</w:t>
-      </w:r>
-      <w:proofErr w:type="spellEnd"/>
-      <w:r>
-        <w:t xml:space="preserve">, ipsum vel </w:t>
-      </w:r>
-      <w:proofErr w:type="spellStart"/>
-      <w:r>
-        <w:t>vulputate</w:t>
-      </w:r>
-      <w:proofErr w:type="spellEnd"/>
-      <w:r>
-        <w:t xml:space="preserve"> </w:t>
-      </w:r>
-      <w:proofErr w:type="spellStart"/>
-      <w:r>
-        <w:t>lobortis</w:t>
-      </w:r>
-      <w:proofErr w:type="spellEnd"/>
-      <w:r>
-        <w:t xml:space="preserve">, </w:t>
-      </w:r>
-      <w:proofErr w:type="spellStart"/>
-      <w:r>
-        <w:t>orci</w:t>
-      </w:r>
-      <w:proofErr w:type="spellEnd"/>
-      <w:r>
-        <w:t xml:space="preserve"> </w:t>
-      </w:r>
-      <w:proofErr w:type="spellStart"/>
-      <w:r>
-        <w:t>purus</w:t>
-      </w:r>
-      <w:proofErr w:type="spellEnd"/>
-      <w:r>
-        <w:t xml:space="preserve"> </w:t>
-      </w:r>
-      <w:proofErr w:type="spellStart"/>
-      <w:r>
-        <w:t>consectetur</w:t>
-      </w:r>
-      <w:proofErr w:type="spellEnd"/>
-      <w:r>
-        <w:t xml:space="preserve"> </w:t>
-      </w:r>
-      <w:proofErr w:type="spellStart"/>
-      <w:r>
-        <w:t>felis</w:t>
-      </w:r>
-      <w:proofErr w:type="spellEnd"/>
-      <w:r>
-        <w:t xml:space="preserve">, sed </w:t>
-      </w:r>
-      <w:proofErr w:type="spellStart"/>
-      <w:r>
-        <w:t>luctus</w:t>
-      </w:r>
-      <w:proofErr w:type="spellEnd"/>
-      <w:r>
-        <w:t xml:space="preserve"> </w:t>
-      </w:r>
-      <w:proofErr w:type="spellStart"/>
-      <w:r>
-        <w:t>neque</w:t>
-      </w:r>
-      <w:proofErr w:type="spellEnd"/>
-      <w:r>
-        <w:t xml:space="preserve"> dui </w:t>
-      </w:r>
-      <w:proofErr w:type="spellStart"/>
-      <w:r>
-        <w:t>eu</w:t>
-      </w:r>
-      <w:proofErr w:type="spellEnd"/>
-      <w:r>
-        <w:t xml:space="preserve"> </w:t>
-      </w:r>
-      <w:proofErr w:type="spellStart"/>
-      <w:r>
-        <w:t>odio</w:t>
-      </w:r>
-      <w:proofErr w:type="spellEnd"/>
-      <w:r>
+      <w:proofErr w:type="spellStart"/>
+      <w:r>
+        <w:t>Temperatura</w:t>
+      </w:r>
+      <w:proofErr w:type="spellEnd"/>
+      <w:r>
+        <w:t xml:space="preserve">: la </w:t>
+      </w:r>
+      <w:proofErr w:type="spellStart"/>
+      <w:r>
+        <w:t>temperatura</w:t>
+      </w:r>
+      <w:proofErr w:type="spellEnd"/>
+      <w:r>
+        <w:t xml:space="preserve"> è un </w:t>
+      </w:r>
+      <w:proofErr w:type="spellStart"/>
+      <w:r>
+        <w:t>parametro</w:t>
+      </w:r>
+      <w:proofErr w:type="spellEnd"/>
+      <w:r>
+        <w:t xml:space="preserve"> </w:t>
+      </w:r>
+      <w:proofErr w:type="spellStart"/>
+      <w:r>
+        <w:t>presente</w:t>
+      </w:r>
+      <w:proofErr w:type="spellEnd"/>
+      <w:r>
+        <w:t xml:space="preserve"> </w:t>
+      </w:r>
+      <w:proofErr w:type="spellStart"/>
+      <w:r>
+        <w:t>all’interno</w:t>
+      </w:r>
+      <w:proofErr w:type="spellEnd"/>
+      <w:r>
+        <w:t xml:space="preserve"> di ogni Large Language Model </w:t>
+      </w:r>
+      <w:proofErr w:type="spellStart"/>
+      <w:r>
+        <w:t>che</w:t>
+      </w:r>
+      <w:proofErr w:type="spellEnd"/>
+      <w:r>
+        <w:t xml:space="preserve"> </w:t>
+      </w:r>
+      <w:proofErr w:type="spellStart"/>
+      <w:r>
+        <w:t>determina</w:t>
+      </w:r>
+      <w:proofErr w:type="spellEnd"/>
+      <w:r>
+        <w:t xml:space="preserve"> il </w:t>
+      </w:r>
+      <w:proofErr w:type="spellStart"/>
+      <w:r>
+        <w:t>livello</w:t>
+      </w:r>
+      <w:proofErr w:type="spellEnd"/>
+      <w:r>
+        <w:t xml:space="preserve"> di </w:t>
+      </w:r>
+      <w:proofErr w:type="spellStart"/>
+      <w:r>
+        <w:t>casualità</w:t>
+      </w:r>
+      <w:proofErr w:type="spellEnd"/>
+      <w:r>
+        <w:t xml:space="preserve"> del </w:t>
+      </w:r>
+      <w:proofErr w:type="spellStart"/>
+      <w:r>
+        <w:t>modello</w:t>
+      </w:r>
+      <w:proofErr w:type="spellEnd"/>
+      <w:r>
+        <w:t xml:space="preserve">. Un </w:t>
+      </w:r>
+      <w:proofErr w:type="spellStart"/>
+      <w:r>
+        <w:t>livello</w:t>
+      </w:r>
+      <w:proofErr w:type="spellEnd"/>
+      <w:r>
+        <w:t xml:space="preserve"> di temperature pari a 0 </w:t>
+      </w:r>
+      <w:proofErr w:type="spellStart"/>
+      <w:r>
+        <w:t>rende</w:t>
+      </w:r>
+      <w:proofErr w:type="spellEnd"/>
+      <w:r>
+        <w:t xml:space="preserve"> il </w:t>
+      </w:r>
+      <w:proofErr w:type="spellStart"/>
+      <w:r>
+        <w:t>modello</w:t>
+      </w:r>
+      <w:proofErr w:type="spellEnd"/>
+      <w:r>
+        <w:t xml:space="preserve"> </w:t>
+      </w:r>
+      <w:proofErr w:type="spellStart"/>
+      <w:r>
+        <w:t>completamente</w:t>
+      </w:r>
+      <w:proofErr w:type="spellEnd"/>
+      <w:r>
+        <w:t xml:space="preserve"> </w:t>
+      </w:r>
+      <w:proofErr w:type="spellStart"/>
+      <w:r>
+        <w:t>deterministico</w:t>
+      </w:r>
+      <w:proofErr w:type="spellEnd"/>
+      <w:r>
+        <w:t xml:space="preserve"> </w:t>
+      </w:r>
+      <w:proofErr w:type="spellStart"/>
+      <w:r>
+        <w:t>mentre</w:t>
+      </w:r>
+      <w:proofErr w:type="spellEnd"/>
+      <w:r>
+        <w:t xml:space="preserve"> un </w:t>
+      </w:r>
+      <w:proofErr w:type="spellStart"/>
+      <w:r>
+        <w:t>livello</w:t>
+      </w:r>
+      <w:proofErr w:type="spellEnd"/>
+      <w:r>
+        <w:t xml:space="preserve"> </w:t>
+      </w:r>
+      <w:proofErr w:type="spellStart"/>
+      <w:r>
+        <w:t>superiore</w:t>
+      </w:r>
+      <w:proofErr w:type="spellEnd"/>
+      <w:r>
+        <w:t xml:space="preserve"> a 1 </w:t>
+      </w:r>
+      <w:proofErr w:type="spellStart"/>
+      <w:r>
+        <w:t>rende</w:t>
+      </w:r>
+      <w:proofErr w:type="spellEnd"/>
+      <w:r>
+        <w:t xml:space="preserve"> il </w:t>
+      </w:r>
+      <w:proofErr w:type="spellStart"/>
+      <w:r>
+        <w:t>modello</w:t>
+      </w:r>
+      <w:proofErr w:type="spellEnd"/>
+      <w:r>
+        <w:t xml:space="preserve"> </w:t>
+      </w:r>
+      <w:proofErr w:type="spellStart"/>
+      <w:r>
+        <w:t>più</w:t>
+      </w:r>
+      <w:proofErr w:type="spellEnd"/>
+      <w:r>
+        <w:t xml:space="preserve"> </w:t>
+      </w:r>
+      <w:proofErr w:type="spellStart"/>
+      <w:r>
+        <w:t>creativo</w:t>
+      </w:r>
+      <w:proofErr w:type="spellEnd"/>
+      <w:r>
+        <w:t xml:space="preserve"> </w:t>
+      </w:r>
+      <w:proofErr w:type="spellStart"/>
+      <w:r>
+        <w:t>nella</w:t>
+      </w:r>
+      <w:proofErr w:type="spellEnd"/>
+      <w:r>
+        <w:t xml:space="preserve"> </w:t>
+      </w:r>
+      <w:proofErr w:type="spellStart"/>
+      <w:r>
+        <w:t>generazione</w:t>
+      </w:r>
+      <w:proofErr w:type="spellEnd"/>
+      <w:r>
+        <w:t xml:space="preserve"> della </w:t>
+      </w:r>
+      <w:proofErr w:type="spellStart"/>
+      <w:r>
+        <w:t>risposta</w:t>
+      </w:r>
+      <w:proofErr w:type="spellEnd"/>
+    </w:p>
+    <w:p>
+      <w:pPr>
+        <w:pStyle w:val="SUPSITestoArial10"/>
+        <w:rPr>
+          <w:lang w:val="it-IT"/>
+        </w:rPr>
+      </w:pPr>
+      <w:r>
+        <w:rPr>
+          <w:lang w:val="it-IT"/>
+        </w:rPr>
+        <w:t>Semplificando; q</w:t>
+      </w:r>
+      <w:r>
+        <w:rPr>
+          <w:lang w:val="it-IT"/>
+        </w:rPr>
+        <w:t xml:space="preserve">uando un LLM deve prevedere la parola successiva, elabora il prompt attraverso la sua rete neurale e </w:t>
+      </w:r>
+      <w:r>
+        <w:rPr>
+          <w:lang w:val="it-IT"/>
+        </w:rPr>
+        <w:t xml:space="preserve">restituisce </w:t>
+      </w:r>
+      <w:r>
+        <w:rPr>
+          <w:lang w:val="it-IT"/>
+        </w:rPr>
+        <w:t>un vettore di numeri</w:t>
+      </w:r>
+      <w:r>
+        <w:rPr>
+          <w:lang w:val="it-IT"/>
+        </w:rPr>
+        <w:t xml:space="preserve"> (</w:t>
+      </w:r>
+      <w:proofErr w:type="spellStart"/>
+      <w:r>
+        <w:rPr>
+          <w:lang w:val="it-IT"/>
+        </w:rPr>
+        <w:t>log_probability</w:t>
+      </w:r>
+      <w:proofErr w:type="spellEnd"/>
+      <w:r>
+        <w:rPr>
+          <w:lang w:val="it-IT"/>
+        </w:rPr>
+        <w:t xml:space="preserve">). </w:t>
+      </w:r>
+      <w:r>
+        <w:rPr>
+          <w:lang w:val="it-IT"/>
+        </w:rPr>
+        <w:t>Ognuno di questi numeri rappresenta un punteggio grezzo</w:t>
+      </w:r>
+      <w:r>
+        <w:rPr>
+          <w:lang w:val="it-IT"/>
+        </w:rPr>
+        <w:t>, che noi trasformiamo in percentuale,</w:t>
+      </w:r>
+      <w:r>
+        <w:rPr>
+          <w:lang w:val="it-IT"/>
+        </w:rPr>
+        <w:t xml:space="preserve"> associato a ogni singola parola del suo vocabolario</w:t>
+      </w:r>
+      <w:r>
+        <w:rPr>
+          <w:lang w:val="it-IT"/>
+        </w:rPr>
+        <w:t xml:space="preserve">. Questo processo è indipendente dalla temperatura, le percentuali di probabilità estratte non sono influenzate da questo parametro, il quale invece, viene applicato in un secondo momento di campionamento quando decide quale sarà la parola corretta. </w:t>
+      </w:r>
+    </w:p>
+    <w:p>
+      <w:pPr>
+        <w:pStyle w:val="SUPSITestoArial10"/>
+      </w:pPr>
+      <w:r>
+        <w:rPr>
+          <w:lang w:val="it-IT"/>
+        </w:rPr>
+        <w:t>All’interno del nostro progetto i nostri grafici e le analisi che ne derivano non sono comunque influenzati dalla temperatura, questo perché lavoriamo esclusivamente con le probabilità logaritmiche estratte non prendendo mai in considerazione quella che sarebbe la “reale risposta” del modello che invece sarebbe influenzata da tale parametro.</w:t>
+      </w:r>
+    </w:p>
+    <w:p>
+      <w:pPr>
+        <w:pStyle w:val="Titolo"/>
+        <w:rPr>
+          <w:lang w:val="en-US"/>
+        </w:rPr>
+      </w:pPr>
+      <w:r>
+        <w:rPr>
+          <w:lang w:val="en-US"/>
+        </w:rPr>
+        <w:br w:type="page"/>
+      </w:r>
+      <w:proofErr w:type="spellStart"/>
+      <w:r>
+        <w:rPr>
+          <w:lang w:val="en-US"/>
+        </w:rPr>
+        <w:lastRenderedPageBreak/>
+        <w:t>Capitolo</w:t>
+      </w:r>
+      <w:proofErr w:type="spellEnd"/>
+      <w:r>
+        <w:rPr>
+          <w:lang w:val="en-US"/>
+        </w:rPr>
+        <w:t xml:space="preserve"> </w:t>
+      </w:r>
+      <w:r>
+        <w:rPr>
+          <w:lang w:val="en-US"/>
+        </w:rPr>
+        <w:t>2</w:t>
+      </w:r>
+    </w:p>
+    <w:p>
+      <w:pPr>
+        <w:rPr>
+          <w:lang w:val="en-US"/>
+        </w:rPr>
+      </w:pPr>
+      <w:r>
+        <w:rPr>
+          <w:lang w:val="en-US"/>
+        </w:rPr>
+        <w:t xml:space="preserve">Il nostro primo </w:t>
+      </w:r>
+      <w:proofErr w:type="spellStart"/>
+      <w:r>
+        <w:rPr>
+          <w:lang w:val="en-US"/>
+        </w:rPr>
+        <w:t>approccio</w:t>
+      </w:r>
+      <w:proofErr w:type="spellEnd"/>
+      <w:r>
+        <w:rPr>
+          <w:lang w:val="en-US"/>
+        </w:rPr>
+        <w:t xml:space="preserve"> è </w:t>
+      </w:r>
+      <w:proofErr w:type="spellStart"/>
+      <w:r>
+        <w:rPr>
+          <w:lang w:val="en-US"/>
+        </w:rPr>
+        <w:t>stato</w:t>
+      </w:r>
+      <w:proofErr w:type="spellEnd"/>
+      <w:r>
+        <w:rPr>
+          <w:lang w:val="en-US"/>
+        </w:rPr>
+        <w:t xml:space="preserve"> </w:t>
+      </w:r>
+      <w:proofErr w:type="spellStart"/>
+      <w:r>
+        <w:rPr>
+          <w:lang w:val="en-US"/>
+        </w:rPr>
+        <w:t>quello</w:t>
+      </w:r>
+      <w:proofErr w:type="spellEnd"/>
+      <w:r>
+        <w:rPr>
+          <w:lang w:val="en-US"/>
+        </w:rPr>
+        <w:t xml:space="preserve"> di </w:t>
+      </w:r>
+      <w:proofErr w:type="spellStart"/>
+      <w:r>
+        <w:rPr>
+          <w:lang w:val="en-US"/>
+        </w:rPr>
+        <w:t>porre</w:t>
+      </w:r>
+      <w:proofErr w:type="spellEnd"/>
+      <w:r>
+        <w:rPr>
+          <w:lang w:val="en-US"/>
+        </w:rPr>
+        <w:t xml:space="preserve"> delle </w:t>
+      </w:r>
+      <w:proofErr w:type="spellStart"/>
+      <w:r>
+        <w:rPr>
+          <w:lang w:val="en-US"/>
+        </w:rPr>
+        <w:t>domande</w:t>
+      </w:r>
+      <w:proofErr w:type="spellEnd"/>
+      <w:r>
+        <w:rPr>
+          <w:lang w:val="en-US"/>
+        </w:rPr>
+        <w:t xml:space="preserve"> </w:t>
+      </w:r>
+      <w:proofErr w:type="spellStart"/>
+      <w:r>
+        <w:rPr>
+          <w:lang w:val="en-US"/>
+        </w:rPr>
+        <w:t>booleane</w:t>
+      </w:r>
+      <w:proofErr w:type="spellEnd"/>
+      <w:r>
+        <w:rPr>
+          <w:lang w:val="en-US"/>
+        </w:rPr>
+        <w:t xml:space="preserve"> al </w:t>
+      </w:r>
+      <w:proofErr w:type="spellStart"/>
+      <w:r>
+        <w:rPr>
+          <w:lang w:val="en-US"/>
+        </w:rPr>
+        <w:t>modello</w:t>
+      </w:r>
+      <w:proofErr w:type="spellEnd"/>
+      <w:r>
+        <w:rPr>
+          <w:lang w:val="en-US"/>
+        </w:rPr>
+        <w:t xml:space="preserve"> alle </w:t>
+      </w:r>
+      <w:proofErr w:type="spellStart"/>
+      <w:r>
+        <w:rPr>
+          <w:lang w:val="en-US"/>
+        </w:rPr>
+        <w:t>quali</w:t>
+      </w:r>
+      <w:proofErr w:type="spellEnd"/>
+      <w:r>
+        <w:rPr>
+          <w:lang w:val="en-US"/>
+        </w:rPr>
+        <w:t xml:space="preserve"> </w:t>
+      </w:r>
+      <w:proofErr w:type="spellStart"/>
+      <w:r>
+        <w:rPr>
+          <w:lang w:val="en-US"/>
+        </w:rPr>
+        <w:t>si</w:t>
+      </w:r>
+      <w:proofErr w:type="spellEnd"/>
+      <w:r>
+        <w:rPr>
+          <w:lang w:val="en-US"/>
+        </w:rPr>
+        <w:t xml:space="preserve"> </w:t>
+      </w:r>
+      <w:proofErr w:type="spellStart"/>
+      <w:r>
+        <w:rPr>
+          <w:lang w:val="en-US"/>
+        </w:rPr>
+        <w:t>può</w:t>
+      </w:r>
+      <w:proofErr w:type="spellEnd"/>
+      <w:r>
+        <w:rPr>
+          <w:lang w:val="en-US"/>
+        </w:rPr>
+        <w:t xml:space="preserve"> </w:t>
+      </w:r>
+      <w:proofErr w:type="spellStart"/>
+      <w:r>
+        <w:rPr>
+          <w:lang w:val="en-US"/>
+        </w:rPr>
+        <w:t>respondere</w:t>
+      </w:r>
+      <w:proofErr w:type="spellEnd"/>
+      <w:r>
+        <w:rPr>
+          <w:lang w:val="en-US"/>
+        </w:rPr>
+        <w:t xml:space="preserve"> solo True </w:t>
+      </w:r>
+      <w:proofErr w:type="spellStart"/>
+      <w:r>
+        <w:rPr>
+          <w:lang w:val="en-US"/>
+        </w:rPr>
+        <w:t>o</w:t>
+      </w:r>
+      <w:proofErr w:type="spellEnd"/>
+      <w:r>
+        <w:rPr>
+          <w:lang w:val="en-US"/>
+        </w:rPr>
+        <w:t xml:space="preserve"> False e </w:t>
+      </w:r>
+      <w:proofErr w:type="spellStart"/>
+      <w:r>
+        <w:rPr>
+          <w:lang w:val="en-US"/>
+        </w:rPr>
+        <w:t>verificare</w:t>
+      </w:r>
+      <w:proofErr w:type="spellEnd"/>
+      <w:r>
+        <w:rPr>
+          <w:lang w:val="en-US"/>
+        </w:rPr>
+        <w:t xml:space="preserve"> le </w:t>
+      </w:r>
+      <w:proofErr w:type="spellStart"/>
+      <w:r>
+        <w:rPr>
+          <w:lang w:val="en-US"/>
+        </w:rPr>
+        <w:t>distribuzioni</w:t>
+      </w:r>
+      <w:proofErr w:type="spellEnd"/>
+      <w:r>
+        <w:rPr>
+          <w:lang w:val="en-US"/>
+        </w:rPr>
+        <w:t xml:space="preserve"> </w:t>
+      </w:r>
+      <w:proofErr w:type="spellStart"/>
+      <w:r>
+        <w:rPr>
+          <w:lang w:val="en-US"/>
+        </w:rPr>
+        <w:t>probabilistiche</w:t>
+      </w:r>
+      <w:proofErr w:type="spellEnd"/>
+      <w:r>
+        <w:rPr>
+          <w:lang w:val="en-US"/>
+        </w:rPr>
+        <w:t xml:space="preserve"> </w:t>
+      </w:r>
+      <w:proofErr w:type="spellStart"/>
+      <w:r>
+        <w:rPr>
+          <w:lang w:val="en-US"/>
+        </w:rPr>
+        <w:t>che</w:t>
+      </w:r>
+      <w:proofErr w:type="spellEnd"/>
+      <w:r>
+        <w:rPr>
+          <w:lang w:val="en-US"/>
+        </w:rPr>
+        <w:t xml:space="preserve"> </w:t>
+      </w:r>
+      <w:proofErr w:type="spellStart"/>
+      <w:r>
+        <w:rPr>
+          <w:lang w:val="en-US"/>
+        </w:rPr>
+        <w:t>portavano</w:t>
+      </w:r>
+      <w:proofErr w:type="spellEnd"/>
+      <w:r>
+        <w:rPr>
+          <w:lang w:val="en-US"/>
+        </w:rPr>
+        <w:t xml:space="preserve"> ad </w:t>
+      </w:r>
+      <w:proofErr w:type="spellStart"/>
+      <w:r>
+        <w:rPr>
+          <w:lang w:val="en-US"/>
+        </w:rPr>
+        <w:t>una</w:t>
+      </w:r>
+      <w:proofErr w:type="spellEnd"/>
+      <w:r>
+        <w:rPr>
+          <w:lang w:val="en-US"/>
+        </w:rPr>
+        <w:t xml:space="preserve"> </w:t>
+      </w:r>
+      <w:proofErr w:type="spellStart"/>
+      <w:r>
+        <w:rPr>
+          <w:lang w:val="en-US"/>
+        </w:rPr>
+        <w:t>certa</w:t>
+      </w:r>
+      <w:proofErr w:type="spellEnd"/>
+      <w:r>
+        <w:rPr>
+          <w:lang w:val="en-US"/>
+        </w:rPr>
+        <w:t xml:space="preserve"> </w:t>
+      </w:r>
+      <w:proofErr w:type="spellStart"/>
+      <w:r>
+        <w:rPr>
+          <w:lang w:val="en-US"/>
+        </w:rPr>
+        <w:t>risposta</w:t>
+      </w:r>
+      <w:proofErr w:type="spellEnd"/>
+      <w:r>
+        <w:rPr>
+          <w:lang w:val="en-US"/>
+        </w:rPr>
         <w:t xml:space="preserve">. </w:t>
       </w:r>
-      <w:proofErr w:type="spellStart"/>
-      <w:r>
-        <w:rPr>
-          <w:lang w:val="fr-FR"/>
-        </w:rPr>
-        <w:t>Aliquam</w:t>
-      </w:r>
-      <w:proofErr w:type="spellEnd"/>
-      <w:r>
-        <w:rPr>
-          <w:lang w:val="fr-FR"/>
-        </w:rPr>
-        <w:t xml:space="preserve"> </w:t>
-      </w:r>
-      <w:proofErr w:type="spellStart"/>
-      <w:r>
-        <w:rPr>
-          <w:lang w:val="fr-FR"/>
-        </w:rPr>
-        <w:t>risus</w:t>
-      </w:r>
-      <w:proofErr w:type="spellEnd"/>
-      <w:r>
-        <w:rPr>
-          <w:lang w:val="fr-FR"/>
-        </w:rPr>
-        <w:t xml:space="preserve"> </w:t>
-      </w:r>
-      <w:proofErr w:type="spellStart"/>
-      <w:r>
-        <w:rPr>
-          <w:lang w:val="fr-FR"/>
-        </w:rPr>
-        <w:t>nisl</w:t>
-      </w:r>
-      <w:proofErr w:type="spellEnd"/>
-      <w:r>
-        <w:rPr>
-          <w:lang w:val="fr-FR"/>
-        </w:rPr>
-        <w:t xml:space="preserve">, </w:t>
-      </w:r>
-      <w:proofErr w:type="spellStart"/>
-      <w:r>
-        <w:rPr>
-          <w:lang w:val="fr-FR"/>
-        </w:rPr>
-        <w:t>egestas</w:t>
-      </w:r>
-      <w:proofErr w:type="spellEnd"/>
-      <w:r>
-        <w:rPr>
-          <w:lang w:val="fr-FR"/>
-        </w:rPr>
-        <w:t xml:space="preserve"> eu </w:t>
-      </w:r>
-      <w:proofErr w:type="spellStart"/>
-      <w:r>
-        <w:rPr>
-          <w:lang w:val="fr-FR"/>
-        </w:rPr>
-        <w:t>accumsan</w:t>
-      </w:r>
-      <w:proofErr w:type="spellEnd"/>
-      <w:r>
-        <w:rPr>
-          <w:lang w:val="fr-FR"/>
-        </w:rPr>
-        <w:t xml:space="preserve"> non,</w:t>
-      </w:r>
-      <w:bookmarkStart w:id="11" w:name="_Ref300827237"/>
-      <w:bookmarkStart w:id="12" w:name="_Ref300219572"/>
-      <w:r>
-        <w:rPr>
-          <w:rFonts w:ascii="Bookman Old Style" w:hAnsi="Bookman Old Style"/>
-          <w:noProof/>
-          <w:lang w:val="fr-FR" w:eastAsia="it-CH"/>
-        </w:rPr>
-        <w:t xml:space="preserve"> </w:t>
+      <w:r>
+        <w:rPr>
+          <w:lang w:val="en-US"/>
+        </w:rPr>
+        <w:br/>
+      </w:r>
+      <w:proofErr w:type="spellStart"/>
+      <w:r>
+        <w:rPr>
+          <w:lang w:val="en-US"/>
+        </w:rPr>
+        <w:t>Successivamente</w:t>
+      </w:r>
+      <w:proofErr w:type="spellEnd"/>
+      <w:r>
+        <w:rPr>
+          <w:lang w:val="en-US"/>
+        </w:rPr>
+        <w:t xml:space="preserve"> </w:t>
+      </w:r>
+      <w:proofErr w:type="spellStart"/>
+      <w:r>
+        <w:rPr>
+          <w:lang w:val="en-US"/>
+        </w:rPr>
+        <w:t>abbiamo</w:t>
+      </w:r>
+      <w:proofErr w:type="spellEnd"/>
+      <w:r>
+        <w:rPr>
+          <w:lang w:val="en-US"/>
+        </w:rPr>
+        <w:t xml:space="preserve"> </w:t>
+      </w:r>
+      <w:proofErr w:type="spellStart"/>
+      <w:r>
+        <w:rPr>
+          <w:lang w:val="en-US"/>
+        </w:rPr>
+        <w:t>introdotto</w:t>
+      </w:r>
+      <w:proofErr w:type="spellEnd"/>
+      <w:r>
+        <w:rPr>
+          <w:lang w:val="en-US"/>
+        </w:rPr>
+        <w:t xml:space="preserve"> </w:t>
+      </w:r>
+      <w:proofErr w:type="spellStart"/>
+      <w:r>
+        <w:rPr>
+          <w:lang w:val="en-US"/>
+        </w:rPr>
+        <w:t>una</w:t>
+      </w:r>
+      <w:proofErr w:type="spellEnd"/>
+      <w:r>
+        <w:rPr>
+          <w:lang w:val="en-US"/>
+        </w:rPr>
+        <w:t xml:space="preserve"> </w:t>
+      </w:r>
+      <w:proofErr w:type="spellStart"/>
+      <w:r>
+        <w:rPr>
+          <w:lang w:val="en-US"/>
+        </w:rPr>
+        <w:t>fase</w:t>
+      </w:r>
+      <w:proofErr w:type="spellEnd"/>
+      <w:r>
+        <w:rPr>
+          <w:lang w:val="en-US"/>
+        </w:rPr>
+        <w:t xml:space="preserve"> di </w:t>
+      </w:r>
+      <w:proofErr w:type="spellStart"/>
+      <w:r>
+        <w:rPr>
+          <w:lang w:val="en-US"/>
+        </w:rPr>
+        <w:t>perturbazione</w:t>
+      </w:r>
+      <w:proofErr w:type="spellEnd"/>
+      <w:r>
+        <w:rPr>
+          <w:lang w:val="en-US"/>
+        </w:rPr>
+        <w:t xml:space="preserve"> (noising) del prompt </w:t>
+      </w:r>
+      <w:proofErr w:type="spellStart"/>
+      <w:r>
+        <w:rPr>
+          <w:lang w:val="en-US"/>
+        </w:rPr>
+        <w:t>iniziale</w:t>
+      </w:r>
+      <w:proofErr w:type="spellEnd"/>
+      <w:r>
+        <w:rPr>
+          <w:lang w:val="en-US"/>
+        </w:rPr>
+        <w:t xml:space="preserve"> </w:t>
+      </w:r>
+      <w:proofErr w:type="spellStart"/>
+      <w:r>
+        <w:rPr>
+          <w:lang w:val="en-US"/>
+        </w:rPr>
+        <w:t>contenente</w:t>
+      </w:r>
+      <w:proofErr w:type="spellEnd"/>
+      <w:r>
+        <w:rPr>
+          <w:lang w:val="en-US"/>
+        </w:rPr>
+        <w:t xml:space="preserve"> la </w:t>
+      </w:r>
+      <w:proofErr w:type="spellStart"/>
+      <w:r>
+        <w:rPr>
+          <w:lang w:val="en-US"/>
+        </w:rPr>
+        <w:t>domanda</w:t>
+      </w:r>
+      <w:proofErr w:type="spellEnd"/>
+      <w:r>
+        <w:rPr>
+          <w:lang w:val="en-US"/>
+        </w:rPr>
+        <w:t xml:space="preserve"> e di </w:t>
+      </w:r>
+      <w:proofErr w:type="spellStart"/>
+      <w:r>
+        <w:rPr>
+          <w:lang w:val="en-US"/>
+        </w:rPr>
+        <w:t>proseguire</w:t>
+      </w:r>
+      <w:proofErr w:type="spellEnd"/>
+      <w:r>
+        <w:rPr>
+          <w:lang w:val="en-US"/>
+        </w:rPr>
+        <w:t xml:space="preserve"> non solo con le </w:t>
+      </w:r>
+      <w:proofErr w:type="spellStart"/>
+      <w:r>
+        <w:rPr>
+          <w:lang w:val="en-US"/>
+        </w:rPr>
+        <w:t>domande</w:t>
+      </w:r>
+      <w:proofErr w:type="spellEnd"/>
+      <w:r>
+        <w:rPr>
+          <w:lang w:val="en-US"/>
+        </w:rPr>
+        <w:t xml:space="preserve"> </w:t>
+      </w:r>
+      <w:proofErr w:type="spellStart"/>
+      <w:r>
+        <w:rPr>
+          <w:lang w:val="en-US"/>
+        </w:rPr>
+        <w:t>original</w:t>
+      </w:r>
+      <w:r>
+        <w:rPr>
+          <w:lang w:val="en-US"/>
+        </w:rPr>
+        <w:t>i</w:t>
+      </w:r>
+      <w:proofErr w:type="spellEnd"/>
+      <w:r>
+        <w:rPr>
+          <w:lang w:val="en-US"/>
+        </w:rPr>
+        <w:t xml:space="preserve"> ma </w:t>
+      </w:r>
+      <w:proofErr w:type="spellStart"/>
+      <w:r>
+        <w:rPr>
+          <w:lang w:val="en-US"/>
+        </w:rPr>
+        <w:t>anche</w:t>
+      </w:r>
+      <w:proofErr w:type="spellEnd"/>
+      <w:r>
+        <w:rPr>
+          <w:lang w:val="en-US"/>
+        </w:rPr>
+        <w:t xml:space="preserve"> con le N </w:t>
+      </w:r>
+      <w:proofErr w:type="spellStart"/>
+      <w:r>
+        <w:rPr>
+          <w:lang w:val="en-US"/>
+        </w:rPr>
+        <w:t>varianti</w:t>
+      </w:r>
+      <w:proofErr w:type="spellEnd"/>
+      <w:r>
+        <w:rPr>
+          <w:lang w:val="en-US"/>
+        </w:rPr>
+        <w:t xml:space="preserve"> </w:t>
+      </w:r>
+      <w:proofErr w:type="spellStart"/>
+      <w:r>
+        <w:rPr>
+          <w:lang w:val="en-US"/>
+        </w:rPr>
+        <w:t>prodotte</w:t>
+      </w:r>
+      <w:proofErr w:type="spellEnd"/>
+    </w:p>
+    <w:p>
+      <w:pPr>
+        <w:pStyle w:val="Titolo2"/>
+        <w:rPr>
+          <w:lang w:val="en-US"/>
+        </w:rPr>
+      </w:pPr>
+      <w:bookmarkStart w:id="11" w:name="_Toc73344990"/>
+      <w:bookmarkStart w:id="12" w:name="_Toc73345131"/>
+      <w:bookmarkStart w:id="13" w:name="_Toc73345146"/>
+      <w:bookmarkStart w:id="14" w:name="_Toc82498938"/>
+      <w:bookmarkStart w:id="15" w:name="_Toc82498959"/>
+      <w:r>
+        <w:rPr>
+          <w:lang w:val="en-US"/>
+        </w:rPr>
+        <w:t xml:space="preserve">2.1. </w:t>
       </w:r>
       <w:bookmarkEnd w:id="11"/>
       <w:bookmarkEnd w:id="12"/>
-      <w:proofErr w:type="spellStart"/>
-      <w:r>
-        <w:rPr>
-          <w:lang w:val="fr-FR"/>
-        </w:rPr>
-        <w:t>luctus</w:t>
-      </w:r>
-      <w:proofErr w:type="spellEnd"/>
-      <w:r>
-        <w:rPr>
-          <w:lang w:val="fr-FR"/>
-        </w:rPr>
-        <w:t xml:space="preserve"> in </w:t>
-      </w:r>
-      <w:proofErr w:type="spellStart"/>
-      <w:r>
-        <w:rPr>
-          <w:lang w:val="fr-FR"/>
-        </w:rPr>
-        <w:t>nibh</w:t>
-      </w:r>
-      <w:proofErr w:type="spellEnd"/>
-      <w:r>
-        <w:rPr>
-          <w:lang w:val="fr-FR"/>
-        </w:rPr>
-        <w:t xml:space="preserve">. </w:t>
-      </w:r>
-      <w:proofErr w:type="spellStart"/>
-      <w:r>
-        <w:rPr>
-          <w:lang w:val="fr-FR"/>
-        </w:rPr>
-        <w:t>Nulla</w:t>
-      </w:r>
-      <w:proofErr w:type="spellEnd"/>
-      <w:r>
-        <w:rPr>
-          <w:lang w:val="fr-FR"/>
-        </w:rPr>
-        <w:t xml:space="preserve"> </w:t>
-      </w:r>
-      <w:proofErr w:type="spellStart"/>
-      <w:r>
-        <w:rPr>
-          <w:lang w:val="fr-FR"/>
-        </w:rPr>
-        <w:t>consectetur</w:t>
-      </w:r>
-      <w:proofErr w:type="spellEnd"/>
-      <w:r>
-        <w:rPr>
-          <w:lang w:val="fr-FR"/>
-        </w:rPr>
-        <w:t xml:space="preserve"> </w:t>
-      </w:r>
-      <w:proofErr w:type="spellStart"/>
-      <w:r>
-        <w:rPr>
-          <w:lang w:val="fr-FR"/>
-        </w:rPr>
-        <w:t>lacus</w:t>
-      </w:r>
-      <w:proofErr w:type="spellEnd"/>
-      <w:r>
-        <w:rPr>
-          <w:lang w:val="fr-FR"/>
-        </w:rPr>
-        <w:t xml:space="preserve"> eu </w:t>
-      </w:r>
-      <w:proofErr w:type="spellStart"/>
-      <w:r>
-        <w:rPr>
-          <w:lang w:val="fr-FR"/>
-        </w:rPr>
-        <w:t>enim</w:t>
-      </w:r>
-      <w:proofErr w:type="spellEnd"/>
-      <w:r>
-        <w:rPr>
-          <w:lang w:val="fr-FR"/>
-        </w:rPr>
-        <w:t xml:space="preserve"> </w:t>
-      </w:r>
-      <w:proofErr w:type="spellStart"/>
-      <w:r>
-        <w:rPr>
-          <w:lang w:val="fr-FR"/>
-        </w:rPr>
-        <w:t>imperdiet</w:t>
-      </w:r>
-      <w:proofErr w:type="spellEnd"/>
-      <w:r>
-        <w:rPr>
-          <w:lang w:val="fr-FR"/>
-        </w:rPr>
-        <w:t xml:space="preserve"> rhoncus. </w:t>
-      </w:r>
-      <w:proofErr w:type="spellStart"/>
-      <w:r>
-        <w:rPr>
-          <w:lang w:val="fr-FR"/>
-        </w:rPr>
-        <w:t>Proin</w:t>
-      </w:r>
-      <w:proofErr w:type="spellEnd"/>
-      <w:r>
-        <w:rPr>
-          <w:lang w:val="fr-FR"/>
-        </w:rPr>
-        <w:t xml:space="preserve"> </w:t>
-      </w:r>
-      <w:proofErr w:type="spellStart"/>
-      <w:r>
-        <w:rPr>
-          <w:lang w:val="fr-FR"/>
-        </w:rPr>
-        <w:t>lobortis</w:t>
-      </w:r>
-      <w:proofErr w:type="spellEnd"/>
-      <w:r>
-        <w:rPr>
-          <w:lang w:val="fr-FR"/>
-        </w:rPr>
-        <w:t xml:space="preserve"> </w:t>
-      </w:r>
-      <w:proofErr w:type="spellStart"/>
-      <w:r>
-        <w:rPr>
-          <w:lang w:val="fr-FR"/>
-        </w:rPr>
-        <w:t>tincidunt</w:t>
-      </w:r>
-      <w:proofErr w:type="spellEnd"/>
-      <w:r>
-        <w:rPr>
-          <w:lang w:val="fr-FR"/>
-        </w:rPr>
-        <w:t xml:space="preserve"> </w:t>
-      </w:r>
-      <w:proofErr w:type="spellStart"/>
-      <w:r>
-        <w:rPr>
-          <w:lang w:val="fr-FR"/>
-        </w:rPr>
-        <w:t>eros</w:t>
-      </w:r>
-      <w:proofErr w:type="spellEnd"/>
-      <w:r>
-        <w:rPr>
-          <w:lang w:val="fr-FR"/>
-        </w:rPr>
-        <w:t xml:space="preserve"> eu </w:t>
-      </w:r>
-      <w:proofErr w:type="spellStart"/>
-      <w:r>
-        <w:rPr>
-          <w:lang w:val="fr-FR"/>
-        </w:rPr>
-        <w:t>feugiat</w:t>
-      </w:r>
-      <w:proofErr w:type="spellEnd"/>
-      <w:r>
-        <w:rPr>
-          <w:lang w:val="fr-FR"/>
-        </w:rPr>
-        <w:t xml:space="preserve">. </w:t>
-      </w:r>
-    </w:p>
-    <w:p>
-      <w:pPr>
-        <w:pStyle w:val="SUPSITestoArial10"/>
-        <w:rPr>
-          <w:lang w:val="fr-CH"/>
-        </w:rPr>
-      </w:pPr>
-    </w:p>
-    <w:p>
-      <w:pPr>
-        <w:pStyle w:val="SUPSITestoArial10"/>
-        <w:rPr>
-          <w:lang w:val="fr-FR"/>
-        </w:rPr>
-      </w:pPr>
-      <w:r>
-        <w:rPr>
-          <w:noProof/>
-          <w:lang w:eastAsia="it-CH"/>
-        </w:rPr>
-        <w:drawing>
-          <wp:inline distT="0" distB="0" distL="0" distR="0" wp14:anchorId="6F39A610" wp14:editId="11A4A3AF">
-            <wp:extent cx="1626259" cy="4459702"/>
-            <wp:effectExtent l="0" t="6985" r="5080" b="5080"/>
-            <wp:docPr id="9" name="Immagine 9"/>
-            <wp:cNvGraphicFramePr>
-              <a:graphicFrameLocks xmlns:a="http://schemas.openxmlformats.org/drawingml/2006/main" noChangeAspect="1"/>
-            </wp:cNvGraphicFramePr>
-            <a:graphic xmlns:a="http://schemas.openxmlformats.org/drawingml/2006/main">
-              <a:graphicData uri="http://schemas.openxmlformats.org/drawingml/2006/picture">
-                <pic:pic xmlns:pic="http://schemas.openxmlformats.org/drawingml/2006/picture">
-                  <pic:nvPicPr>
-                    <pic:cNvPr id="9" name="ma100.jpg"/>
-                    <pic:cNvPicPr/>
-                  </pic:nvPicPr>
-                  <pic:blipFill>
-                    <a:blip r:embed="rId8">
-                      <a:extLst>
-                        <a:ext uri="{28A0092B-C50C-407E-A947-70E740481C1C}">
-                          <a14:useLocalDpi xmlns:a14="http://schemas.microsoft.com/office/drawing/2010/main" val="0"/>
-                        </a:ext>
-                      </a:extLst>
-                    </a:blip>
-                    <a:stretch>
-                      <a:fillRect/>
-                    </a:stretch>
-                  </pic:blipFill>
-                  <pic:spPr>
-                    <a:xfrm rot="5400000">
-                      <a:off x="0" y="0"/>
-                      <a:ext cx="1641282" cy="4500901"/>
-                    </a:xfrm>
-                    <a:prstGeom prst="rect">
-                      <a:avLst/>
-                    </a:prstGeom>
-                  </pic:spPr>
-                </pic:pic>
-              </a:graphicData>
-            </a:graphic>
-          </wp:inline>
-        </w:drawing>
-      </w:r>
-    </w:p>
-    <w:p>
-      <w:pPr>
-        <w:pStyle w:val="Caption"/>
-        <w:rPr>
-          <w:lang w:val="fr-FR"/>
-        </w:rPr>
-      </w:pPr>
-      <w:r>
-        <w:t xml:space="preserve">Figura </w:t>
-      </w:r>
-      <w:fldSimple w:instr=" SEQ Figura \* ARABIC ">
-        <w:r>
-          <w:rPr>
-            <w:noProof/>
-          </w:rPr>
-          <w:t>1</w:t>
-        </w:r>
-      </w:fldSimple>
-      <w:r>
-        <w:t>: Martinetto meccanico</w:t>
-      </w:r>
-    </w:p>
-    <w:p>
-      <w:pPr>
-        <w:pStyle w:val="Corpodeltesto"/>
-        <w:numPr>
-          <w:ilvl w:val="0"/>
-          <w:numId w:val="39"/>
-        </w:numPr>
-        <w:spacing w:before="120" w:after="0" w:line="240" w:lineRule="auto"/>
-        <w:jc w:val="both"/>
-        <w:rPr>
-          <w:rFonts w:ascii="Arial" w:hAnsi="Arial" w:cs="Arial"/>
-          <w:sz w:val="20"/>
-          <w:szCs w:val="20"/>
-          <w:lang w:val="it-CH"/>
-        </w:rPr>
-      </w:pPr>
-      <w:r>
-        <w:rPr>
-          <w:rFonts w:ascii="Arial" w:hAnsi="Arial" w:cs="Arial"/>
-          <w:b/>
-          <w:bCs/>
-          <w:sz w:val="20"/>
-          <w:szCs w:val="20"/>
-          <w:lang w:val="it-CH"/>
-        </w:rPr>
-        <w:t>intercambiabilità</w:t>
-      </w:r>
-      <w:r>
-        <w:rPr>
-          <w:rFonts w:ascii="Arial" w:hAnsi="Arial" w:cs="Arial"/>
-          <w:sz w:val="20"/>
-          <w:szCs w:val="20"/>
-          <w:lang w:val="it-CH"/>
-        </w:rPr>
-        <w:t xml:space="preserve">: </w:t>
-      </w:r>
-      <w:r>
-        <w:rPr>
-          <w:rFonts w:ascii="Arial" w:hAnsi="Arial" w:cs="Arial"/>
-          <w:sz w:val="20"/>
-          <w:szCs w:val="20"/>
-        </w:rPr>
-        <w:t xml:space="preserve">Lorem </w:t>
-      </w:r>
-      <w:proofErr w:type="spellStart"/>
-      <w:r>
-        <w:rPr>
-          <w:rFonts w:ascii="Arial" w:hAnsi="Arial" w:cs="Arial"/>
-          <w:sz w:val="20"/>
-          <w:szCs w:val="20"/>
-        </w:rPr>
-        <w:t>ipsum</w:t>
-      </w:r>
-      <w:proofErr w:type="spellEnd"/>
-      <w:r>
-        <w:rPr>
-          <w:rFonts w:ascii="Arial" w:hAnsi="Arial" w:cs="Arial"/>
-          <w:sz w:val="20"/>
-          <w:szCs w:val="20"/>
-        </w:rPr>
-        <w:t xml:space="preserve"> dolor </w:t>
-      </w:r>
-      <w:proofErr w:type="spellStart"/>
-      <w:r>
-        <w:rPr>
-          <w:rFonts w:ascii="Arial" w:hAnsi="Arial" w:cs="Arial"/>
-          <w:sz w:val="20"/>
-          <w:szCs w:val="20"/>
-        </w:rPr>
-        <w:t>sit</w:t>
-      </w:r>
-      <w:proofErr w:type="spellEnd"/>
-      <w:r>
-        <w:rPr>
-          <w:rFonts w:ascii="Arial" w:hAnsi="Arial" w:cs="Arial"/>
-          <w:sz w:val="20"/>
-          <w:szCs w:val="20"/>
-        </w:rPr>
-        <w:t xml:space="preserve"> </w:t>
-      </w:r>
-      <w:proofErr w:type="spellStart"/>
-      <w:r>
-        <w:rPr>
-          <w:rFonts w:ascii="Arial" w:hAnsi="Arial" w:cs="Arial"/>
-          <w:sz w:val="20"/>
-          <w:szCs w:val="20"/>
-        </w:rPr>
-        <w:t>amet</w:t>
-      </w:r>
-      <w:proofErr w:type="spellEnd"/>
-      <w:r>
-        <w:rPr>
-          <w:rFonts w:ascii="Arial" w:hAnsi="Arial" w:cs="Arial"/>
-          <w:sz w:val="20"/>
-          <w:szCs w:val="20"/>
-        </w:rPr>
-        <w:t xml:space="preserve">, </w:t>
-      </w:r>
-      <w:proofErr w:type="spellStart"/>
-      <w:r>
-        <w:rPr>
-          <w:rFonts w:ascii="Arial" w:hAnsi="Arial" w:cs="Arial"/>
-          <w:sz w:val="20"/>
-          <w:szCs w:val="20"/>
-        </w:rPr>
-        <w:t>consectetur</w:t>
-      </w:r>
-      <w:proofErr w:type="spellEnd"/>
-      <w:r>
-        <w:rPr>
-          <w:rFonts w:ascii="Arial" w:hAnsi="Arial" w:cs="Arial"/>
-          <w:sz w:val="20"/>
-          <w:szCs w:val="20"/>
-        </w:rPr>
-        <w:t xml:space="preserve"> </w:t>
-      </w:r>
-      <w:proofErr w:type="spellStart"/>
-      <w:r>
-        <w:rPr>
-          <w:rFonts w:ascii="Arial" w:hAnsi="Arial" w:cs="Arial"/>
-          <w:sz w:val="20"/>
-          <w:szCs w:val="20"/>
-        </w:rPr>
-        <w:t>adipiscing</w:t>
-      </w:r>
-      <w:proofErr w:type="spellEnd"/>
-      <w:r>
-        <w:rPr>
-          <w:rFonts w:ascii="Arial" w:hAnsi="Arial" w:cs="Arial"/>
-          <w:sz w:val="20"/>
-          <w:szCs w:val="20"/>
-        </w:rPr>
-        <w:t xml:space="preserve"> </w:t>
-      </w:r>
-      <w:proofErr w:type="spellStart"/>
-      <w:r>
-        <w:rPr>
-          <w:rFonts w:ascii="Arial" w:hAnsi="Arial" w:cs="Arial"/>
-          <w:sz w:val="20"/>
-          <w:szCs w:val="20"/>
-        </w:rPr>
-        <w:t>elit</w:t>
-      </w:r>
-      <w:proofErr w:type="spellEnd"/>
-      <w:r>
-        <w:rPr>
-          <w:rFonts w:ascii="Arial" w:hAnsi="Arial" w:cs="Arial"/>
-          <w:sz w:val="20"/>
-          <w:szCs w:val="20"/>
-        </w:rPr>
-        <w:t>.</w:t>
-      </w:r>
-    </w:p>
-    <w:p>
-      <w:pPr>
-        <w:pStyle w:val="Corpodeltesto"/>
-        <w:numPr>
-          <w:ilvl w:val="0"/>
-          <w:numId w:val="39"/>
-        </w:numPr>
-        <w:spacing w:before="120" w:after="0" w:line="240" w:lineRule="auto"/>
-        <w:jc w:val="both"/>
-        <w:rPr>
-          <w:rFonts w:ascii="Arial" w:hAnsi="Arial" w:cs="Arial"/>
-          <w:sz w:val="20"/>
-          <w:szCs w:val="20"/>
-          <w:lang w:val="it-CH"/>
-        </w:rPr>
-      </w:pPr>
-      <w:r>
-        <w:rPr>
-          <w:rFonts w:ascii="Arial" w:hAnsi="Arial" w:cs="Arial"/>
-          <w:b/>
-          <w:bCs/>
-          <w:sz w:val="20"/>
-          <w:szCs w:val="20"/>
-          <w:lang w:val="it-CH"/>
-        </w:rPr>
-        <w:t>intercambiabilità</w:t>
-      </w:r>
-      <w:r>
-        <w:rPr>
-          <w:rFonts w:ascii="Arial" w:hAnsi="Arial" w:cs="Arial"/>
-          <w:sz w:val="20"/>
-          <w:szCs w:val="20"/>
-          <w:lang w:val="it-CH"/>
-        </w:rPr>
-        <w:t xml:space="preserve">: </w:t>
-      </w:r>
-      <w:r>
-        <w:rPr>
-          <w:rFonts w:ascii="Arial" w:hAnsi="Arial" w:cs="Arial"/>
-          <w:sz w:val="20"/>
-          <w:szCs w:val="20"/>
-        </w:rPr>
-        <w:t xml:space="preserve">Lorem </w:t>
-      </w:r>
-      <w:proofErr w:type="spellStart"/>
-      <w:r>
-        <w:rPr>
-          <w:rFonts w:ascii="Arial" w:hAnsi="Arial" w:cs="Arial"/>
-          <w:sz w:val="20"/>
-          <w:szCs w:val="20"/>
-        </w:rPr>
-        <w:t>ipsum</w:t>
-      </w:r>
-      <w:proofErr w:type="spellEnd"/>
-      <w:r>
-        <w:rPr>
-          <w:rFonts w:ascii="Arial" w:hAnsi="Arial" w:cs="Arial"/>
-          <w:sz w:val="20"/>
-          <w:szCs w:val="20"/>
-        </w:rPr>
-        <w:t xml:space="preserve"> dolor </w:t>
-      </w:r>
-      <w:proofErr w:type="spellStart"/>
-      <w:r>
-        <w:rPr>
-          <w:rFonts w:ascii="Arial" w:hAnsi="Arial" w:cs="Arial"/>
-          <w:sz w:val="20"/>
-          <w:szCs w:val="20"/>
-        </w:rPr>
-        <w:t>sit</w:t>
-      </w:r>
-      <w:proofErr w:type="spellEnd"/>
-      <w:r>
-        <w:rPr>
-          <w:rFonts w:ascii="Arial" w:hAnsi="Arial" w:cs="Arial"/>
-          <w:sz w:val="20"/>
-          <w:szCs w:val="20"/>
-        </w:rPr>
-        <w:t xml:space="preserve"> </w:t>
-      </w:r>
-      <w:proofErr w:type="spellStart"/>
-      <w:r>
-        <w:rPr>
-          <w:rFonts w:ascii="Arial" w:hAnsi="Arial" w:cs="Arial"/>
-          <w:sz w:val="20"/>
-          <w:szCs w:val="20"/>
-        </w:rPr>
-        <w:t>amet</w:t>
-      </w:r>
-      <w:proofErr w:type="spellEnd"/>
-      <w:r>
-        <w:rPr>
-          <w:rFonts w:ascii="Arial" w:hAnsi="Arial" w:cs="Arial"/>
-          <w:sz w:val="20"/>
-          <w:szCs w:val="20"/>
-        </w:rPr>
-        <w:t xml:space="preserve">, </w:t>
-      </w:r>
-      <w:proofErr w:type="spellStart"/>
-      <w:r>
-        <w:rPr>
-          <w:rFonts w:ascii="Arial" w:hAnsi="Arial" w:cs="Arial"/>
-          <w:sz w:val="20"/>
-          <w:szCs w:val="20"/>
-        </w:rPr>
-        <w:t>consectetur</w:t>
-      </w:r>
-      <w:proofErr w:type="spellEnd"/>
-      <w:r>
-        <w:rPr>
-          <w:rFonts w:ascii="Arial" w:hAnsi="Arial" w:cs="Arial"/>
-          <w:sz w:val="20"/>
-          <w:szCs w:val="20"/>
-        </w:rPr>
-        <w:t xml:space="preserve"> </w:t>
-      </w:r>
-      <w:proofErr w:type="spellStart"/>
-      <w:r>
-        <w:rPr>
-          <w:rFonts w:ascii="Arial" w:hAnsi="Arial" w:cs="Arial"/>
-          <w:sz w:val="20"/>
-          <w:szCs w:val="20"/>
-        </w:rPr>
-        <w:t>adipiscing</w:t>
-      </w:r>
-      <w:proofErr w:type="spellEnd"/>
-      <w:r>
-        <w:rPr>
-          <w:rFonts w:ascii="Arial" w:hAnsi="Arial" w:cs="Arial"/>
-          <w:sz w:val="20"/>
-          <w:szCs w:val="20"/>
-        </w:rPr>
-        <w:t xml:space="preserve"> </w:t>
-      </w:r>
-      <w:proofErr w:type="spellStart"/>
-      <w:r>
-        <w:rPr>
-          <w:rFonts w:ascii="Arial" w:hAnsi="Arial" w:cs="Arial"/>
-          <w:sz w:val="20"/>
-          <w:szCs w:val="20"/>
-        </w:rPr>
-        <w:t>elit</w:t>
-      </w:r>
-      <w:proofErr w:type="spellEnd"/>
-      <w:r>
-        <w:rPr>
-          <w:rFonts w:ascii="Arial" w:hAnsi="Arial" w:cs="Arial"/>
-          <w:sz w:val="20"/>
-          <w:szCs w:val="20"/>
-        </w:rPr>
-        <w:t>.</w:t>
-      </w:r>
-    </w:p>
-    <w:p>
-      <w:pPr>
-        <w:pStyle w:val="Corpodeltesto"/>
-        <w:numPr>
-          <w:ilvl w:val="0"/>
-          <w:numId w:val="39"/>
-        </w:numPr>
-        <w:spacing w:before="120" w:after="0" w:line="240" w:lineRule="auto"/>
-        <w:jc w:val="both"/>
-        <w:rPr>
-          <w:rFonts w:ascii="Arial" w:hAnsi="Arial" w:cs="Arial"/>
-          <w:sz w:val="20"/>
-          <w:szCs w:val="20"/>
-          <w:lang w:val="it-CH"/>
-        </w:rPr>
-      </w:pPr>
-      <w:r>
-        <w:rPr>
-          <w:rFonts w:ascii="Arial" w:hAnsi="Arial" w:cs="Arial"/>
-          <w:b/>
-          <w:bCs/>
-          <w:sz w:val="20"/>
-          <w:szCs w:val="20"/>
-          <w:lang w:val="it-CH"/>
-        </w:rPr>
-        <w:t>intercambiabilità</w:t>
-      </w:r>
-      <w:r>
-        <w:rPr>
-          <w:rFonts w:ascii="Arial" w:hAnsi="Arial" w:cs="Arial"/>
-          <w:sz w:val="20"/>
-          <w:szCs w:val="20"/>
-          <w:lang w:val="it-CH"/>
-        </w:rPr>
-        <w:t xml:space="preserve">: </w:t>
-      </w:r>
-      <w:r>
-        <w:rPr>
-          <w:rFonts w:ascii="Arial" w:hAnsi="Arial" w:cs="Arial"/>
-          <w:sz w:val="20"/>
-          <w:szCs w:val="20"/>
-        </w:rPr>
-        <w:t xml:space="preserve">Lorem </w:t>
-      </w:r>
-      <w:proofErr w:type="spellStart"/>
-      <w:r>
-        <w:rPr>
-          <w:rFonts w:ascii="Arial" w:hAnsi="Arial" w:cs="Arial"/>
-          <w:sz w:val="20"/>
-          <w:szCs w:val="20"/>
-        </w:rPr>
-        <w:t>ipsum</w:t>
-      </w:r>
-      <w:proofErr w:type="spellEnd"/>
-      <w:r>
-        <w:rPr>
-          <w:rFonts w:ascii="Arial" w:hAnsi="Arial" w:cs="Arial"/>
-          <w:sz w:val="20"/>
-          <w:szCs w:val="20"/>
-        </w:rPr>
-        <w:t xml:space="preserve"> dolor </w:t>
-      </w:r>
-      <w:proofErr w:type="spellStart"/>
-      <w:r>
-        <w:rPr>
-          <w:rFonts w:ascii="Arial" w:hAnsi="Arial" w:cs="Arial"/>
-          <w:sz w:val="20"/>
-          <w:szCs w:val="20"/>
-        </w:rPr>
-        <w:t>sit</w:t>
-      </w:r>
-      <w:proofErr w:type="spellEnd"/>
-      <w:r>
-        <w:rPr>
-          <w:rFonts w:ascii="Arial" w:hAnsi="Arial" w:cs="Arial"/>
-          <w:sz w:val="20"/>
-          <w:szCs w:val="20"/>
-        </w:rPr>
-        <w:t xml:space="preserve"> </w:t>
-      </w:r>
-      <w:proofErr w:type="spellStart"/>
-      <w:r>
-        <w:rPr>
-          <w:rFonts w:ascii="Arial" w:hAnsi="Arial" w:cs="Arial"/>
-          <w:sz w:val="20"/>
-          <w:szCs w:val="20"/>
-        </w:rPr>
-        <w:t>amet</w:t>
-      </w:r>
-      <w:proofErr w:type="spellEnd"/>
-      <w:r>
-        <w:rPr>
-          <w:rFonts w:ascii="Arial" w:hAnsi="Arial" w:cs="Arial"/>
-          <w:sz w:val="20"/>
-          <w:szCs w:val="20"/>
-        </w:rPr>
-        <w:t xml:space="preserve">, </w:t>
-      </w:r>
-      <w:proofErr w:type="spellStart"/>
-      <w:r>
-        <w:rPr>
-          <w:rFonts w:ascii="Arial" w:hAnsi="Arial" w:cs="Arial"/>
-          <w:sz w:val="20"/>
-          <w:szCs w:val="20"/>
-        </w:rPr>
-        <w:t>consectetur</w:t>
-      </w:r>
-      <w:proofErr w:type="spellEnd"/>
-      <w:r>
-        <w:rPr>
-          <w:rFonts w:ascii="Arial" w:hAnsi="Arial" w:cs="Arial"/>
-          <w:sz w:val="20"/>
-          <w:szCs w:val="20"/>
-        </w:rPr>
-        <w:t xml:space="preserve"> </w:t>
-      </w:r>
-      <w:proofErr w:type="spellStart"/>
-      <w:r>
-        <w:rPr>
-          <w:rFonts w:ascii="Arial" w:hAnsi="Arial" w:cs="Arial"/>
-          <w:sz w:val="20"/>
-          <w:szCs w:val="20"/>
-        </w:rPr>
-        <w:t>adipiscing</w:t>
-      </w:r>
-      <w:proofErr w:type="spellEnd"/>
-      <w:r>
-        <w:rPr>
-          <w:rFonts w:ascii="Arial" w:hAnsi="Arial" w:cs="Arial"/>
-          <w:sz w:val="20"/>
-          <w:szCs w:val="20"/>
-        </w:rPr>
-        <w:t xml:space="preserve"> </w:t>
-      </w:r>
-      <w:proofErr w:type="spellStart"/>
-      <w:r>
-        <w:rPr>
-          <w:rFonts w:ascii="Arial" w:hAnsi="Arial" w:cs="Arial"/>
-          <w:sz w:val="20"/>
-          <w:szCs w:val="20"/>
-        </w:rPr>
-        <w:t>elit</w:t>
-      </w:r>
-      <w:proofErr w:type="spellEnd"/>
-      <w:r>
-        <w:rPr>
-          <w:rFonts w:ascii="Arial" w:hAnsi="Arial" w:cs="Arial"/>
-          <w:sz w:val="20"/>
-          <w:szCs w:val="20"/>
-        </w:rPr>
-        <w:t>.</w:t>
-      </w:r>
-    </w:p>
-    <w:p>
-      <w:pPr>
-        <w:pStyle w:val="Corpodeltesto"/>
-        <w:spacing w:before="120" w:after="0" w:line="240" w:lineRule="auto"/>
-        <w:ind w:left="360"/>
-        <w:jc w:val="both"/>
-        <w:rPr>
-          <w:rFonts w:ascii="Arial" w:hAnsi="Arial" w:cs="Arial"/>
-          <w:sz w:val="20"/>
-          <w:szCs w:val="20"/>
-          <w:lang w:val="it-CH"/>
-        </w:rPr>
-      </w:pPr>
-    </w:p>
-    <w:p>
-      <w:pPr>
-        <w:pStyle w:val="SUPSITestoArial10"/>
-      </w:pPr>
-      <w:r>
-        <w:t xml:space="preserve">Lorem ipsum dolor sit </w:t>
-      </w:r>
-      <w:proofErr w:type="spellStart"/>
-      <w:r>
-        <w:t>amet</w:t>
-      </w:r>
-      <w:proofErr w:type="spellEnd"/>
-      <w:r>
-        <w:t xml:space="preserve">, </w:t>
-      </w:r>
-      <w:proofErr w:type="spellStart"/>
-      <w:r>
-        <w:t>consectetur</w:t>
-      </w:r>
-      <w:proofErr w:type="spellEnd"/>
-      <w:r>
-        <w:t xml:space="preserve"> </w:t>
-      </w:r>
-      <w:proofErr w:type="spellStart"/>
-      <w:r>
-        <w:t>adipiscing</w:t>
-      </w:r>
-      <w:proofErr w:type="spellEnd"/>
-      <w:r>
-        <w:t xml:space="preserve"> </w:t>
-      </w:r>
-      <w:proofErr w:type="spellStart"/>
-      <w:r>
-        <w:t>elit</w:t>
-      </w:r>
-      <w:proofErr w:type="spellEnd"/>
-      <w:r>
-        <w:t xml:space="preserve">. Ut </w:t>
-      </w:r>
-      <w:proofErr w:type="spellStart"/>
-      <w:r>
-        <w:t>rutrum</w:t>
-      </w:r>
-      <w:proofErr w:type="spellEnd"/>
-      <w:r>
-        <w:t xml:space="preserve"> </w:t>
-      </w:r>
-      <w:proofErr w:type="spellStart"/>
-      <w:r>
-        <w:t>fringilla</w:t>
-      </w:r>
-      <w:proofErr w:type="spellEnd"/>
-      <w:r>
-        <w:t xml:space="preserve"> </w:t>
-      </w:r>
-      <w:proofErr w:type="spellStart"/>
-      <w:r>
-        <w:t>tortor</w:t>
-      </w:r>
-      <w:proofErr w:type="spellEnd"/>
-      <w:r>
-        <w:t xml:space="preserve">, id </w:t>
-      </w:r>
-      <w:proofErr w:type="spellStart"/>
-      <w:r>
-        <w:t>ullamcorper</w:t>
-      </w:r>
-      <w:proofErr w:type="spellEnd"/>
-      <w:r>
-        <w:t xml:space="preserve"> </w:t>
-      </w:r>
-      <w:proofErr w:type="spellStart"/>
-      <w:r>
-        <w:t>mauris</w:t>
-      </w:r>
-      <w:proofErr w:type="spellEnd"/>
-      <w:r>
-        <w:t xml:space="preserve"> </w:t>
-      </w:r>
-      <w:proofErr w:type="spellStart"/>
-      <w:r>
-        <w:t>elementum</w:t>
-      </w:r>
-      <w:proofErr w:type="spellEnd"/>
-      <w:r>
-        <w:t xml:space="preserve"> sit </w:t>
-      </w:r>
-      <w:proofErr w:type="spellStart"/>
-      <w:r>
-        <w:t>amet</w:t>
-      </w:r>
-      <w:proofErr w:type="spellEnd"/>
-      <w:r>
-        <w:t xml:space="preserve">. Mauris nec </w:t>
-      </w:r>
-      <w:proofErr w:type="spellStart"/>
-      <w:r>
-        <w:t>tellus</w:t>
-      </w:r>
-      <w:proofErr w:type="spellEnd"/>
-      <w:r>
-        <w:t xml:space="preserve"> </w:t>
-      </w:r>
-      <w:proofErr w:type="spellStart"/>
-      <w:r>
-        <w:t>purus</w:t>
-      </w:r>
-      <w:proofErr w:type="spellEnd"/>
-      <w:r>
-        <w:t>;</w:t>
-      </w:r>
-    </w:p>
-    <w:p>
-      <w:pPr>
-        <w:pStyle w:val="Corpodeltesto"/>
-        <w:numPr>
-          <w:ilvl w:val="0"/>
-          <w:numId w:val="37"/>
-        </w:numPr>
-        <w:spacing w:before="120" w:after="0" w:line="240" w:lineRule="auto"/>
-        <w:jc w:val="both"/>
-        <w:rPr>
-          <w:rFonts w:ascii="Arial" w:hAnsi="Arial" w:cs="Arial"/>
-          <w:sz w:val="20"/>
-          <w:szCs w:val="20"/>
-          <w:lang w:val="en-US"/>
-        </w:rPr>
-      </w:pPr>
-      <w:r>
-        <w:rPr>
-          <w:rFonts w:ascii="Arial" w:hAnsi="Arial" w:cs="Arial"/>
-          <w:sz w:val="20"/>
-          <w:szCs w:val="20"/>
-          <w:lang w:val="en-US"/>
-        </w:rPr>
-        <w:t xml:space="preserve">Lorem ipsum dolor </w:t>
-      </w:r>
-      <w:proofErr w:type="gramStart"/>
-      <w:r>
-        <w:rPr>
-          <w:rFonts w:ascii="Arial" w:hAnsi="Arial" w:cs="Arial"/>
-          <w:sz w:val="20"/>
-          <w:szCs w:val="20"/>
-          <w:lang w:val="en-US"/>
-        </w:rPr>
-        <w:t>sit</w:t>
-      </w:r>
-      <w:proofErr w:type="gramEnd"/>
-      <w:r>
-        <w:rPr>
-          <w:rFonts w:ascii="Arial" w:hAnsi="Arial" w:cs="Arial"/>
-          <w:sz w:val="20"/>
-          <w:szCs w:val="20"/>
-          <w:lang w:val="en-US"/>
-        </w:rPr>
-        <w:t xml:space="preserve"> </w:t>
-      </w:r>
-      <w:proofErr w:type="spellStart"/>
-      <w:r>
-        <w:rPr>
-          <w:rFonts w:ascii="Arial" w:hAnsi="Arial" w:cs="Arial"/>
-          <w:sz w:val="20"/>
-          <w:szCs w:val="20"/>
-          <w:lang w:val="en-US"/>
-        </w:rPr>
-        <w:t>amet</w:t>
-      </w:r>
-      <w:proofErr w:type="spellEnd"/>
-      <w:r>
-        <w:rPr>
-          <w:rFonts w:ascii="Arial" w:hAnsi="Arial" w:cs="Arial"/>
-          <w:sz w:val="20"/>
-          <w:szCs w:val="20"/>
-          <w:lang w:val="en-US"/>
-        </w:rPr>
-        <w:t xml:space="preserve">, </w:t>
-      </w:r>
-      <w:proofErr w:type="spellStart"/>
-      <w:r>
-        <w:rPr>
-          <w:rFonts w:ascii="Arial" w:hAnsi="Arial" w:cs="Arial"/>
-          <w:sz w:val="20"/>
-          <w:szCs w:val="20"/>
-          <w:lang w:val="en-US"/>
-        </w:rPr>
-        <w:t>consectetur</w:t>
-      </w:r>
-      <w:proofErr w:type="spellEnd"/>
-      <w:r>
-        <w:rPr>
-          <w:rFonts w:ascii="Arial" w:hAnsi="Arial" w:cs="Arial"/>
-          <w:sz w:val="20"/>
-          <w:szCs w:val="20"/>
-          <w:lang w:val="en-US"/>
-        </w:rPr>
-        <w:t xml:space="preserve"> </w:t>
-      </w:r>
-      <w:proofErr w:type="spellStart"/>
-      <w:r>
-        <w:rPr>
-          <w:rFonts w:ascii="Arial" w:hAnsi="Arial" w:cs="Arial"/>
-          <w:sz w:val="20"/>
-          <w:szCs w:val="20"/>
-          <w:lang w:val="en-US"/>
-        </w:rPr>
-        <w:t>adipiscing</w:t>
-      </w:r>
-      <w:proofErr w:type="spellEnd"/>
-      <w:r>
-        <w:rPr>
-          <w:rFonts w:ascii="Arial" w:hAnsi="Arial" w:cs="Arial"/>
-          <w:sz w:val="20"/>
-          <w:szCs w:val="20"/>
-          <w:lang w:val="en-US"/>
-        </w:rPr>
-        <w:t xml:space="preserve"> </w:t>
-      </w:r>
-      <w:proofErr w:type="spellStart"/>
-      <w:r>
-        <w:rPr>
-          <w:rFonts w:ascii="Arial" w:hAnsi="Arial" w:cs="Arial"/>
-          <w:sz w:val="20"/>
-          <w:szCs w:val="20"/>
-          <w:lang w:val="en-US"/>
-        </w:rPr>
-        <w:t>elit</w:t>
-      </w:r>
-      <w:proofErr w:type="spellEnd"/>
-      <w:r>
-        <w:rPr>
-          <w:rFonts w:ascii="Arial" w:hAnsi="Arial" w:cs="Arial"/>
-          <w:sz w:val="20"/>
-          <w:szCs w:val="20"/>
-          <w:lang w:val="en-US"/>
-        </w:rPr>
-        <w:t>.;</w:t>
-      </w:r>
-    </w:p>
-    <w:p>
-      <w:pPr>
-        <w:pStyle w:val="Corpodeltesto"/>
-        <w:numPr>
-          <w:ilvl w:val="0"/>
-          <w:numId w:val="37"/>
-        </w:numPr>
-        <w:spacing w:before="120" w:after="0" w:line="240" w:lineRule="auto"/>
-        <w:jc w:val="both"/>
-        <w:rPr>
-          <w:rFonts w:ascii="Arial" w:hAnsi="Arial" w:cs="Arial"/>
-          <w:sz w:val="20"/>
-          <w:szCs w:val="20"/>
-          <w:lang w:val="en-US"/>
-        </w:rPr>
-      </w:pPr>
-      <w:r>
-        <w:rPr>
-          <w:rFonts w:ascii="Arial" w:hAnsi="Arial" w:cs="Arial"/>
-          <w:sz w:val="20"/>
-          <w:szCs w:val="20"/>
-          <w:lang w:val="en-US"/>
-        </w:rPr>
-        <w:t xml:space="preserve">Lorem ipsum dolor </w:t>
-      </w:r>
-      <w:proofErr w:type="gramStart"/>
-      <w:r>
-        <w:rPr>
-          <w:rFonts w:ascii="Arial" w:hAnsi="Arial" w:cs="Arial"/>
-          <w:sz w:val="20"/>
-          <w:szCs w:val="20"/>
-          <w:lang w:val="en-US"/>
-        </w:rPr>
-        <w:t>sit</w:t>
-      </w:r>
-      <w:proofErr w:type="gramEnd"/>
-      <w:r>
-        <w:rPr>
-          <w:rFonts w:ascii="Arial" w:hAnsi="Arial" w:cs="Arial"/>
-          <w:sz w:val="20"/>
-          <w:szCs w:val="20"/>
-          <w:lang w:val="en-US"/>
-        </w:rPr>
-        <w:t xml:space="preserve"> </w:t>
-      </w:r>
-      <w:proofErr w:type="spellStart"/>
-      <w:r>
-        <w:rPr>
-          <w:rFonts w:ascii="Arial" w:hAnsi="Arial" w:cs="Arial"/>
-          <w:sz w:val="20"/>
-          <w:szCs w:val="20"/>
-          <w:lang w:val="en-US"/>
-        </w:rPr>
-        <w:t>amet</w:t>
-      </w:r>
-      <w:proofErr w:type="spellEnd"/>
-      <w:r>
-        <w:rPr>
-          <w:rFonts w:ascii="Arial" w:hAnsi="Arial" w:cs="Arial"/>
-          <w:sz w:val="20"/>
-          <w:szCs w:val="20"/>
-          <w:lang w:val="en-US"/>
-        </w:rPr>
-        <w:t xml:space="preserve">, </w:t>
-      </w:r>
-      <w:proofErr w:type="spellStart"/>
-      <w:r>
-        <w:rPr>
-          <w:rFonts w:ascii="Arial" w:hAnsi="Arial" w:cs="Arial"/>
-          <w:sz w:val="20"/>
-          <w:szCs w:val="20"/>
-          <w:lang w:val="en-US"/>
-        </w:rPr>
-        <w:t>consectetur</w:t>
-      </w:r>
-      <w:proofErr w:type="spellEnd"/>
-      <w:r>
-        <w:rPr>
-          <w:rFonts w:ascii="Arial" w:hAnsi="Arial" w:cs="Arial"/>
-          <w:sz w:val="20"/>
-          <w:szCs w:val="20"/>
-          <w:lang w:val="en-US"/>
-        </w:rPr>
-        <w:t xml:space="preserve"> </w:t>
-      </w:r>
-      <w:proofErr w:type="spellStart"/>
-      <w:r>
-        <w:rPr>
-          <w:rFonts w:ascii="Arial" w:hAnsi="Arial" w:cs="Arial"/>
-          <w:sz w:val="20"/>
-          <w:szCs w:val="20"/>
-          <w:lang w:val="en-US"/>
-        </w:rPr>
-        <w:t>adipiscing</w:t>
-      </w:r>
-      <w:proofErr w:type="spellEnd"/>
-      <w:r>
-        <w:rPr>
-          <w:rFonts w:ascii="Arial" w:hAnsi="Arial" w:cs="Arial"/>
-          <w:sz w:val="20"/>
-          <w:szCs w:val="20"/>
-          <w:lang w:val="en-US"/>
-        </w:rPr>
-        <w:t xml:space="preserve"> </w:t>
-      </w:r>
-      <w:proofErr w:type="spellStart"/>
-      <w:r>
-        <w:rPr>
-          <w:rFonts w:ascii="Arial" w:hAnsi="Arial" w:cs="Arial"/>
-          <w:sz w:val="20"/>
-          <w:szCs w:val="20"/>
-          <w:lang w:val="en-US"/>
-        </w:rPr>
-        <w:t>elit</w:t>
-      </w:r>
-      <w:proofErr w:type="spellEnd"/>
-      <w:r>
-        <w:rPr>
-          <w:rFonts w:ascii="Arial" w:hAnsi="Arial" w:cs="Arial"/>
-          <w:sz w:val="20"/>
-          <w:szCs w:val="20"/>
-          <w:lang w:val="en-US"/>
-        </w:rPr>
-        <w:t>..</w:t>
-      </w:r>
-    </w:p>
-    <w:p>
-      <w:pPr>
-        <w:pStyle w:val="Heading2"/>
-        <w:rPr>
-          <w:lang w:val="en-US"/>
-        </w:rPr>
-      </w:pPr>
-      <w:bookmarkStart w:id="13" w:name="_Toc73344988"/>
-      <w:bookmarkStart w:id="14" w:name="_Toc73345129"/>
-      <w:bookmarkStart w:id="15" w:name="_Toc73345144"/>
-      <w:bookmarkStart w:id="16" w:name="_Toc82498936"/>
-      <w:bookmarkStart w:id="17" w:name="_Toc82498957"/>
-      <w:r>
-        <w:rPr>
-          <w:lang w:val="en-US"/>
-        </w:rPr>
-        <w:t xml:space="preserve">1.2 </w:t>
-      </w:r>
-      <w:r>
-        <w:rPr>
-          <w:lang w:val="en-US"/>
-        </w:rPr>
-        <w:t>VVVVVVVVVVVVVVVVV</w:t>
-      </w:r>
       <w:bookmarkEnd w:id="13"/>
       <w:bookmarkEnd w:id="14"/>
       <w:bookmarkEnd w:id="15"/>
+      <w:proofErr w:type="spellStart"/>
+      <w:r>
+        <w:rPr>
+          <w:lang w:val="en-US"/>
+        </w:rPr>
+        <w:t>Modello</w:t>
+      </w:r>
+      <w:proofErr w:type="spellEnd"/>
+      <w:r>
+        <w:rPr>
+          <w:lang w:val="en-US"/>
+        </w:rPr>
+        <w:t xml:space="preserve"> LLM in locale</w:t>
+      </w:r>
+    </w:p>
+    <w:p>
+      <w:pPr>
+        <w:pStyle w:val="SUPSITestoArial10"/>
+        <w:rPr>
+          <w:lang w:val="fr-FR"/>
+        </w:rPr>
+      </w:pPr>
+      <w:r>
+        <w:t xml:space="preserve">La prima </w:t>
+      </w:r>
+      <w:proofErr w:type="spellStart"/>
+      <w:r>
+        <w:t>fase</w:t>
+      </w:r>
+      <w:proofErr w:type="spellEnd"/>
+      <w:r>
+        <w:t xml:space="preserve"> del </w:t>
+      </w:r>
+      <w:proofErr w:type="spellStart"/>
+      <w:r>
+        <w:t>progetto</w:t>
+      </w:r>
+      <w:proofErr w:type="spellEnd"/>
+      <w:r>
+        <w:t xml:space="preserve"> è </w:t>
+      </w:r>
+      <w:proofErr w:type="spellStart"/>
+      <w:r>
+        <w:t>stata</w:t>
+      </w:r>
+      <w:proofErr w:type="spellEnd"/>
+      <w:r>
+        <w:t xml:space="preserve"> </w:t>
+      </w:r>
+      <w:proofErr w:type="spellStart"/>
+      <w:r>
+        <w:t>quella</w:t>
+      </w:r>
+      <w:proofErr w:type="spellEnd"/>
+      <w:r>
+        <w:t xml:space="preserve"> di </w:t>
+      </w:r>
+      <w:proofErr w:type="spellStart"/>
+      <w:r>
+        <w:t>scegliere</w:t>
+      </w:r>
+      <w:proofErr w:type="spellEnd"/>
+      <w:r>
+        <w:t xml:space="preserve"> un </w:t>
+      </w:r>
+      <w:proofErr w:type="spellStart"/>
+      <w:r>
+        <w:t>modello</w:t>
+      </w:r>
+      <w:proofErr w:type="spellEnd"/>
+      <w:r>
+        <w:t xml:space="preserve"> di Large Language Model (LLM) ed un software </w:t>
+      </w:r>
+      <w:proofErr w:type="spellStart"/>
+      <w:r>
+        <w:t>che</w:t>
+      </w:r>
+      <w:proofErr w:type="spellEnd"/>
+      <w:r>
+        <w:t xml:space="preserve"> ci </w:t>
+      </w:r>
+      <w:proofErr w:type="spellStart"/>
+      <w:r>
+        <w:t>permettesse</w:t>
+      </w:r>
+      <w:proofErr w:type="spellEnd"/>
+      <w:r>
+        <w:t xml:space="preserve"> di </w:t>
+      </w:r>
+      <w:proofErr w:type="spellStart"/>
+      <w:r>
+        <w:t>scaricare</w:t>
+      </w:r>
+      <w:proofErr w:type="spellEnd"/>
+      <w:r>
+        <w:t xml:space="preserve"> in locale </w:t>
+      </w:r>
+      <w:proofErr w:type="spellStart"/>
+      <w:r>
+        <w:t>sul</w:t>
+      </w:r>
+      <w:proofErr w:type="spellEnd"/>
+      <w:r>
+        <w:t xml:space="preserve"> nostro computer </w:t>
+      </w:r>
+      <w:proofErr w:type="spellStart"/>
+      <w:r>
+        <w:t>dei</w:t>
+      </w:r>
+      <w:proofErr w:type="spellEnd"/>
+      <w:r>
+        <w:t xml:space="preserve"> </w:t>
+      </w:r>
+      <w:proofErr w:type="spellStart"/>
+      <w:r>
+        <w:t>modelli</w:t>
+      </w:r>
+      <w:proofErr w:type="spellEnd"/>
+      <w:r>
+        <w:t xml:space="preserve"> Open source </w:t>
+      </w:r>
+      <w:proofErr w:type="spellStart"/>
+      <w:r>
+        <w:t>gratuitamente</w:t>
+      </w:r>
+      <w:proofErr w:type="spellEnd"/>
+      <w:r>
+        <w:t xml:space="preserve">. </w:t>
+      </w:r>
+      <w:r>
+        <w:br/>
+        <w:t xml:space="preserve">Il software </w:t>
+      </w:r>
+      <w:proofErr w:type="spellStart"/>
+      <w:r>
+        <w:t>scelto</w:t>
+      </w:r>
+      <w:proofErr w:type="spellEnd"/>
+      <w:r>
+        <w:t xml:space="preserve"> è </w:t>
+      </w:r>
+      <w:proofErr w:type="spellStart"/>
+      <w:r>
+        <w:t>stato</w:t>
+      </w:r>
+      <w:proofErr w:type="spellEnd"/>
+      <w:r>
+        <w:t xml:space="preserve"> </w:t>
+      </w:r>
+      <w:proofErr w:type="spellStart"/>
+      <w:r>
+        <w:t>Ollama</w:t>
+      </w:r>
+      <w:proofErr w:type="spellEnd"/>
+      <w:r>
+        <w:t xml:space="preserve"> </w:t>
+      </w:r>
+      <w:proofErr w:type="spellStart"/>
+      <w:r>
+        <w:t>che</w:t>
+      </w:r>
+      <w:proofErr w:type="spellEnd"/>
+      <w:r>
+        <w:t xml:space="preserve"> </w:t>
+      </w:r>
+      <w:proofErr w:type="spellStart"/>
+      <w:r>
+        <w:t>funziona</w:t>
+      </w:r>
+      <w:proofErr w:type="spellEnd"/>
+      <w:r>
+        <w:t xml:space="preserve"> come un server in locale </w:t>
+      </w:r>
+      <w:proofErr w:type="spellStart"/>
+      <w:r>
+        <w:t>aperto</w:t>
+      </w:r>
+      <w:proofErr w:type="spellEnd"/>
+      <w:r>
+        <w:t xml:space="preserve"> in </w:t>
+      </w:r>
+      <w:proofErr w:type="spellStart"/>
+      <w:r>
+        <w:t>ascolto</w:t>
+      </w:r>
+      <w:proofErr w:type="spellEnd"/>
+      <w:r>
+        <w:t xml:space="preserve"> </w:t>
+      </w:r>
+      <w:proofErr w:type="spellStart"/>
+      <w:r>
+        <w:t>sulla</w:t>
+      </w:r>
+      <w:proofErr w:type="spellEnd"/>
+      <w:r>
+        <w:t xml:space="preserve"> porta </w:t>
+      </w:r>
+      <w:r>
+        <w:rPr>
+          <w:lang w:val="it-IT"/>
+        </w:rPr>
+        <w:t>11434</w:t>
+      </w:r>
+      <w:r>
+        <w:rPr>
+          <w:lang w:val="it-IT"/>
+        </w:rPr>
+        <w:t xml:space="preserve"> </w:t>
+      </w:r>
+      <w:r>
+        <w:rPr>
+          <w:lang w:val="it-IT"/>
+        </w:rPr>
+        <w:t xml:space="preserve">e processa le richieste </w:t>
+      </w:r>
+      <w:r>
+        <w:rPr>
+          <w:lang w:val="it-IT"/>
+        </w:rPr>
+        <w:t xml:space="preserve">http </w:t>
+      </w:r>
+      <w:r>
+        <w:rPr>
+          <w:lang w:val="it-IT"/>
+        </w:rPr>
+        <w:t>tramite un'API REST standard</w:t>
+      </w:r>
+      <w:r>
+        <w:rPr>
+          <w:lang w:val="it-IT"/>
+        </w:rPr>
+        <w:t>.</w:t>
+      </w:r>
+      <w:r>
+        <w:rPr>
+          <w:lang w:val="it-IT"/>
+        </w:rPr>
+        <w:br/>
+        <w:t>Come modello di LLM è stato scelto “llama3” da 15 miliardi di token, anche esso scaricato in locale tramite Ollama.</w:t>
+      </w:r>
+    </w:p>
+    <w:p>
+      <w:pPr>
+        <w:pStyle w:val="Titolo2"/>
+        <w:ind w:left="0" w:firstLine="0"/>
+        <w:rPr>
+          <w:lang w:val="en-US"/>
+        </w:rPr>
+      </w:pPr>
+      <w:bookmarkStart w:id="16" w:name="_Toc73344991"/>
+      <w:bookmarkStart w:id="17" w:name="_Toc73345132"/>
+      <w:bookmarkStart w:id="18" w:name="_Toc73345147"/>
+      <w:bookmarkStart w:id="19" w:name="_Toc82498939"/>
+      <w:bookmarkStart w:id="20" w:name="_Toc82498960"/>
+      <w:r>
+        <w:rPr>
+          <w:lang w:val="en-US"/>
+        </w:rPr>
+        <w:t xml:space="preserve">2.2 </w:t>
+      </w:r>
       <w:bookmarkEnd w:id="16"/>
       <w:bookmarkEnd w:id="17"/>
-    </w:p>
-    <w:p>
-      <w:pPr>
-        <w:pStyle w:val="SUPSITestoArial10"/>
-      </w:pPr>
-      <w:r>
-        <w:t xml:space="preserve">Lorem ipsum dolor sit </w:t>
-      </w:r>
-      <w:proofErr w:type="spellStart"/>
-      <w:r>
-        <w:t>amet</w:t>
-      </w:r>
-      <w:proofErr w:type="spellEnd"/>
-      <w:r>
-        <w:t xml:space="preserve">, </w:t>
-      </w:r>
-      <w:proofErr w:type="spellStart"/>
-      <w:r>
-        <w:t>consectetur</w:t>
-      </w:r>
-      <w:proofErr w:type="spellEnd"/>
-      <w:r>
-        <w:t xml:space="preserve"> </w:t>
-      </w:r>
-      <w:proofErr w:type="spellStart"/>
-      <w:r>
-        <w:t>adipiscing</w:t>
-      </w:r>
-      <w:proofErr w:type="spellEnd"/>
-      <w:r>
-        <w:t xml:space="preserve"> </w:t>
-      </w:r>
-      <w:proofErr w:type="spellStart"/>
-      <w:r>
-        <w:t>elit</w:t>
-      </w:r>
-      <w:proofErr w:type="spellEnd"/>
-      <w:r>
-        <w:t xml:space="preserve">. Ut </w:t>
-      </w:r>
-      <w:proofErr w:type="spellStart"/>
-      <w:r>
-        <w:t>rutrum</w:t>
-      </w:r>
-      <w:proofErr w:type="spellEnd"/>
-      <w:r>
-        <w:t xml:space="preserve"> </w:t>
-      </w:r>
-      <w:proofErr w:type="spellStart"/>
-      <w:r>
-        <w:t>fringilla</w:t>
-      </w:r>
-      <w:proofErr w:type="spellEnd"/>
-      <w:r>
-        <w:t xml:space="preserve"> </w:t>
-      </w:r>
-      <w:proofErr w:type="spellStart"/>
-      <w:r>
-        <w:t>tortor</w:t>
-      </w:r>
-      <w:proofErr w:type="spellEnd"/>
-      <w:r>
-        <w:t xml:space="preserve">, id </w:t>
-      </w:r>
-      <w:proofErr w:type="spellStart"/>
-      <w:r>
-        <w:t>ullamcorper</w:t>
-      </w:r>
-      <w:proofErr w:type="spellEnd"/>
-      <w:r>
-        <w:t xml:space="preserve"> </w:t>
-      </w:r>
-      <w:proofErr w:type="spellStart"/>
-      <w:r>
-        <w:t>mauris</w:t>
-      </w:r>
-      <w:proofErr w:type="spellEnd"/>
-      <w:r>
-        <w:t xml:space="preserve"> </w:t>
-      </w:r>
-      <w:proofErr w:type="spellStart"/>
-      <w:r>
-        <w:t>elementum</w:t>
-      </w:r>
-      <w:proofErr w:type="spellEnd"/>
-      <w:r>
-        <w:t xml:space="preserve"> sit </w:t>
-      </w:r>
-      <w:proofErr w:type="spellStart"/>
-      <w:r>
-        <w:t>amet</w:t>
-      </w:r>
-      <w:proofErr w:type="spellEnd"/>
-      <w:r>
-        <w:t xml:space="preserve">. Mauris nec </w:t>
-      </w:r>
-      <w:proofErr w:type="spellStart"/>
-      <w:r>
-        <w:t>tellus</w:t>
-      </w:r>
-      <w:proofErr w:type="spellEnd"/>
-      <w:r>
-        <w:t xml:space="preserve"> </w:t>
-      </w:r>
-      <w:proofErr w:type="spellStart"/>
-      <w:r>
-        <w:t>purus</w:t>
-      </w:r>
-      <w:proofErr w:type="spellEnd"/>
-      <w:r>
-        <w:t>,</w:t>
-      </w:r>
-    </w:p>
-    <w:p>
-      <w:pPr>
-        <w:pStyle w:val="Heading3"/>
-        <w:numPr>
-          <w:ilvl w:val="2"/>
-          <w:numId w:val="0"/>
-        </w:numPr>
-        <w:tabs>
-          <w:tab w:val="num" w:pos="720"/>
-        </w:tabs>
-        <w:spacing w:before="360" w:after="120" w:line="240" w:lineRule="auto"/>
-        <w:ind w:left="720" w:hanging="720"/>
-        <w:rPr>
-          <w:lang w:val="en-US"/>
-        </w:rPr>
-      </w:pPr>
-      <w:bookmarkStart w:id="18" w:name="_Toc73344989"/>
-      <w:bookmarkStart w:id="19" w:name="_Toc73345130"/>
-      <w:bookmarkStart w:id="20" w:name="_Toc73345145"/>
-      <w:bookmarkStart w:id="21" w:name="_Toc82498937"/>
-      <w:bookmarkStart w:id="22" w:name="_Toc82498958"/>
-      <w:r>
-        <w:rPr>
-          <w:lang w:val="en-US"/>
-        </w:rPr>
-        <w:t xml:space="preserve">1.2.1 </w:t>
-      </w:r>
-      <w:proofErr w:type="spellStart"/>
-      <w:r>
-        <w:rPr>
-          <w:lang w:val="en-US"/>
-        </w:rPr>
-        <w:t>Ccccccccccccccccccccc</w:t>
-      </w:r>
       <w:bookmarkEnd w:id="18"/>
       <w:bookmarkEnd w:id="19"/>
       <w:bookmarkEnd w:id="20"/>
-      <w:bookmarkEnd w:id="21"/>
-      <w:bookmarkEnd w:id="22"/>
-      <w:proofErr w:type="spellEnd"/>
+      <w:r>
+        <w:rPr>
+          <w:lang w:val="en-US"/>
+        </w:rPr>
+        <w:t xml:space="preserve">Prompt </w:t>
+      </w:r>
     </w:p>
     <w:p>
       <w:pPr>
         <w:pStyle w:val="SUPSITestoArial10"/>
       </w:pPr>
-      <w:bookmarkStart w:id="23" w:name="_Toc300826930"/>
-      <w:bookmarkStart w:id="24" w:name="_Toc300833164"/>
-      <w:r>
-        <w:t xml:space="preserve">Lorem ipsum dolor sit </w:t>
-      </w:r>
-      <w:proofErr w:type="spellStart"/>
-      <w:r>
-        <w:t>amet</w:t>
-      </w:r>
-      <w:proofErr w:type="spellEnd"/>
-      <w:r>
-        <w:t xml:space="preserve">, </w:t>
-      </w:r>
-      <w:proofErr w:type="spellStart"/>
-      <w:r>
-        <w:t>consectetur</w:t>
-      </w:r>
-      <w:proofErr w:type="spellEnd"/>
-      <w:r>
-        <w:t xml:space="preserve"> </w:t>
-      </w:r>
-      <w:proofErr w:type="spellStart"/>
-      <w:r>
-        <w:t>adipiscing</w:t>
-      </w:r>
-      <w:proofErr w:type="spellEnd"/>
-      <w:r>
-        <w:t xml:space="preserve"> </w:t>
-      </w:r>
-      <w:proofErr w:type="spellStart"/>
-      <w:r>
-        <w:t>elit</w:t>
-      </w:r>
-      <w:proofErr w:type="spellEnd"/>
-      <w:r>
-        <w:t xml:space="preserve">. Ut </w:t>
-      </w:r>
-      <w:proofErr w:type="spellStart"/>
-      <w:r>
-        <w:t>rutrum</w:t>
-      </w:r>
-      <w:proofErr w:type="spellEnd"/>
-      <w:r>
-        <w:t xml:space="preserve"> </w:t>
-      </w:r>
-      <w:proofErr w:type="spellStart"/>
-      <w:r>
-        <w:t>fringilla</w:t>
-      </w:r>
-      <w:proofErr w:type="spellEnd"/>
-      <w:r>
-        <w:t xml:space="preserve"> </w:t>
-      </w:r>
-      <w:proofErr w:type="spellStart"/>
-      <w:r>
-        <w:t>tortor</w:t>
-      </w:r>
-      <w:proofErr w:type="spellEnd"/>
-      <w:r>
-        <w:t xml:space="preserve">, id </w:t>
-      </w:r>
-      <w:proofErr w:type="spellStart"/>
-      <w:r>
-        <w:t>ullamcorper</w:t>
-      </w:r>
-      <w:proofErr w:type="spellEnd"/>
-      <w:r>
-        <w:t xml:space="preserve"> </w:t>
-      </w:r>
-      <w:proofErr w:type="spellStart"/>
-      <w:r>
-        <w:t>mauris</w:t>
-      </w:r>
-      <w:proofErr w:type="spellEnd"/>
-      <w:r>
-        <w:t xml:space="preserve"> </w:t>
-      </w:r>
-      <w:proofErr w:type="spellStart"/>
-      <w:r>
-        <w:t>elementum</w:t>
-      </w:r>
-      <w:proofErr w:type="spellEnd"/>
-      <w:r>
-        <w:t xml:space="preserve"> sit </w:t>
-      </w:r>
-      <w:proofErr w:type="spellStart"/>
-      <w:r>
-        <w:t>amet</w:t>
-      </w:r>
-      <w:proofErr w:type="spellEnd"/>
-      <w:r>
-        <w:t xml:space="preserve">. Mauris nec </w:t>
-      </w:r>
-      <w:proofErr w:type="spellStart"/>
-      <w:r>
-        <w:t>tellus</w:t>
-      </w:r>
-      <w:proofErr w:type="spellEnd"/>
-      <w:r>
-        <w:t xml:space="preserve"> </w:t>
-      </w:r>
-      <w:proofErr w:type="spellStart"/>
-      <w:r>
-        <w:t>purus</w:t>
-      </w:r>
-      <w:proofErr w:type="spellEnd"/>
-      <w:r>
-        <w:t xml:space="preserve">, </w:t>
-      </w:r>
-      <w:bookmarkEnd w:id="23"/>
-      <w:bookmarkEnd w:id="24"/>
-    </w:p>
-    <w:p>
-      <w:pPr>
-        <w:pStyle w:val="Title"/>
-        <w:rPr>
-          <w:lang w:val="en-US"/>
-        </w:rPr>
-      </w:pPr>
-      <w:r>
-        <w:rPr>
-          <w:lang w:val="en-US"/>
-        </w:rPr>
-        <w:br w:type="page"/>
-      </w:r>
-      <w:proofErr w:type="spellStart"/>
-      <w:r>
-        <w:rPr>
-          <w:lang w:val="en-US"/>
-        </w:rPr>
-        <w:lastRenderedPageBreak/>
-        <w:t>Capitolo</w:t>
-      </w:r>
-      <w:proofErr w:type="spellEnd"/>
-      <w:r>
-        <w:rPr>
-          <w:lang w:val="en-US"/>
-        </w:rPr>
-        <w:t xml:space="preserve"> </w:t>
-      </w:r>
-      <w:r>
-        <w:rPr>
-          <w:lang w:val="en-US"/>
-        </w:rPr>
-        <w:t>2</w:t>
-      </w:r>
-    </w:p>
-    <w:p>
-      <w:pPr>
-        <w:pStyle w:val="SUPSITestoArial10"/>
-        <w:rPr>
-          <w:lang w:val="fr-FR"/>
-        </w:rPr>
-      </w:pPr>
-      <w:r>
-        <w:t xml:space="preserve">Lorem ipsum dolor sit </w:t>
-      </w:r>
-      <w:proofErr w:type="spellStart"/>
-      <w:r>
-        <w:t>amet</w:t>
-      </w:r>
-      <w:proofErr w:type="spellEnd"/>
-      <w:r>
-        <w:t xml:space="preserve">, </w:t>
-      </w:r>
-      <w:proofErr w:type="spellStart"/>
-      <w:r>
-        <w:t>consectetur</w:t>
-      </w:r>
-      <w:proofErr w:type="spellEnd"/>
-      <w:r>
-        <w:t xml:space="preserve"> </w:t>
-      </w:r>
-      <w:proofErr w:type="spellStart"/>
-      <w:r>
-        <w:t>adipiscing</w:t>
-      </w:r>
-      <w:proofErr w:type="spellEnd"/>
-      <w:r>
-        <w:t xml:space="preserve"> </w:t>
-      </w:r>
-      <w:proofErr w:type="spellStart"/>
-      <w:r>
-        <w:t>elit</w:t>
-      </w:r>
-      <w:proofErr w:type="spellEnd"/>
-      <w:r>
-        <w:t xml:space="preserve">. Ut </w:t>
-      </w:r>
-      <w:proofErr w:type="spellStart"/>
-      <w:r>
-        <w:t>rutrum</w:t>
-      </w:r>
-      <w:proofErr w:type="spellEnd"/>
-      <w:r>
-        <w:t xml:space="preserve"> </w:t>
-      </w:r>
-      <w:proofErr w:type="spellStart"/>
-      <w:r>
-        <w:t>fringilla</w:t>
-      </w:r>
-      <w:proofErr w:type="spellEnd"/>
-      <w:r>
-        <w:t xml:space="preserve"> </w:t>
-      </w:r>
-      <w:proofErr w:type="spellStart"/>
-      <w:r>
-        <w:t>tortor</w:t>
-      </w:r>
-      <w:proofErr w:type="spellEnd"/>
-      <w:r>
-        <w:t xml:space="preserve">, id </w:t>
-      </w:r>
-      <w:proofErr w:type="spellStart"/>
-      <w:r>
-        <w:t>ullamcorper</w:t>
-      </w:r>
-      <w:proofErr w:type="spellEnd"/>
-      <w:r>
-        <w:t xml:space="preserve"> </w:t>
-      </w:r>
-      <w:proofErr w:type="spellStart"/>
-      <w:r>
-        <w:t>mauris</w:t>
-      </w:r>
-      <w:proofErr w:type="spellEnd"/>
-      <w:r>
-        <w:t xml:space="preserve"> </w:t>
-      </w:r>
-      <w:proofErr w:type="spellStart"/>
-      <w:r>
-        <w:t>elementum</w:t>
-      </w:r>
-      <w:proofErr w:type="spellEnd"/>
-      <w:r>
-        <w:t xml:space="preserve"> sit </w:t>
-      </w:r>
-      <w:proofErr w:type="spellStart"/>
-      <w:r>
-        <w:t>amet</w:t>
-      </w:r>
-      <w:proofErr w:type="spellEnd"/>
-      <w:r>
-        <w:t xml:space="preserve">. Mauris nec </w:t>
-      </w:r>
-      <w:proofErr w:type="spellStart"/>
-      <w:r>
-        <w:t>tellus</w:t>
-      </w:r>
-      <w:proofErr w:type="spellEnd"/>
-      <w:r>
-        <w:t xml:space="preserve"> </w:t>
-      </w:r>
-      <w:proofErr w:type="spellStart"/>
-      <w:r>
-        <w:t>purus</w:t>
-      </w:r>
-      <w:proofErr w:type="spellEnd"/>
-      <w:r>
-        <w:t xml:space="preserve">, vitae </w:t>
-      </w:r>
-      <w:proofErr w:type="spellStart"/>
-      <w:r>
-        <w:t>sollicitudin</w:t>
-      </w:r>
-      <w:proofErr w:type="spellEnd"/>
-      <w:r>
-        <w:t xml:space="preserve"> nunc. Aenean </w:t>
-      </w:r>
-      <w:proofErr w:type="spellStart"/>
-      <w:r>
-        <w:t>suscipit</w:t>
-      </w:r>
-      <w:proofErr w:type="spellEnd"/>
-      <w:r>
-        <w:t xml:space="preserve">, ipsum vel </w:t>
-      </w:r>
-      <w:proofErr w:type="spellStart"/>
-      <w:r>
-        <w:t>vulputate</w:t>
-      </w:r>
-      <w:proofErr w:type="spellEnd"/>
-      <w:r>
-        <w:t xml:space="preserve"> </w:t>
-      </w:r>
-      <w:proofErr w:type="spellStart"/>
-      <w:r>
-        <w:t>lobortis</w:t>
-      </w:r>
-      <w:proofErr w:type="spellEnd"/>
-      <w:r>
-        <w:t xml:space="preserve">, </w:t>
-      </w:r>
-      <w:proofErr w:type="spellStart"/>
-      <w:r>
-        <w:t>orci</w:t>
-      </w:r>
-      <w:proofErr w:type="spellEnd"/>
-      <w:r>
-        <w:t xml:space="preserve"> </w:t>
-      </w:r>
-      <w:proofErr w:type="spellStart"/>
-      <w:r>
-        <w:t>purus</w:t>
-      </w:r>
-      <w:proofErr w:type="spellEnd"/>
-      <w:r>
-        <w:t xml:space="preserve"> </w:t>
-      </w:r>
-      <w:proofErr w:type="spellStart"/>
-      <w:r>
-        <w:t>consectetur</w:t>
-      </w:r>
-      <w:proofErr w:type="spellEnd"/>
-      <w:r>
-        <w:t xml:space="preserve"> </w:t>
-      </w:r>
-      <w:proofErr w:type="spellStart"/>
-      <w:r>
-        <w:t>felis</w:t>
-      </w:r>
-      <w:proofErr w:type="spellEnd"/>
-      <w:r>
-        <w:t xml:space="preserve">, sed </w:t>
-      </w:r>
-      <w:proofErr w:type="spellStart"/>
-      <w:r>
-        <w:t>luctus</w:t>
-      </w:r>
-      <w:proofErr w:type="spellEnd"/>
-      <w:r>
-        <w:t xml:space="preserve"> </w:t>
-      </w:r>
-      <w:proofErr w:type="spellStart"/>
-      <w:r>
-        <w:t>neque</w:t>
-      </w:r>
-      <w:proofErr w:type="spellEnd"/>
-      <w:r>
-        <w:t xml:space="preserve"> dui </w:t>
-      </w:r>
-      <w:proofErr w:type="spellStart"/>
-      <w:r>
-        <w:t>eu</w:t>
-      </w:r>
-      <w:proofErr w:type="spellEnd"/>
-      <w:r>
-        <w:t xml:space="preserve"> </w:t>
-      </w:r>
-      <w:proofErr w:type="spellStart"/>
-      <w:r>
-        <w:t>odio</w:t>
-      </w:r>
-      <w:proofErr w:type="spellEnd"/>
-      <w:r>
-        <w:t xml:space="preserve">. </w:t>
-      </w:r>
-      <w:proofErr w:type="spellStart"/>
-      <w:r>
-        <w:rPr>
-          <w:lang w:val="fr-FR"/>
-        </w:rPr>
-        <w:t>Aliquam</w:t>
-      </w:r>
-      <w:proofErr w:type="spellEnd"/>
-      <w:r>
-        <w:rPr>
-          <w:lang w:val="fr-FR"/>
-        </w:rPr>
-        <w:t xml:space="preserve"> </w:t>
-      </w:r>
-      <w:proofErr w:type="spellStart"/>
-      <w:r>
-        <w:rPr>
-          <w:lang w:val="fr-FR"/>
-        </w:rPr>
-        <w:t>risus</w:t>
-      </w:r>
-      <w:proofErr w:type="spellEnd"/>
-      <w:r>
-        <w:rPr>
-          <w:lang w:val="fr-FR"/>
-        </w:rPr>
-        <w:t xml:space="preserve"> </w:t>
-      </w:r>
-      <w:proofErr w:type="spellStart"/>
-      <w:r>
-        <w:rPr>
-          <w:lang w:val="fr-FR"/>
-        </w:rPr>
-        <w:t>nisl</w:t>
-      </w:r>
-      <w:proofErr w:type="spellEnd"/>
-      <w:r>
-        <w:rPr>
-          <w:lang w:val="fr-FR"/>
-        </w:rPr>
-        <w:t xml:space="preserve">, </w:t>
-      </w:r>
-      <w:proofErr w:type="spellStart"/>
-      <w:r>
-        <w:rPr>
-          <w:lang w:val="fr-FR"/>
-        </w:rPr>
-        <w:t>egestas</w:t>
-      </w:r>
-      <w:proofErr w:type="spellEnd"/>
-      <w:r>
-        <w:rPr>
-          <w:lang w:val="fr-FR"/>
-        </w:rPr>
-        <w:t xml:space="preserve"> eu </w:t>
-      </w:r>
-      <w:proofErr w:type="spellStart"/>
-      <w:r>
-        <w:rPr>
-          <w:lang w:val="fr-FR"/>
-        </w:rPr>
-        <w:t>accumsan</w:t>
-      </w:r>
-      <w:proofErr w:type="spellEnd"/>
-      <w:r>
-        <w:rPr>
-          <w:lang w:val="fr-FR"/>
-        </w:rPr>
-        <w:t xml:space="preserve"> non, </w:t>
-      </w:r>
-      <w:proofErr w:type="spellStart"/>
-      <w:r>
-        <w:rPr>
-          <w:lang w:val="fr-FR"/>
-        </w:rPr>
-        <w:t>luctus</w:t>
-      </w:r>
-      <w:proofErr w:type="spellEnd"/>
-      <w:r>
-        <w:rPr>
-          <w:lang w:val="fr-FR"/>
-        </w:rPr>
-        <w:t xml:space="preserve"> in </w:t>
-      </w:r>
-      <w:proofErr w:type="spellStart"/>
-      <w:r>
-        <w:rPr>
-          <w:lang w:val="fr-FR"/>
-        </w:rPr>
-        <w:t>nibh</w:t>
-      </w:r>
-      <w:proofErr w:type="spellEnd"/>
-      <w:r>
-        <w:rPr>
-          <w:lang w:val="fr-FR"/>
-        </w:rPr>
-        <w:t xml:space="preserve">. </w:t>
-      </w:r>
-      <w:proofErr w:type="spellStart"/>
-      <w:r>
-        <w:rPr>
-          <w:lang w:val="fr-FR"/>
-        </w:rPr>
-        <w:t>Nulla</w:t>
-      </w:r>
-      <w:proofErr w:type="spellEnd"/>
-      <w:r>
-        <w:rPr>
-          <w:lang w:val="fr-FR"/>
-        </w:rPr>
-        <w:t xml:space="preserve"> </w:t>
-      </w:r>
-      <w:proofErr w:type="spellStart"/>
-      <w:r>
-        <w:rPr>
-          <w:lang w:val="fr-FR"/>
-        </w:rPr>
-        <w:t>consectetur</w:t>
-      </w:r>
-      <w:proofErr w:type="spellEnd"/>
-      <w:r>
-        <w:rPr>
-          <w:lang w:val="fr-FR"/>
-        </w:rPr>
-        <w:t xml:space="preserve"> </w:t>
-      </w:r>
-      <w:proofErr w:type="spellStart"/>
-      <w:r>
-        <w:rPr>
-          <w:lang w:val="fr-FR"/>
-        </w:rPr>
-        <w:t>lacus</w:t>
-      </w:r>
-      <w:proofErr w:type="spellEnd"/>
-      <w:r>
-        <w:rPr>
-          <w:lang w:val="fr-FR"/>
-        </w:rPr>
-        <w:t xml:space="preserve"> eu </w:t>
-      </w:r>
-      <w:proofErr w:type="spellStart"/>
-      <w:r>
-        <w:rPr>
-          <w:lang w:val="fr-FR"/>
-        </w:rPr>
-        <w:t>enim</w:t>
-      </w:r>
-      <w:proofErr w:type="spellEnd"/>
-      <w:r>
-        <w:rPr>
-          <w:lang w:val="fr-FR"/>
-        </w:rPr>
-        <w:t xml:space="preserve"> </w:t>
-      </w:r>
-      <w:proofErr w:type="spellStart"/>
-      <w:r>
-        <w:rPr>
-          <w:lang w:val="fr-FR"/>
-        </w:rPr>
-        <w:t>imperdiet</w:t>
-      </w:r>
-      <w:proofErr w:type="spellEnd"/>
-      <w:r>
-        <w:rPr>
-          <w:lang w:val="fr-FR"/>
-        </w:rPr>
-        <w:t xml:space="preserve"> rhoncus. </w:t>
-      </w:r>
-      <w:proofErr w:type="spellStart"/>
-      <w:r>
-        <w:rPr>
-          <w:lang w:val="fr-FR"/>
-        </w:rPr>
-        <w:t>Proin</w:t>
-      </w:r>
-      <w:proofErr w:type="spellEnd"/>
-      <w:r>
-        <w:rPr>
-          <w:lang w:val="fr-FR"/>
-        </w:rPr>
-        <w:t xml:space="preserve"> </w:t>
-      </w:r>
-      <w:proofErr w:type="spellStart"/>
-      <w:r>
-        <w:rPr>
-          <w:lang w:val="fr-FR"/>
-        </w:rPr>
-        <w:t>lobortis</w:t>
-      </w:r>
-      <w:proofErr w:type="spellEnd"/>
-      <w:r>
-        <w:rPr>
-          <w:lang w:val="fr-FR"/>
-        </w:rPr>
-        <w:t xml:space="preserve"> </w:t>
-      </w:r>
-      <w:proofErr w:type="spellStart"/>
-      <w:r>
-        <w:rPr>
-          <w:lang w:val="fr-FR"/>
-        </w:rPr>
-        <w:t>tincidunt</w:t>
-      </w:r>
-      <w:proofErr w:type="spellEnd"/>
-      <w:r>
-        <w:rPr>
-          <w:lang w:val="fr-FR"/>
-        </w:rPr>
-        <w:t xml:space="preserve"> </w:t>
-      </w:r>
-      <w:proofErr w:type="spellStart"/>
-      <w:r>
-        <w:rPr>
-          <w:lang w:val="fr-FR"/>
-        </w:rPr>
-        <w:t>eros</w:t>
-      </w:r>
-      <w:proofErr w:type="spellEnd"/>
-      <w:r>
-        <w:rPr>
-          <w:lang w:val="fr-FR"/>
-        </w:rPr>
-        <w:t xml:space="preserve"> eu </w:t>
-      </w:r>
-      <w:proofErr w:type="spellStart"/>
-      <w:r>
-        <w:rPr>
-          <w:lang w:val="fr-FR"/>
-        </w:rPr>
-        <w:t>feugiat</w:t>
-      </w:r>
-      <w:proofErr w:type="spellEnd"/>
-      <w:r>
-        <w:rPr>
-          <w:lang w:val="fr-FR"/>
-        </w:rPr>
-        <w:t xml:space="preserve">. </w:t>
-      </w:r>
-    </w:p>
-    <w:p>
-      <w:pPr>
-        <w:pStyle w:val="Heading2"/>
-        <w:rPr>
-          <w:lang w:val="en-US"/>
-        </w:rPr>
-      </w:pPr>
-      <w:bookmarkStart w:id="25" w:name="_Toc73344990"/>
-      <w:bookmarkStart w:id="26" w:name="_Toc73345131"/>
-      <w:bookmarkStart w:id="27" w:name="_Toc73345146"/>
-      <w:bookmarkStart w:id="28" w:name="_Toc82498938"/>
-      <w:bookmarkStart w:id="29" w:name="_Toc82498959"/>
-      <w:r>
-        <w:rPr>
-          <w:lang w:val="en-US"/>
-        </w:rPr>
-        <w:t>2.1. XXXXXXXXXXXX</w:t>
-      </w:r>
-      <w:bookmarkEnd w:id="25"/>
-      <w:bookmarkEnd w:id="26"/>
-      <w:bookmarkEnd w:id="27"/>
-      <w:bookmarkEnd w:id="28"/>
-      <w:bookmarkEnd w:id="29"/>
-    </w:p>
-    <w:p>
-      <w:pPr>
-        <w:pStyle w:val="SUPSITestoArial10"/>
-        <w:rPr>
-          <w:lang w:val="fr-FR"/>
-        </w:rPr>
-      </w:pPr>
-      <w:r>
-        <w:t xml:space="preserve">Lorem ipsum dolor sit </w:t>
-      </w:r>
-      <w:proofErr w:type="spellStart"/>
-      <w:r>
-        <w:t>amet</w:t>
-      </w:r>
-      <w:proofErr w:type="spellEnd"/>
-      <w:r>
-        <w:t xml:space="preserve">, </w:t>
-      </w:r>
-      <w:proofErr w:type="spellStart"/>
-      <w:r>
-        <w:t>consectetur</w:t>
-      </w:r>
-      <w:proofErr w:type="spellEnd"/>
-      <w:r>
-        <w:t xml:space="preserve"> </w:t>
-      </w:r>
-      <w:proofErr w:type="spellStart"/>
-      <w:r>
-        <w:t>adipiscing</w:t>
-      </w:r>
-      <w:proofErr w:type="spellEnd"/>
-      <w:r>
-        <w:t xml:space="preserve"> </w:t>
-      </w:r>
-      <w:proofErr w:type="spellStart"/>
-      <w:r>
-        <w:t>elit</w:t>
-      </w:r>
-      <w:proofErr w:type="spellEnd"/>
-      <w:r>
-        <w:t xml:space="preserve">. Ut </w:t>
-      </w:r>
-      <w:proofErr w:type="spellStart"/>
-      <w:r>
-        <w:t>rutrum</w:t>
-      </w:r>
-      <w:proofErr w:type="spellEnd"/>
-      <w:r>
-        <w:t xml:space="preserve"> </w:t>
-      </w:r>
-      <w:proofErr w:type="spellStart"/>
-      <w:r>
-        <w:t>fringilla</w:t>
-      </w:r>
-      <w:proofErr w:type="spellEnd"/>
-      <w:r>
-        <w:t xml:space="preserve"> </w:t>
-      </w:r>
-      <w:proofErr w:type="spellStart"/>
-      <w:r>
-        <w:t>tortor</w:t>
-      </w:r>
-      <w:proofErr w:type="spellEnd"/>
-      <w:r>
-        <w:t xml:space="preserve">, id </w:t>
-      </w:r>
-      <w:proofErr w:type="spellStart"/>
-      <w:r>
-        <w:t>ullamcorper</w:t>
-      </w:r>
-      <w:proofErr w:type="spellEnd"/>
-      <w:r>
-        <w:t xml:space="preserve"> </w:t>
-      </w:r>
-      <w:proofErr w:type="spellStart"/>
-      <w:r>
-        <w:t>mauris</w:t>
-      </w:r>
-      <w:proofErr w:type="spellEnd"/>
-      <w:r>
-        <w:t xml:space="preserve"> </w:t>
-      </w:r>
-      <w:proofErr w:type="spellStart"/>
-      <w:r>
-        <w:t>elementum</w:t>
-      </w:r>
-      <w:proofErr w:type="spellEnd"/>
-      <w:r>
-        <w:t xml:space="preserve"> sit </w:t>
-      </w:r>
-      <w:proofErr w:type="spellStart"/>
-      <w:r>
-        <w:t>amet</w:t>
-      </w:r>
-      <w:proofErr w:type="spellEnd"/>
-      <w:r>
-        <w:t xml:space="preserve">. Mauris nec </w:t>
-      </w:r>
-      <w:proofErr w:type="spellStart"/>
-      <w:r>
-        <w:t>tellus</w:t>
-      </w:r>
-      <w:proofErr w:type="spellEnd"/>
-      <w:r>
-        <w:t xml:space="preserve"> </w:t>
-      </w:r>
-      <w:proofErr w:type="spellStart"/>
-      <w:r>
-        <w:t>purus</w:t>
-      </w:r>
-      <w:proofErr w:type="spellEnd"/>
-      <w:r>
-        <w:t xml:space="preserve">, vitae </w:t>
-      </w:r>
-      <w:proofErr w:type="spellStart"/>
-      <w:r>
-        <w:t>sollicitudin</w:t>
-      </w:r>
-      <w:proofErr w:type="spellEnd"/>
-      <w:r>
-        <w:t xml:space="preserve"> nunc. Aenean </w:t>
-      </w:r>
-      <w:proofErr w:type="spellStart"/>
-      <w:r>
-        <w:t>suscipit</w:t>
-      </w:r>
-      <w:proofErr w:type="spellEnd"/>
-      <w:r>
-        <w:t xml:space="preserve">, ipsum vel </w:t>
-      </w:r>
-      <w:proofErr w:type="spellStart"/>
-      <w:r>
-        <w:t>vulputate</w:t>
-      </w:r>
-      <w:proofErr w:type="spellEnd"/>
-      <w:r>
-        <w:t xml:space="preserve"> </w:t>
-      </w:r>
-      <w:proofErr w:type="spellStart"/>
-      <w:r>
-        <w:t>lobortis</w:t>
-      </w:r>
-      <w:proofErr w:type="spellEnd"/>
-      <w:r>
-        <w:t xml:space="preserve">, </w:t>
-      </w:r>
-      <w:proofErr w:type="spellStart"/>
-      <w:r>
-        <w:t>orci</w:t>
-      </w:r>
-      <w:proofErr w:type="spellEnd"/>
-      <w:r>
-        <w:t xml:space="preserve"> </w:t>
-      </w:r>
-      <w:proofErr w:type="spellStart"/>
-      <w:r>
-        <w:t>purus</w:t>
-      </w:r>
-      <w:proofErr w:type="spellEnd"/>
-      <w:r>
-        <w:t xml:space="preserve"> </w:t>
-      </w:r>
-      <w:proofErr w:type="spellStart"/>
-      <w:r>
-        <w:t>consectetur</w:t>
-      </w:r>
-      <w:proofErr w:type="spellEnd"/>
-      <w:r>
-        <w:t xml:space="preserve"> </w:t>
-      </w:r>
-      <w:proofErr w:type="spellStart"/>
-      <w:r>
-        <w:t>felis</w:t>
-      </w:r>
-      <w:proofErr w:type="spellEnd"/>
-      <w:r>
-        <w:t xml:space="preserve">, sed </w:t>
-      </w:r>
-      <w:proofErr w:type="spellStart"/>
-      <w:r>
-        <w:t>luctus</w:t>
-      </w:r>
-      <w:proofErr w:type="spellEnd"/>
-      <w:r>
-        <w:t xml:space="preserve"> </w:t>
-      </w:r>
-      <w:proofErr w:type="spellStart"/>
-      <w:r>
-        <w:t>neque</w:t>
-      </w:r>
-      <w:proofErr w:type="spellEnd"/>
-      <w:r>
-        <w:t xml:space="preserve"> dui </w:t>
-      </w:r>
-      <w:proofErr w:type="spellStart"/>
-      <w:r>
-        <w:t>eu</w:t>
-      </w:r>
-      <w:proofErr w:type="spellEnd"/>
-      <w:r>
-        <w:t xml:space="preserve"> </w:t>
-      </w:r>
-      <w:proofErr w:type="spellStart"/>
-      <w:r>
-        <w:t>odio</w:t>
-      </w:r>
-      <w:proofErr w:type="spellEnd"/>
-      <w:r>
-        <w:t xml:space="preserve">. </w:t>
-      </w:r>
-      <w:proofErr w:type="spellStart"/>
-      <w:r>
-        <w:rPr>
-          <w:lang w:val="fr-FR"/>
-        </w:rPr>
-        <w:t>Aliquam</w:t>
-      </w:r>
-      <w:proofErr w:type="spellEnd"/>
-      <w:r>
-        <w:rPr>
-          <w:lang w:val="fr-FR"/>
-        </w:rPr>
-        <w:t xml:space="preserve"> </w:t>
-      </w:r>
-      <w:proofErr w:type="spellStart"/>
-      <w:r>
-        <w:rPr>
-          <w:lang w:val="fr-FR"/>
-        </w:rPr>
-        <w:t>risus</w:t>
-      </w:r>
-      <w:proofErr w:type="spellEnd"/>
-      <w:r>
-        <w:rPr>
-          <w:lang w:val="fr-FR"/>
-        </w:rPr>
-        <w:t xml:space="preserve"> </w:t>
-      </w:r>
-      <w:proofErr w:type="spellStart"/>
-      <w:r>
-        <w:rPr>
-          <w:lang w:val="fr-FR"/>
-        </w:rPr>
-        <w:t>nisl</w:t>
-      </w:r>
-      <w:proofErr w:type="spellEnd"/>
-      <w:r>
-        <w:rPr>
-          <w:lang w:val="fr-FR"/>
-        </w:rPr>
-        <w:t xml:space="preserve">, </w:t>
-      </w:r>
-      <w:proofErr w:type="spellStart"/>
-      <w:r>
-        <w:rPr>
-          <w:lang w:val="fr-FR"/>
-        </w:rPr>
-        <w:t>egestas</w:t>
-      </w:r>
-      <w:proofErr w:type="spellEnd"/>
-      <w:r>
-        <w:rPr>
-          <w:lang w:val="fr-FR"/>
-        </w:rPr>
-        <w:t xml:space="preserve"> eu </w:t>
-      </w:r>
-      <w:proofErr w:type="spellStart"/>
-      <w:r>
-        <w:rPr>
-          <w:lang w:val="fr-FR"/>
-        </w:rPr>
-        <w:t>accumsan</w:t>
-      </w:r>
-      <w:proofErr w:type="spellEnd"/>
-      <w:r>
-        <w:rPr>
-          <w:lang w:val="fr-FR"/>
-        </w:rPr>
-        <w:t xml:space="preserve"> non, </w:t>
-      </w:r>
-      <w:proofErr w:type="spellStart"/>
-      <w:r>
-        <w:rPr>
-          <w:lang w:val="fr-FR"/>
-        </w:rPr>
-        <w:t>luctus</w:t>
-      </w:r>
-      <w:proofErr w:type="spellEnd"/>
-      <w:r>
-        <w:rPr>
-          <w:lang w:val="fr-FR"/>
-        </w:rPr>
-        <w:t xml:space="preserve"> in </w:t>
-      </w:r>
-      <w:proofErr w:type="spellStart"/>
-      <w:r>
-        <w:rPr>
-          <w:lang w:val="fr-FR"/>
-        </w:rPr>
-        <w:t>nibh</w:t>
-      </w:r>
-      <w:proofErr w:type="spellEnd"/>
-      <w:r>
-        <w:rPr>
-          <w:lang w:val="fr-FR"/>
-        </w:rPr>
-        <w:t xml:space="preserve">. </w:t>
-      </w:r>
-      <w:proofErr w:type="spellStart"/>
-      <w:r>
-        <w:rPr>
-          <w:lang w:val="fr-FR"/>
-        </w:rPr>
-        <w:t>Nulla</w:t>
-      </w:r>
-      <w:proofErr w:type="spellEnd"/>
-      <w:r>
-        <w:rPr>
-          <w:lang w:val="fr-FR"/>
-        </w:rPr>
-        <w:t xml:space="preserve"> </w:t>
-      </w:r>
-      <w:proofErr w:type="spellStart"/>
-      <w:r>
-        <w:rPr>
-          <w:lang w:val="fr-FR"/>
-        </w:rPr>
-        <w:t>consectetur</w:t>
-      </w:r>
-      <w:proofErr w:type="spellEnd"/>
-      <w:r>
-        <w:rPr>
-          <w:lang w:val="fr-FR"/>
-        </w:rPr>
-        <w:t xml:space="preserve"> </w:t>
-      </w:r>
-      <w:proofErr w:type="spellStart"/>
-      <w:r>
-        <w:rPr>
-          <w:lang w:val="fr-FR"/>
-        </w:rPr>
-        <w:t>lacus</w:t>
-      </w:r>
-      <w:proofErr w:type="spellEnd"/>
-      <w:r>
-        <w:rPr>
-          <w:lang w:val="fr-FR"/>
-        </w:rPr>
-        <w:t xml:space="preserve"> eu </w:t>
-      </w:r>
-      <w:proofErr w:type="spellStart"/>
-      <w:r>
-        <w:rPr>
-          <w:lang w:val="fr-FR"/>
-        </w:rPr>
-        <w:t>enim</w:t>
-      </w:r>
-      <w:proofErr w:type="spellEnd"/>
-      <w:r>
-        <w:rPr>
-          <w:lang w:val="fr-FR"/>
-        </w:rPr>
-        <w:t xml:space="preserve"> </w:t>
-      </w:r>
-      <w:proofErr w:type="spellStart"/>
-      <w:r>
-        <w:rPr>
-          <w:lang w:val="fr-FR"/>
-        </w:rPr>
-        <w:t>imperdiet</w:t>
-      </w:r>
-      <w:proofErr w:type="spellEnd"/>
-      <w:r>
-        <w:rPr>
-          <w:lang w:val="fr-FR"/>
-        </w:rPr>
-        <w:t xml:space="preserve"> rhoncus. </w:t>
-      </w:r>
-      <w:proofErr w:type="spellStart"/>
-      <w:r>
-        <w:rPr>
-          <w:lang w:val="fr-FR"/>
-        </w:rPr>
-        <w:t>Proin</w:t>
-      </w:r>
-      <w:proofErr w:type="spellEnd"/>
-      <w:r>
-        <w:rPr>
-          <w:lang w:val="fr-FR"/>
-        </w:rPr>
-        <w:t xml:space="preserve"> </w:t>
-      </w:r>
-      <w:proofErr w:type="spellStart"/>
-      <w:r>
-        <w:rPr>
-          <w:lang w:val="fr-FR"/>
-        </w:rPr>
-        <w:t>lobortis</w:t>
-      </w:r>
-      <w:proofErr w:type="spellEnd"/>
-      <w:r>
-        <w:rPr>
-          <w:lang w:val="fr-FR"/>
-        </w:rPr>
-        <w:t xml:space="preserve"> </w:t>
-      </w:r>
-      <w:proofErr w:type="spellStart"/>
-      <w:r>
-        <w:rPr>
-          <w:lang w:val="fr-FR"/>
-        </w:rPr>
-        <w:t>tincidunt</w:t>
-      </w:r>
-      <w:proofErr w:type="spellEnd"/>
-      <w:r>
-        <w:rPr>
-          <w:lang w:val="fr-FR"/>
-        </w:rPr>
-        <w:t xml:space="preserve"> </w:t>
-      </w:r>
-      <w:proofErr w:type="spellStart"/>
-      <w:r>
-        <w:rPr>
-          <w:lang w:val="fr-FR"/>
-        </w:rPr>
-        <w:t>eros</w:t>
-      </w:r>
-      <w:proofErr w:type="spellEnd"/>
-      <w:r>
-        <w:rPr>
-          <w:lang w:val="fr-FR"/>
-        </w:rPr>
-        <w:t xml:space="preserve"> eu </w:t>
-      </w:r>
-      <w:proofErr w:type="spellStart"/>
-      <w:r>
-        <w:rPr>
-          <w:lang w:val="fr-FR"/>
-        </w:rPr>
-        <w:t>feugiat</w:t>
-      </w:r>
-      <w:proofErr w:type="spellEnd"/>
-      <w:r>
-        <w:rPr>
-          <w:lang w:val="fr-FR"/>
-        </w:rPr>
-        <w:t xml:space="preserve">. </w:t>
-      </w:r>
-    </w:p>
-    <w:p>
-      <w:pPr>
-        <w:rPr>
-          <w:lang w:val="fr-FR"/>
-        </w:rPr>
-      </w:pPr>
-    </w:p>
-    <w:tbl>
-      <w:tblPr>
-        <w:tblW w:w="0" w:type="auto"/>
-        <w:tblInd w:w="468" w:type="dxa"/>
-        <w:tblLook w:val="01E0" w:firstRow="1" w:lastRow="1" w:firstColumn="1" w:lastColumn="1" w:noHBand="0" w:noVBand="0"/>
-      </w:tblPr>
-      <w:tblGrid>
-        <w:gridCol w:w="1567"/>
-        <w:gridCol w:w="1978"/>
-        <w:gridCol w:w="2104"/>
-        <w:gridCol w:w="2091"/>
-      </w:tblGrid>
-      <w:tr>
-        <w:tc>
-          <w:tcPr>
-            <w:tcW w:w="1567" w:type="dxa"/>
-            <w:tcBorders>
-              <w:bottom w:val="single" w:sz="12" w:space="0" w:color="auto"/>
-            </w:tcBorders>
-            <w:shd w:val="clear" w:color="auto" w:fill="E6E6E6"/>
-          </w:tcPr>
-          <w:p>
-            <w:pPr>
-              <w:spacing w:before="120" w:after="120"/>
-              <w:rPr>
-                <w:rFonts w:ascii="Arial" w:hAnsi="Arial" w:cs="Arial"/>
-                <w:b/>
-                <w:sz w:val="20"/>
-                <w:szCs w:val="20"/>
-                <w:lang w:val="it-CH"/>
-              </w:rPr>
-            </w:pPr>
-            <w:r>
-              <w:rPr>
-                <w:rFonts w:ascii="Arial" w:hAnsi="Arial" w:cs="Arial"/>
-                <w:b/>
-                <w:sz w:val="20"/>
-                <w:szCs w:val="20"/>
-                <w:lang w:val="it-CH"/>
-              </w:rPr>
-              <w:t>Evento</w:t>
-            </w:r>
-          </w:p>
-        </w:tc>
-        <w:tc>
-          <w:tcPr>
-            <w:tcW w:w="1978" w:type="dxa"/>
-            <w:tcBorders>
-              <w:bottom w:val="single" w:sz="12" w:space="0" w:color="auto"/>
-            </w:tcBorders>
-            <w:shd w:val="clear" w:color="auto" w:fill="E6E6E6"/>
-          </w:tcPr>
-          <w:p>
-            <w:pPr>
-              <w:spacing w:before="120" w:after="120"/>
-              <w:rPr>
-                <w:rFonts w:ascii="Arial" w:hAnsi="Arial" w:cs="Arial"/>
-                <w:b/>
-                <w:sz w:val="20"/>
-                <w:szCs w:val="20"/>
-                <w:lang w:val="it-CH"/>
-              </w:rPr>
-            </w:pPr>
-            <w:r>
-              <w:rPr>
-                <w:rFonts w:ascii="Arial" w:hAnsi="Arial" w:cs="Arial"/>
-                <w:b/>
-                <w:sz w:val="20"/>
-                <w:szCs w:val="20"/>
-                <w:lang w:val="it-CH"/>
-              </w:rPr>
-              <w:t>Esempio</w:t>
-            </w:r>
-          </w:p>
-        </w:tc>
-        <w:tc>
-          <w:tcPr>
-            <w:tcW w:w="2104" w:type="dxa"/>
-            <w:tcBorders>
-              <w:bottom w:val="single" w:sz="12" w:space="0" w:color="auto"/>
-            </w:tcBorders>
-            <w:shd w:val="clear" w:color="auto" w:fill="E6E6E6"/>
-          </w:tcPr>
-          <w:p>
-            <w:pPr>
-              <w:spacing w:before="120" w:after="120"/>
-              <w:rPr>
-                <w:rFonts w:ascii="Arial" w:hAnsi="Arial" w:cs="Arial"/>
-                <w:b/>
-                <w:sz w:val="20"/>
-                <w:szCs w:val="20"/>
-                <w:lang w:val="it-CH"/>
-              </w:rPr>
-            </w:pPr>
-            <w:r>
-              <w:rPr>
-                <w:rFonts w:ascii="Arial" w:hAnsi="Arial" w:cs="Arial"/>
-                <w:b/>
-                <w:sz w:val="20"/>
-                <w:szCs w:val="20"/>
-                <w:lang w:val="it-CH"/>
-              </w:rPr>
-              <w:t>Obiettivo</w:t>
-            </w:r>
-          </w:p>
-        </w:tc>
-        <w:tc>
-          <w:tcPr>
-            <w:tcW w:w="2091" w:type="dxa"/>
-            <w:tcBorders>
-              <w:bottom w:val="single" w:sz="12" w:space="0" w:color="auto"/>
-            </w:tcBorders>
-            <w:shd w:val="clear" w:color="auto" w:fill="E6E6E6"/>
-          </w:tcPr>
-          <w:p>
-            <w:pPr>
-              <w:spacing w:before="120" w:after="120"/>
-              <w:rPr>
-                <w:rFonts w:ascii="Arial" w:hAnsi="Arial" w:cs="Arial"/>
-                <w:b/>
-                <w:sz w:val="20"/>
-                <w:szCs w:val="20"/>
-                <w:lang w:val="it-CH"/>
-              </w:rPr>
-            </w:pPr>
-            <w:r>
-              <w:rPr>
-                <w:rFonts w:ascii="Arial" w:hAnsi="Arial" w:cs="Arial"/>
-                <w:b/>
-                <w:sz w:val="20"/>
-                <w:szCs w:val="20"/>
-                <w:lang w:val="it-CH"/>
-              </w:rPr>
-              <w:t>Criteri</w:t>
-            </w:r>
-          </w:p>
-        </w:tc>
-      </w:tr>
-      <w:tr>
-        <w:tc>
-          <w:tcPr>
-            <w:tcW w:w="1567" w:type="dxa"/>
-            <w:tcBorders>
-              <w:top w:val="single" w:sz="12" w:space="0" w:color="auto"/>
-              <w:bottom w:val="single" w:sz="2" w:space="0" w:color="auto"/>
-            </w:tcBorders>
-          </w:tcPr>
-          <w:p>
-            <w:pPr>
-              <w:pStyle w:val="Corpodeltesto"/>
-              <w:rPr>
-                <w:rFonts w:ascii="Arial" w:hAnsi="Arial" w:cs="Arial"/>
-                <w:noProof/>
-                <w:sz w:val="16"/>
-                <w:szCs w:val="16"/>
-                <w:lang w:val="it-CH"/>
-              </w:rPr>
-            </w:pPr>
-            <w:r>
-              <w:rPr>
-                <w:rFonts w:ascii="Arial" w:hAnsi="Arial" w:cs="Arial"/>
-                <w:noProof/>
-                <w:sz w:val="16"/>
-                <w:szCs w:val="16"/>
-                <w:lang w:val="it-CH"/>
-              </w:rPr>
-              <w:t>XXXXXXXXX</w:t>
-            </w:r>
-          </w:p>
-        </w:tc>
-        <w:tc>
-          <w:tcPr>
-            <w:tcW w:w="1978" w:type="dxa"/>
-            <w:tcBorders>
-              <w:top w:val="single" w:sz="12" w:space="0" w:color="auto"/>
-              <w:bottom w:val="single" w:sz="2" w:space="0" w:color="auto"/>
-            </w:tcBorders>
-          </w:tcPr>
-          <w:p>
-            <w:pPr>
-              <w:spacing w:before="120"/>
-              <w:rPr>
-                <w:rFonts w:ascii="Arial" w:hAnsi="Arial" w:cs="Arial"/>
-              </w:rPr>
-            </w:pPr>
-            <w:r>
-              <w:rPr>
-                <w:rFonts w:ascii="Arial" w:hAnsi="Arial" w:cs="Arial"/>
-                <w:noProof/>
-                <w:sz w:val="16"/>
-                <w:szCs w:val="16"/>
-                <w:lang w:val="it-CH"/>
-              </w:rPr>
-              <w:t>XXXXXXXXX</w:t>
-            </w:r>
-          </w:p>
-        </w:tc>
-        <w:tc>
-          <w:tcPr>
-            <w:tcW w:w="2104" w:type="dxa"/>
-            <w:tcBorders>
-              <w:top w:val="single" w:sz="12" w:space="0" w:color="auto"/>
-              <w:bottom w:val="single" w:sz="2" w:space="0" w:color="auto"/>
-            </w:tcBorders>
-          </w:tcPr>
-          <w:p>
-            <w:pPr>
-              <w:spacing w:before="120"/>
-              <w:rPr>
-                <w:rFonts w:ascii="Arial" w:hAnsi="Arial" w:cs="Arial"/>
-              </w:rPr>
-            </w:pPr>
-            <w:r>
-              <w:rPr>
-                <w:rFonts w:ascii="Arial" w:hAnsi="Arial" w:cs="Arial"/>
-                <w:noProof/>
-                <w:sz w:val="16"/>
-                <w:szCs w:val="16"/>
-                <w:lang w:val="it-CH"/>
-              </w:rPr>
-              <w:t>XXXXXXXXX</w:t>
-            </w:r>
-          </w:p>
-        </w:tc>
-        <w:tc>
-          <w:tcPr>
-            <w:tcW w:w="2091" w:type="dxa"/>
-            <w:tcBorders>
-              <w:top w:val="single" w:sz="12" w:space="0" w:color="auto"/>
-              <w:bottom w:val="single" w:sz="2" w:space="0" w:color="auto"/>
-            </w:tcBorders>
-          </w:tcPr>
-          <w:p>
-            <w:pPr>
-              <w:spacing w:before="120"/>
-              <w:rPr>
-                <w:rFonts w:ascii="Arial" w:hAnsi="Arial" w:cs="Arial"/>
-              </w:rPr>
-            </w:pPr>
-            <w:r>
-              <w:rPr>
-                <w:rFonts w:ascii="Arial" w:hAnsi="Arial" w:cs="Arial"/>
-                <w:noProof/>
-                <w:sz w:val="16"/>
-                <w:szCs w:val="16"/>
-                <w:lang w:val="it-CH"/>
-              </w:rPr>
-              <w:t>XXXXXXXXX</w:t>
-            </w:r>
-          </w:p>
-        </w:tc>
-      </w:tr>
-      <w:tr>
-        <w:tc>
-          <w:tcPr>
-            <w:tcW w:w="1567" w:type="dxa"/>
-            <w:tcBorders>
-              <w:top w:val="single" w:sz="2" w:space="0" w:color="auto"/>
-              <w:bottom w:val="single" w:sz="2" w:space="0" w:color="auto"/>
-            </w:tcBorders>
-          </w:tcPr>
-          <w:p>
-            <w:pPr>
-              <w:pStyle w:val="Corpodeltesto"/>
-              <w:rPr>
-                <w:rFonts w:ascii="Arial" w:hAnsi="Arial" w:cs="Arial"/>
-                <w:noProof/>
-                <w:sz w:val="16"/>
-                <w:szCs w:val="16"/>
-                <w:lang w:val="it-CH"/>
-              </w:rPr>
-            </w:pPr>
-            <w:r>
-              <w:rPr>
-                <w:rFonts w:ascii="Arial" w:hAnsi="Arial" w:cs="Arial"/>
-                <w:noProof/>
-                <w:sz w:val="16"/>
-                <w:szCs w:val="16"/>
-                <w:lang w:val="it-CH"/>
-              </w:rPr>
-              <w:t>XXXXXXXXX</w:t>
-            </w:r>
-          </w:p>
-        </w:tc>
-        <w:tc>
-          <w:tcPr>
-            <w:tcW w:w="1978" w:type="dxa"/>
-            <w:tcBorders>
-              <w:top w:val="single" w:sz="2" w:space="0" w:color="auto"/>
-              <w:bottom w:val="single" w:sz="2" w:space="0" w:color="auto"/>
-            </w:tcBorders>
-          </w:tcPr>
-          <w:p>
-            <w:pPr>
-              <w:spacing w:before="120"/>
-              <w:rPr>
-                <w:rFonts w:ascii="Arial" w:hAnsi="Arial" w:cs="Arial"/>
-              </w:rPr>
-            </w:pPr>
-            <w:r>
-              <w:rPr>
-                <w:rFonts w:ascii="Arial" w:hAnsi="Arial" w:cs="Arial"/>
-                <w:noProof/>
-                <w:sz w:val="16"/>
-                <w:szCs w:val="16"/>
-                <w:lang w:val="it-CH"/>
-              </w:rPr>
-              <w:t>XXXXXXXXX</w:t>
-            </w:r>
-          </w:p>
-        </w:tc>
-        <w:tc>
-          <w:tcPr>
-            <w:tcW w:w="2104" w:type="dxa"/>
-            <w:tcBorders>
-              <w:top w:val="single" w:sz="2" w:space="0" w:color="auto"/>
-              <w:bottom w:val="single" w:sz="2" w:space="0" w:color="auto"/>
-            </w:tcBorders>
-          </w:tcPr>
-          <w:p>
-            <w:pPr>
-              <w:spacing w:before="120"/>
-              <w:rPr>
-                <w:rFonts w:ascii="Arial" w:hAnsi="Arial" w:cs="Arial"/>
-              </w:rPr>
-            </w:pPr>
-            <w:r>
-              <w:rPr>
-                <w:rFonts w:ascii="Arial" w:hAnsi="Arial" w:cs="Arial"/>
-                <w:noProof/>
-                <w:sz w:val="16"/>
-                <w:szCs w:val="16"/>
-                <w:lang w:val="it-CH"/>
-              </w:rPr>
-              <w:t>XXXXXXXXX</w:t>
-            </w:r>
-          </w:p>
-        </w:tc>
-        <w:tc>
-          <w:tcPr>
-            <w:tcW w:w="2091" w:type="dxa"/>
-            <w:tcBorders>
-              <w:top w:val="single" w:sz="2" w:space="0" w:color="auto"/>
-              <w:bottom w:val="single" w:sz="2" w:space="0" w:color="auto"/>
-            </w:tcBorders>
-          </w:tcPr>
-          <w:p>
-            <w:pPr>
-              <w:spacing w:before="120"/>
-              <w:rPr>
-                <w:rFonts w:ascii="Arial" w:hAnsi="Arial" w:cs="Arial"/>
-              </w:rPr>
-            </w:pPr>
-            <w:r>
-              <w:rPr>
-                <w:rFonts w:ascii="Arial" w:hAnsi="Arial" w:cs="Arial"/>
-                <w:noProof/>
-                <w:sz w:val="16"/>
-                <w:szCs w:val="16"/>
-                <w:lang w:val="it-CH"/>
-              </w:rPr>
-              <w:t>XXXXXXXXX</w:t>
-            </w:r>
-          </w:p>
-        </w:tc>
-      </w:tr>
-      <w:tr>
-        <w:tc>
-          <w:tcPr>
-            <w:tcW w:w="1567" w:type="dxa"/>
-            <w:tcBorders>
-              <w:top w:val="single" w:sz="2" w:space="0" w:color="auto"/>
-              <w:bottom w:val="single" w:sz="2" w:space="0" w:color="auto"/>
-            </w:tcBorders>
-          </w:tcPr>
-          <w:p>
-            <w:pPr>
-              <w:pStyle w:val="Corpodeltesto"/>
-              <w:rPr>
-                <w:rFonts w:ascii="Arial" w:hAnsi="Arial" w:cs="Arial"/>
-                <w:noProof/>
-                <w:sz w:val="16"/>
-                <w:szCs w:val="16"/>
-                <w:lang w:val="it-CH"/>
-              </w:rPr>
-            </w:pPr>
-            <w:r>
-              <w:rPr>
-                <w:rFonts w:ascii="Arial" w:hAnsi="Arial" w:cs="Arial"/>
-                <w:noProof/>
-                <w:sz w:val="16"/>
-                <w:szCs w:val="16"/>
-                <w:lang w:val="it-CH"/>
-              </w:rPr>
-              <w:t>XXXXXXXXX</w:t>
-            </w:r>
-          </w:p>
-        </w:tc>
-        <w:tc>
-          <w:tcPr>
-            <w:tcW w:w="1978" w:type="dxa"/>
-            <w:tcBorders>
-              <w:top w:val="single" w:sz="2" w:space="0" w:color="auto"/>
-              <w:bottom w:val="single" w:sz="2" w:space="0" w:color="auto"/>
-            </w:tcBorders>
-          </w:tcPr>
-          <w:p>
-            <w:pPr>
-              <w:spacing w:before="120"/>
-              <w:rPr>
-                <w:rFonts w:ascii="Arial" w:hAnsi="Arial" w:cs="Arial"/>
-              </w:rPr>
-            </w:pPr>
-            <w:r>
-              <w:rPr>
-                <w:rFonts w:ascii="Arial" w:hAnsi="Arial" w:cs="Arial"/>
-                <w:noProof/>
-                <w:sz w:val="16"/>
-                <w:szCs w:val="16"/>
-                <w:lang w:val="it-CH"/>
-              </w:rPr>
-              <w:t>XXXXXXXXX</w:t>
-            </w:r>
-          </w:p>
-        </w:tc>
-        <w:tc>
-          <w:tcPr>
-            <w:tcW w:w="2104" w:type="dxa"/>
-            <w:tcBorders>
-              <w:top w:val="single" w:sz="2" w:space="0" w:color="auto"/>
-              <w:bottom w:val="single" w:sz="2" w:space="0" w:color="auto"/>
-            </w:tcBorders>
-          </w:tcPr>
-          <w:p>
-            <w:pPr>
-              <w:spacing w:before="120"/>
-              <w:rPr>
-                <w:rFonts w:ascii="Arial" w:hAnsi="Arial" w:cs="Arial"/>
-              </w:rPr>
-            </w:pPr>
-            <w:r>
-              <w:rPr>
-                <w:rFonts w:ascii="Arial" w:hAnsi="Arial" w:cs="Arial"/>
-                <w:noProof/>
-                <w:sz w:val="16"/>
-                <w:szCs w:val="16"/>
-                <w:lang w:val="it-CH"/>
-              </w:rPr>
-              <w:t>XXXXXXXXX</w:t>
-            </w:r>
-          </w:p>
-        </w:tc>
-        <w:tc>
-          <w:tcPr>
-            <w:tcW w:w="2091" w:type="dxa"/>
-            <w:tcBorders>
-              <w:top w:val="single" w:sz="2" w:space="0" w:color="auto"/>
-              <w:bottom w:val="single" w:sz="2" w:space="0" w:color="auto"/>
-            </w:tcBorders>
-          </w:tcPr>
-          <w:p>
-            <w:pPr>
-              <w:spacing w:before="120"/>
-              <w:rPr>
-                <w:rFonts w:ascii="Arial" w:hAnsi="Arial" w:cs="Arial"/>
-              </w:rPr>
-            </w:pPr>
-            <w:r>
-              <w:rPr>
-                <w:rFonts w:ascii="Arial" w:hAnsi="Arial" w:cs="Arial"/>
-                <w:noProof/>
-                <w:sz w:val="16"/>
-                <w:szCs w:val="16"/>
-                <w:lang w:val="it-CH"/>
-              </w:rPr>
-              <w:t>XXXXXXXXX</w:t>
-            </w:r>
-          </w:p>
-        </w:tc>
-      </w:tr>
-      <w:tr>
-        <w:tc>
-          <w:tcPr>
-            <w:tcW w:w="1567" w:type="dxa"/>
-            <w:tcBorders>
-              <w:top w:val="single" w:sz="2" w:space="0" w:color="auto"/>
-              <w:bottom w:val="single" w:sz="2" w:space="0" w:color="auto"/>
-            </w:tcBorders>
-          </w:tcPr>
-          <w:p>
-            <w:pPr>
-              <w:pStyle w:val="Corpodeltesto"/>
-              <w:rPr>
-                <w:rFonts w:ascii="Arial" w:hAnsi="Arial" w:cs="Arial"/>
-                <w:noProof/>
-                <w:sz w:val="16"/>
-                <w:szCs w:val="16"/>
-                <w:lang w:val="it-CH"/>
-              </w:rPr>
-            </w:pPr>
-            <w:r>
-              <w:rPr>
-                <w:rFonts w:ascii="Arial" w:hAnsi="Arial" w:cs="Arial"/>
-                <w:noProof/>
-                <w:sz w:val="16"/>
-                <w:szCs w:val="16"/>
-                <w:lang w:val="it-CH"/>
-              </w:rPr>
-              <w:t>XXXXXXXXX</w:t>
-            </w:r>
-          </w:p>
-        </w:tc>
-        <w:tc>
-          <w:tcPr>
-            <w:tcW w:w="1978" w:type="dxa"/>
-            <w:tcBorders>
-              <w:top w:val="single" w:sz="2" w:space="0" w:color="auto"/>
-              <w:bottom w:val="single" w:sz="2" w:space="0" w:color="auto"/>
-            </w:tcBorders>
-          </w:tcPr>
-          <w:p>
-            <w:pPr>
-              <w:spacing w:before="120"/>
-              <w:rPr>
-                <w:rFonts w:ascii="Arial" w:hAnsi="Arial" w:cs="Arial"/>
-              </w:rPr>
-            </w:pPr>
-            <w:r>
-              <w:rPr>
-                <w:rFonts w:ascii="Arial" w:hAnsi="Arial" w:cs="Arial"/>
-                <w:noProof/>
-                <w:sz w:val="16"/>
-                <w:szCs w:val="16"/>
-                <w:lang w:val="it-CH"/>
-              </w:rPr>
-              <w:t>XXXXXXXXX</w:t>
-            </w:r>
-          </w:p>
-        </w:tc>
-        <w:tc>
-          <w:tcPr>
-            <w:tcW w:w="2104" w:type="dxa"/>
-            <w:tcBorders>
-              <w:top w:val="single" w:sz="2" w:space="0" w:color="auto"/>
-              <w:bottom w:val="single" w:sz="2" w:space="0" w:color="auto"/>
-            </w:tcBorders>
-          </w:tcPr>
-          <w:p>
-            <w:pPr>
-              <w:spacing w:before="120"/>
-              <w:rPr>
-                <w:rFonts w:ascii="Arial" w:hAnsi="Arial" w:cs="Arial"/>
-              </w:rPr>
-            </w:pPr>
-            <w:r>
-              <w:rPr>
-                <w:rFonts w:ascii="Arial" w:hAnsi="Arial" w:cs="Arial"/>
-                <w:noProof/>
-                <w:sz w:val="16"/>
-                <w:szCs w:val="16"/>
-                <w:lang w:val="it-CH"/>
-              </w:rPr>
-              <w:t>XXXXXXXXX</w:t>
-            </w:r>
-          </w:p>
-        </w:tc>
-        <w:tc>
-          <w:tcPr>
-            <w:tcW w:w="2091" w:type="dxa"/>
-            <w:tcBorders>
-              <w:top w:val="single" w:sz="2" w:space="0" w:color="auto"/>
-              <w:bottom w:val="single" w:sz="2" w:space="0" w:color="auto"/>
-            </w:tcBorders>
-          </w:tcPr>
-          <w:p>
-            <w:pPr>
-              <w:spacing w:before="120"/>
-              <w:rPr>
-                <w:rFonts w:ascii="Arial" w:hAnsi="Arial" w:cs="Arial"/>
-              </w:rPr>
-            </w:pPr>
-            <w:r>
-              <w:rPr>
-                <w:rFonts w:ascii="Arial" w:hAnsi="Arial" w:cs="Arial"/>
-                <w:noProof/>
-                <w:sz w:val="16"/>
-                <w:szCs w:val="16"/>
-                <w:lang w:val="it-CH"/>
-              </w:rPr>
-              <w:t>XXXXXXXXX</w:t>
-            </w:r>
-          </w:p>
-        </w:tc>
-      </w:tr>
-    </w:tbl>
-    <w:p>
-      <w:pPr>
-        <w:pStyle w:val="Caption"/>
-        <w:keepNext/>
-      </w:pPr>
-      <w:r>
-        <w:t xml:space="preserve">Tabella </w:t>
-      </w:r>
-      <w:fldSimple w:instr=" SEQ Tabella \* ARABIC ">
-        <w:r>
-          <w:rPr>
-            <w:noProof/>
-          </w:rPr>
-          <w:t>1</w:t>
-        </w:r>
-      </w:fldSimple>
-      <w:r>
-        <w:t>: Esempio di informazioni</w:t>
-      </w:r>
-    </w:p>
-    <w:p>
-      <w:pPr>
-        <w:pStyle w:val="Heading2"/>
-        <w:rPr>
-          <w:lang w:val="en-US"/>
-        </w:rPr>
-      </w:pPr>
-      <w:bookmarkStart w:id="30" w:name="_Toc73344991"/>
-      <w:bookmarkStart w:id="31" w:name="_Toc73345132"/>
-      <w:bookmarkStart w:id="32" w:name="_Toc73345147"/>
-      <w:bookmarkStart w:id="33" w:name="_Toc82498939"/>
-      <w:bookmarkStart w:id="34" w:name="_Toc82498960"/>
-      <w:r>
-        <w:rPr>
-          <w:lang w:val="en-US"/>
-        </w:rPr>
-        <w:t xml:space="preserve">2.2 </w:t>
-      </w:r>
-      <w:r>
-        <w:rPr>
-          <w:lang w:val="en-US"/>
-        </w:rPr>
-        <w:t>SSSSSSSSSSSSSSSS</w:t>
-      </w:r>
-      <w:bookmarkEnd w:id="30"/>
-      <w:bookmarkEnd w:id="31"/>
-      <w:bookmarkEnd w:id="32"/>
-      <w:bookmarkEnd w:id="33"/>
-      <w:bookmarkEnd w:id="34"/>
-    </w:p>
-    <w:p>
-      <w:pPr>
-        <w:pStyle w:val="SUPSITestoArial10"/>
-      </w:pPr>
-      <w:r>
-        <w:t xml:space="preserve">Lorem ipsum dolor sit </w:t>
+      <w:r>
+        <w:t xml:space="preserve">Lorem ipsum dolor </w:t>
+      </w:r>
+      <w:proofErr w:type="gramStart"/>
+      <w:r>
+        <w:t>sit</w:t>
+      </w:r>
+      <w:proofErr w:type="gramEnd"/>
+      <w:r>
+        <w:t xml:space="preserve"> </w:t>
       </w:r>
       <w:proofErr w:type="spellStart"/>
       <w:r>
@@ -5264,7 +3539,7 @@
                     <pic:cNvPicPr/>
                   </pic:nvPicPr>
                   <pic:blipFill>
-                    <a:blip r:embed="rId9">
+                    <a:blip r:embed="rId8">
                       <a:extLst>
                         <a:ext uri="{28A0092B-C50C-407E-A947-70E740481C1C}">
                           <a14:useLocalDpi xmlns:a14="http://schemas.microsoft.com/office/drawing/2010/main" val="0"/>
@@ -5293,35 +3568,48 @@
     </w:p>
     <w:p>
       <w:pPr>
-        <w:pStyle w:val="Caption"/>
+        <w:pStyle w:val="Didascalia"/>
       </w:pPr>
       <w:r>
         <w:t xml:space="preserve">Figura </w:t>
       </w:r>
-      <w:fldSimple w:instr=" SEQ Figura \* ARABIC ">
-        <w:r>
-          <w:rPr>
-            <w:noProof/>
-          </w:rPr>
-          <w:t>2</w:t>
-        </w:r>
-      </w:fldSimple>
+      <w:r>
+        <w:fldChar w:fldCharType="begin"/>
+      </w:r>
+      <w:r>
+        <w:instrText xml:space="preserve"> SEQ Figura \* ARABIC </w:instrText>
+      </w:r>
+      <w:r>
+        <w:fldChar w:fldCharType="separate"/>
+      </w:r>
+      <w:r>
+        <w:rPr>
+          <w:noProof/>
+        </w:rPr>
+        <w:t>2</w:t>
+      </w:r>
+      <w:r>
+        <w:rPr>
+          <w:noProof/>
+        </w:rPr>
+        <w:fldChar w:fldCharType="end"/>
+      </w:r>
       <w:r>
         <w:t>: Turbina</w:t>
       </w:r>
     </w:p>
     <w:p>
       <w:pPr>
-        <w:pStyle w:val="Heading3"/>
-        <w:rPr>
-          <w:lang w:val="it-CH"/>
-        </w:rPr>
-      </w:pPr>
-      <w:bookmarkStart w:id="35" w:name="_Toc73344992"/>
-      <w:bookmarkStart w:id="36" w:name="_Toc73345133"/>
-      <w:bookmarkStart w:id="37" w:name="_Toc73345148"/>
-      <w:bookmarkStart w:id="38" w:name="_Toc82498940"/>
-      <w:bookmarkStart w:id="39" w:name="_Toc82498961"/>
+        <w:pStyle w:val="Titolo3"/>
+        <w:rPr>
+          <w:lang w:val="it-CH"/>
+        </w:rPr>
+      </w:pPr>
+      <w:bookmarkStart w:id="21" w:name="_Toc73344992"/>
+      <w:bookmarkStart w:id="22" w:name="_Toc73345133"/>
+      <w:bookmarkStart w:id="23" w:name="_Toc73345148"/>
+      <w:bookmarkStart w:id="24" w:name="_Toc82498940"/>
+      <w:bookmarkStart w:id="25" w:name="_Toc82498961"/>
       <w:r>
         <w:rPr>
           <w:lang w:val="it-CH"/>
@@ -5334,43 +3622,104 @@
         </w:rPr>
         <w:t>RRRRRRRRRRRRRRRRRR</w:t>
       </w:r>
-      <w:bookmarkEnd w:id="35"/>
-      <w:bookmarkEnd w:id="36"/>
-      <w:bookmarkEnd w:id="37"/>
-      <w:bookmarkEnd w:id="38"/>
-      <w:bookmarkEnd w:id="39"/>
-    </w:p>
-    <w:p>
-      <w:pPr>
-        <w:pStyle w:val="Title"/>
-        <w:rPr>
-          <w:lang w:val="it-CH"/>
-        </w:rPr>
-      </w:pPr>
-      <w:r>
-        <w:rPr>
-          <w:rFonts w:ascii="Arial" w:hAnsi="Arial" w:cs="Arial"/>
-          <w:sz w:val="20"/>
-          <w:szCs w:val="20"/>
-        </w:rPr>
-        <w:t>Generalmente le 6 viste permettono di rappresentare in maniera esaustiva la forma esterna di praticamente tutti gli oggetti. Di regola il particolare viene disegnato nelle viste sufficienti per una sua rappresentazione esaustiva.</w:t>
-      </w:r>
-      <w:r>
-        <w:br w:type="page"/>
-      </w:r>
-      <w:r>
-        <w:rPr>
-          <w:lang w:val="it-CH"/>
-        </w:rPr>
-        <w:lastRenderedPageBreak/>
-        <w:t>Capitolo 3</w:t>
-      </w:r>
+      <w:bookmarkEnd w:id="21"/>
+      <w:bookmarkEnd w:id="22"/>
+      <w:bookmarkEnd w:id="23"/>
+      <w:bookmarkEnd w:id="24"/>
+      <w:bookmarkEnd w:id="25"/>
     </w:p>
     <w:p>
       <w:pPr>
         <w:spacing w:before="120"/>
         <w:jc w:val="both"/>
         <w:rPr>
+          <w:color w:val="FF0000"/>
+        </w:rPr>
+      </w:pPr>
+      <w:r>
+        <w:rPr>
+          <w:color w:val="FF0000"/>
+        </w:rPr>
+        <w:t xml:space="preserve">Parlare di </w:t>
+      </w:r>
+      <w:proofErr w:type="spellStart"/>
+      <w:r>
+        <w:rPr>
+          <w:color w:val="FF0000"/>
+        </w:rPr>
+        <w:t>confusion</w:t>
+      </w:r>
+      <w:proofErr w:type="spellEnd"/>
+      <w:r>
+        <w:rPr>
+          <w:color w:val="FF0000"/>
+        </w:rPr>
+        <w:t xml:space="preserve"> </w:t>
+      </w:r>
+      <w:proofErr w:type="spellStart"/>
+      <w:proofErr w:type="gramStart"/>
+      <w:r>
+        <w:rPr>
+          <w:color w:val="FF0000"/>
+        </w:rPr>
+        <w:t>matrix</w:t>
+      </w:r>
+      <w:proofErr w:type="spellEnd"/>
+      <w:r>
+        <w:rPr>
+          <w:color w:val="FF0000"/>
+        </w:rPr>
+        <w:t xml:space="preserve"> ,</w:t>
+      </w:r>
+      <w:proofErr w:type="gramEnd"/>
+      <w:r>
+        <w:rPr>
+          <w:color w:val="FF0000"/>
+        </w:rPr>
+        <w:t xml:space="preserve"> </w:t>
+      </w:r>
+      <w:proofErr w:type="spellStart"/>
+      <w:proofErr w:type="gramStart"/>
+      <w:r>
+        <w:rPr>
+          <w:color w:val="FF0000"/>
+        </w:rPr>
+        <w:t>precision</w:t>
+      </w:r>
+      <w:proofErr w:type="spellEnd"/>
+      <w:r>
+        <w:rPr>
+          <w:color w:val="FF0000"/>
+        </w:rPr>
+        <w:t xml:space="preserve"> ,</w:t>
+      </w:r>
+      <w:proofErr w:type="gramEnd"/>
+      <w:r>
+        <w:rPr>
+          <w:color w:val="FF0000"/>
+        </w:rPr>
+        <w:t xml:space="preserve"> recall, entropia </w:t>
+      </w:r>
+      <w:proofErr w:type="spellStart"/>
+      <w:r>
+        <w:rPr>
+          <w:color w:val="FF0000"/>
+        </w:rPr>
+        <w:t>ecc</w:t>
+      </w:r>
+      <w:proofErr w:type="spellEnd"/>
+      <w:r>
+        <w:rPr>
+          <w:color w:val="FF0000"/>
+        </w:rPr>
+        <w:t xml:space="preserve">… </w:t>
+      </w:r>
+    </w:p>
+    <w:p>
+      <w:pPr>
+        <w:spacing w:before="120"/>
+        <w:jc w:val="both"/>
+        <w:rPr>
           <w:lang w:val="fr-CH"/>
         </w:rPr>
       </w:pPr>
@@ -5573,23 +3922,30 @@
         <w:t>vel</w:t>
       </w:r>
       <w:proofErr w:type="spellEnd"/>
-    </w:p>
-    <w:p>
-      <w:pPr>
-        <w:pStyle w:val="Heading2"/>
+      <w:r>
         <w:rPr>
           <w:lang w:val="fr-CH"/>
         </w:rPr>
-      </w:pPr>
-      <w:bookmarkStart w:id="40" w:name="_Toc73344993"/>
-      <w:bookmarkStart w:id="41" w:name="_Toc73345134"/>
-      <w:bookmarkStart w:id="42" w:name="_Toc73345149"/>
-      <w:bookmarkStart w:id="43" w:name="_Toc82498941"/>
-      <w:bookmarkStart w:id="44" w:name="_Toc82498962"/>
-      <w:r>
+        <w:tab/>
+      </w:r>
+    </w:p>
+    <w:p>
+      <w:pPr>
+        <w:pStyle w:val="Titolo2"/>
         <w:rPr>
           <w:lang w:val="fr-CH"/>
         </w:rPr>
+      </w:pPr>
+      <w:bookmarkStart w:id="26" w:name="_Toc73344993"/>
+      <w:bookmarkStart w:id="27" w:name="_Toc73345134"/>
+      <w:bookmarkStart w:id="28" w:name="_Toc73345149"/>
+      <w:bookmarkStart w:id="29" w:name="_Toc82498941"/>
+      <w:bookmarkStart w:id="30" w:name="_Toc82498962"/>
+      <w:r>
+        <w:rPr>
+          <w:lang w:val="fr-CH"/>
+        </w:rPr>
+        <w:lastRenderedPageBreak/>
         <w:t xml:space="preserve">3.1 </w:t>
       </w:r>
       <w:r>
@@ -5598,11 +3954,11 @@
         </w:rPr>
         <w:t>HHHHHHHHHHHHHHHH</w:t>
       </w:r>
-      <w:bookmarkEnd w:id="40"/>
-      <w:bookmarkEnd w:id="41"/>
-      <w:bookmarkEnd w:id="42"/>
-      <w:bookmarkEnd w:id="43"/>
-      <w:bookmarkEnd w:id="44"/>
+      <w:bookmarkEnd w:id="26"/>
+      <w:bookmarkEnd w:id="27"/>
+      <w:bookmarkEnd w:id="28"/>
+      <w:bookmarkEnd w:id="29"/>
+      <w:bookmarkEnd w:id="30"/>
     </w:p>
     <w:p>
       <w:pPr>
@@ -6298,7 +4654,7 @@
     </w:p>
     <w:p>
       <w:pPr>
-        <w:pStyle w:val="Caption"/>
+        <w:pStyle w:val="Didascalia"/>
         <w:rPr>
           <w:lang w:val="fr-FR"/>
         </w:rPr>
@@ -6916,36 +5272,49 @@
     </w:tbl>
     <w:p>
       <w:pPr>
-        <w:pStyle w:val="Caption"/>
+        <w:pStyle w:val="Didascalia"/>
         <w:keepNext/>
       </w:pPr>
       <w:r>
         <w:t xml:space="preserve">Tabella </w:t>
       </w:r>
-      <w:fldSimple w:instr=" SEQ Tabella \* ARABIC ">
-        <w:r>
-          <w:rPr>
-            <w:noProof/>
-          </w:rPr>
-          <w:t>2</w:t>
-        </w:r>
-      </w:fldSimple>
+      <w:r>
+        <w:fldChar w:fldCharType="begin"/>
+      </w:r>
+      <w:r>
+        <w:instrText xml:space="preserve"> SEQ Tabella \* ARABIC </w:instrText>
+      </w:r>
+      <w:r>
+        <w:fldChar w:fldCharType="separate"/>
+      </w:r>
+      <w:r>
+        <w:rPr>
+          <w:noProof/>
+        </w:rPr>
+        <w:t>2</w:t>
+      </w:r>
+      <w:r>
+        <w:rPr>
+          <w:noProof/>
+        </w:rPr>
+        <w:fldChar w:fldCharType="end"/>
+      </w:r>
       <w:r>
         <w:t>: Coefficienti di calcolo</w:t>
       </w:r>
     </w:p>
     <w:p>
       <w:pPr>
-        <w:pStyle w:val="Heading2"/>
-        <w:rPr>
-          <w:lang w:val="it-CH"/>
-        </w:rPr>
-      </w:pPr>
-      <w:bookmarkStart w:id="45" w:name="_Toc73344994"/>
-      <w:bookmarkStart w:id="46" w:name="_Toc73345135"/>
-      <w:bookmarkStart w:id="47" w:name="_Toc73345150"/>
-      <w:bookmarkStart w:id="48" w:name="_Toc82498942"/>
-      <w:bookmarkStart w:id="49" w:name="_Toc82498963"/>
+        <w:pStyle w:val="Titolo2"/>
+        <w:rPr>
+          <w:lang w:val="it-CH"/>
+        </w:rPr>
+      </w:pPr>
+      <w:bookmarkStart w:id="31" w:name="_Toc73344994"/>
+      <w:bookmarkStart w:id="32" w:name="_Toc73345135"/>
+      <w:bookmarkStart w:id="33" w:name="_Toc73345150"/>
+      <w:bookmarkStart w:id="34" w:name="_Toc82498942"/>
+      <w:bookmarkStart w:id="35" w:name="_Toc82498963"/>
       <w:r>
         <w:rPr>
           <w:lang w:val="en-US"/>
@@ -6958,11 +5327,11 @@
         </w:rPr>
         <w:t>RRRRRRRRRRRRRRRRR</w:t>
       </w:r>
-      <w:bookmarkEnd w:id="45"/>
-      <w:bookmarkEnd w:id="46"/>
-      <w:bookmarkEnd w:id="47"/>
-      <w:bookmarkEnd w:id="48"/>
-      <w:bookmarkEnd w:id="49"/>
+      <w:bookmarkEnd w:id="31"/>
+      <w:bookmarkEnd w:id="32"/>
+      <w:bookmarkEnd w:id="33"/>
+      <w:bookmarkEnd w:id="34"/>
+      <w:bookmarkEnd w:id="35"/>
     </w:p>
     <w:p>
       <w:pPr>
@@ -7070,7 +5439,7 @@
     </w:p>
     <w:p>
       <w:pPr>
-        <w:pStyle w:val="Caption"/>
+        <w:pStyle w:val="Didascalia"/>
       </w:pPr>
     </w:p>
     <w:tbl>
@@ -7685,20 +6054,33 @@
     </w:tbl>
     <w:p>
       <w:pPr>
-        <w:pStyle w:val="Caption"/>
+        <w:pStyle w:val="Didascalia"/>
         <w:keepNext/>
       </w:pPr>
       <w:r>
         <w:t xml:space="preserve">Tabella </w:t>
       </w:r>
-      <w:fldSimple w:instr=" SEQ Tabella \* ARABIC ">
-        <w:r>
-          <w:rPr>
-            <w:noProof/>
-          </w:rPr>
-          <w:t>3</w:t>
-        </w:r>
-      </w:fldSimple>
+      <w:r>
+        <w:fldChar w:fldCharType="begin"/>
+      </w:r>
+      <w:r>
+        <w:instrText xml:space="preserve"> SEQ Tabella \* ARABIC </w:instrText>
+      </w:r>
+      <w:r>
+        <w:fldChar w:fldCharType="separate"/>
+      </w:r>
+      <w:r>
+        <w:rPr>
+          <w:noProof/>
+        </w:rPr>
+        <w:t>3</w:t>
+      </w:r>
+      <w:r>
+        <w:rPr>
+          <w:noProof/>
+        </w:rPr>
+        <w:fldChar w:fldCharType="end"/>
+      </w:r>
       <w:r>
         <w:t>: Coefficienti di calcolo</w:t>
       </w:r>
@@ -7723,7 +6105,7 @@
     </w:p>
     <w:p>
       <w:pPr>
-        <w:pStyle w:val="Title"/>
+        <w:pStyle w:val="Titolo"/>
         <w:rPr>
           <w:lang w:val="it-CH"/>
         </w:rPr>
@@ -8024,9 +6406,9 @@
     </w:p>
     <w:p>
       <w:pPr>
-        <w:pStyle w:val="Title"/>
-        <w:rPr>
-          <w:rStyle w:val="Strong"/>
+        <w:pStyle w:val="Titolo"/>
+        <w:rPr>
+          <w:rStyle w:val="Enfasigrassetto"/>
           <w:rFonts w:asciiTheme="majorHAnsi" w:hAnsiTheme="majorHAnsi" w:cstheme="majorBidi"/>
           <w:b/>
           <w:bCs w:val="0"/>
@@ -8036,7 +6418,7 @@
       </w:pPr>
       <w:r>
         <w:rPr>
-          <w:rStyle w:val="Strong"/>
+          <w:rStyle w:val="Enfasigrassetto"/>
           <w:rFonts w:asciiTheme="majorHAnsi" w:hAnsiTheme="majorHAnsi" w:cstheme="majorBidi"/>
           <w:b/>
           <w:bCs w:val="0"/>
@@ -8273,9 +6655,9 @@
     </w:p>
     <w:p>
       <w:pPr>
-        <w:pStyle w:val="Title"/>
-        <w:rPr>
-          <w:rStyle w:val="Strong"/>
+        <w:pStyle w:val="Titolo"/>
+        <w:rPr>
+          <w:rStyle w:val="Enfasigrassetto"/>
           <w:rFonts w:asciiTheme="majorHAnsi" w:hAnsiTheme="majorHAnsi" w:cstheme="majorBidi"/>
           <w:b/>
           <w:bCs w:val="0"/>
@@ -8285,7 +6667,7 @@
       </w:pPr>
       <w:r>
         <w:rPr>
-          <w:rStyle w:val="Strong"/>
+          <w:rStyle w:val="Enfasigrassetto"/>
           <w:rFonts w:asciiTheme="majorHAnsi" w:hAnsiTheme="majorHAnsi" w:cstheme="majorBidi"/>
           <w:b/>
           <w:bCs w:val="0"/>
@@ -8441,11 +6823,11 @@
       </w:pPr>
     </w:p>
     <w:sectPr>
-      <w:headerReference w:type="even" r:id="rId10"/>
-      <w:headerReference w:type="default" r:id="rId11"/>
-      <w:footerReference w:type="default" r:id="rId12"/>
-      <w:headerReference w:type="first" r:id="rId13"/>
-      <w:footerReference w:type="first" r:id="rId14"/>
+      <w:headerReference w:type="even" r:id="rId9"/>
+      <w:headerReference w:type="default" r:id="rId10"/>
+      <w:footerReference w:type="default" r:id="rId11"/>
+      <w:headerReference w:type="first" r:id="rId12"/>
+      <w:footerReference w:type="first" r:id="rId13"/>
       <w:pgSz w:w="11900" w:h="16840" w:code="9"/>
       <w:pgMar w:top="1729" w:right="1134" w:bottom="851" w:left="1701" w:header="550" w:footer="567" w:gutter="0"/>
       <w:cols w:space="708"/>
@@ -8478,9 +6860,8 @@
 <w:ftr xmlns:wpc="http://schemas.microsoft.com/office/word/2010/wordprocessingCanvas" xmlns:cx="http://schemas.microsoft.com/office/drawing/2014/chartex" xmlns:cx1="http://schemas.microsoft.com/office/drawing/2015/9/8/chartex" xmlns:cx2="http://schemas.microsoft.com/office/drawing/2015/10/21/chartex" xmlns:cx3="http://schemas.microsoft.com/office/drawing/2016/5/9/chartex" xmlns:cx4="http://schemas.microsoft.com/office/drawing/2016/5/10/chartex" xmlns:cx5="http://schemas.microsoft.com/office/drawing/2016/5/11/chartex" xmlns:cx6="http://schemas.microsoft.com/office/drawing/2016/5/12/chartex" xmlns:cx7="http://schemas.microsoft.com/office/drawing/2016/5/13/chartex" xmlns:cx8="http://schemas.microsoft.com/office/drawing/2016/5/14/chartex" xmlns:mc="http://schemas.openxmlformats.org/markup-compatibility/2006" xmlns:aink="http://schemas.microsoft.com/office/drawing/2016/ink" xmlns:am3d="http://schemas.microsoft.com/office/drawing/2017/model3d" xmlns:o="urn:schemas-microsoft-com:office:office" xmlns:oel="http://schemas.microsoft.com/office/2019/extlst" xmlns:r="http://schemas.openxmlformats.org/officeDocument/2006/relationships" xmlns:m="http://schemas.openxmlformats.org/officeDocument/2006/math" xmlns:v="urn:schemas-microsoft-com:vml" xmlns:wp14="http://schemas.microsoft.com/office/word/2010/wordprocessingDrawing" xmlns:wp="http://schemas.openxmlformats.org/drawingml/2006/wordprocessingDrawing" xmlns:w10="urn:schemas-microsoft-com:office:word" xmlns:w="http://schemas.openxmlformats.org/wordprocessingml/2006/main" xmlns:w14="http://schemas.microsoft.com/office/word/2010/wordml" xmlns:w15="http://schemas.microsoft.com/office/word/2012/wordml" xmlns:w16cex="http://schemas.microsoft.com/office/word/2018/wordml/cex" xmlns:w16cid="http://schemas.microsoft.com/office/word/2016/wordml/cid" xmlns:w16="http://schemas.microsoft.com/office/word/2018/wordml" xmlns:w16du="http://schemas.microsoft.com/office/word/2023/wordml/word16du" xmlns:w16sdtdh="http://schemas.microsoft.com/office/word/2020/wordml/sdtdatahash" xmlns:w16sdtfl="http://schemas.microsoft.com/office/word/2024/wordml/sdtformatlock" xmlns:w16se="http://schemas.microsoft.com/office/word/2015/wordml/symex" xmlns:wpg="http://schemas.microsoft.com/office/word/2010/wordprocessingGroup" xmlns:wpi="http://schemas.microsoft.com/office/word/2010/wordprocessingInk" xmlns:wne="http://schemas.microsoft.com/office/word/2006/wordml" xmlns:wps="http://schemas.microsoft.com/office/word/2010/wordprocessingShape" mc:Ignorable="w14 w15 w16se w16cid w16 w16cex w16sdtdh w16sdtfl w16du wp14">
   <w:p>
     <w:pPr>
-      <w:pStyle w:val="Footer"/>
+      <w:pStyle w:val="Pidipagina"/>
     </w:pPr>
-    <w:proofErr w:type="spellStart"/>
     <w:r>
       <w:rPr>
         <w:rFonts w:ascii="Arial" w:hAnsi="Arial"/>
@@ -8488,9 +6869,9 @@
         <w:szCs w:val="22"/>
         <w:lang w:eastAsia="x-none"/>
       </w:rPr>
-      <w:t>Identificazione</w:t>
+      <w:t xml:space="preserve">Identificazione di allucinazioni in </w:t>
     </w:r>
-    <w:proofErr w:type="spellEnd"/>
+    <w:proofErr w:type="spellStart"/>
     <w:r>
       <w:rPr>
         <w:rFonts w:ascii="Arial" w:hAnsi="Arial"/>
@@ -8498,9 +6879,9 @@
         <w:szCs w:val="22"/>
         <w:lang w:eastAsia="x-none"/>
       </w:rPr>
-      <w:t xml:space="preserve"> di </w:t>
+      <w:t>LLMs</w:t>
     </w:r>
-    <w:proofErr w:type="spellStart"/>
+    <w:proofErr w:type="spellEnd"/>
     <w:r>
       <w:rPr>
         <w:rFonts w:ascii="Arial" w:hAnsi="Arial"/>
@@ -8508,69 +6889,8 @@
         <w:szCs w:val="22"/>
         <w:lang w:eastAsia="x-none"/>
       </w:rPr>
-      <w:t>allucinazioni</w:t>
+      <w:t xml:space="preserve"> mediante quantificazione dell'incertezza</w:t>
     </w:r>
-    <w:proofErr w:type="spellEnd"/>
-    <w:r>
-      <w:rPr>
-        <w:rFonts w:ascii="Arial" w:hAnsi="Arial"/>
-        <w:sz w:val="16"/>
-        <w:szCs w:val="22"/>
-        <w:lang w:eastAsia="x-none"/>
-      </w:rPr>
-      <w:t xml:space="preserve"> in LLMs </w:t>
-    </w:r>
-    <w:proofErr w:type="spellStart"/>
-    <w:r>
-      <w:rPr>
-        <w:rFonts w:ascii="Arial" w:hAnsi="Arial"/>
-        <w:sz w:val="16"/>
-        <w:szCs w:val="22"/>
-        <w:lang w:eastAsia="x-none"/>
-      </w:rPr>
-      <w:t>mediante</w:t>
-    </w:r>
-    <w:proofErr w:type="spellEnd"/>
-    <w:r>
-      <w:rPr>
-        <w:rFonts w:ascii="Arial" w:hAnsi="Arial"/>
-        <w:sz w:val="16"/>
-        <w:szCs w:val="22"/>
-        <w:lang w:eastAsia="x-none"/>
-      </w:rPr>
-      <w:t xml:space="preserve"> </w:t>
-    </w:r>
-    <w:proofErr w:type="spellStart"/>
-    <w:r>
-      <w:rPr>
-        <w:rFonts w:ascii="Arial" w:hAnsi="Arial"/>
-        <w:sz w:val="16"/>
-        <w:szCs w:val="22"/>
-        <w:lang w:eastAsia="x-none"/>
-      </w:rPr>
-      <w:t>quantificazione</w:t>
-    </w:r>
-    <w:proofErr w:type="spellEnd"/>
-    <w:r>
-      <w:rPr>
-        <w:rFonts w:ascii="Arial" w:hAnsi="Arial"/>
-        <w:sz w:val="16"/>
-        <w:szCs w:val="22"/>
-        <w:lang w:eastAsia="x-none"/>
-      </w:rPr>
-      <w:t xml:space="preserve"> </w:t>
-    </w:r>
-    <w:proofErr w:type="spellStart"/>
-    <w:r>
-      <w:rPr>
-        <w:rFonts w:ascii="Arial" w:hAnsi="Arial"/>
-        <w:sz w:val="16"/>
-        <w:szCs w:val="22"/>
-        <w:lang w:eastAsia="x-none"/>
-      </w:rPr>
-      <w:t>dell'incertezza</w:t>
-    </w:r>
-    <w:proofErr w:type="spellEnd"/>
   </w:p>
 </w:ftr>
 </file>
@@ -8579,7 +6899,7 @@
 <w:ftr xmlns:wpc="http://schemas.microsoft.com/office/word/2010/wordprocessingCanvas" xmlns:cx="http://schemas.microsoft.com/office/drawing/2014/chartex" xmlns:cx1="http://schemas.microsoft.com/office/drawing/2015/9/8/chartex" xmlns:cx2="http://schemas.microsoft.com/office/drawing/2015/10/21/chartex" xmlns:cx3="http://schemas.microsoft.com/office/drawing/2016/5/9/chartex" xmlns:cx4="http://schemas.microsoft.com/office/drawing/2016/5/10/chartex" xmlns:cx5="http://schemas.microsoft.com/office/drawing/2016/5/11/chartex" xmlns:cx6="http://schemas.microsoft.com/office/drawing/2016/5/12/chartex" xmlns:cx7="http://schemas.microsoft.com/office/drawing/2016/5/13/chartex" xmlns:cx8="http://schemas.microsoft.com/office/drawing/2016/5/14/chartex" xmlns:mc="http://schemas.openxmlformats.org/markup-compatibility/2006" xmlns:aink="http://schemas.microsoft.com/office/drawing/2016/ink" xmlns:am3d="http://schemas.microsoft.com/office/drawing/2017/model3d" xmlns:o="urn:schemas-microsoft-com:office:office" xmlns:oel="http://schemas.microsoft.com/office/2019/extlst" xmlns:r="http://schemas.openxmlformats.org/officeDocument/2006/relationships" xmlns:m="http://schemas.openxmlformats.org/officeDocument/2006/math" xmlns:v="urn:schemas-microsoft-com:vml" xmlns:wp14="http://schemas.microsoft.com/office/word/2010/wordprocessingDrawing" xmlns:wp="http://schemas.openxmlformats.org/drawingml/2006/wordprocessingDrawing" xmlns:w10="urn:schemas-microsoft-com:office:word" xmlns:w="http://schemas.openxmlformats.org/wordprocessingml/2006/main" xmlns:w14="http://schemas.microsoft.com/office/word/2010/wordml" xmlns:w15="http://schemas.microsoft.com/office/word/2012/wordml" xmlns:w16cex="http://schemas.microsoft.com/office/word/2018/wordml/cex" xmlns:w16cid="http://schemas.microsoft.com/office/word/2016/wordml/cid" xmlns:w16="http://schemas.microsoft.com/office/word/2018/wordml" xmlns:w16du="http://schemas.microsoft.com/office/word/2023/wordml/word16du" xmlns:w16sdtdh="http://schemas.microsoft.com/office/word/2020/wordml/sdtdatahash" xmlns:w16sdtfl="http://schemas.microsoft.com/office/word/2024/wordml/sdtformatlock" xmlns:w16se="http://schemas.microsoft.com/office/word/2015/wordml/symex" xmlns:wpg="http://schemas.microsoft.com/office/word/2010/wordprocessingGroup" xmlns:wpi="http://schemas.microsoft.com/office/word/2010/wordprocessingInk" xmlns:wne="http://schemas.microsoft.com/office/word/2006/wordml" xmlns:wps="http://schemas.microsoft.com/office/word/2010/wordprocessingShape" mc:Ignorable="w14 w15 w16se w16cid w16 w16cex w16sdtdh w16sdtfl w16du wp14">
   <w:p>
     <w:pPr>
-      <w:pStyle w:val="Footer"/>
+      <w:pStyle w:val="Pidipagina"/>
     </w:pPr>
     <w:r>
       <w:rPr>
@@ -12864,7 +11184,7 @@
     <w:lsdException w:name="Unresolved Mention" w:semiHidden="1" w:uiPriority="99" w:unhideWhenUsed="1"/>
     <w:lsdException w:name="Smart Link" w:semiHidden="1" w:uiPriority="99" w:unhideWhenUsed="1"/>
   </w:latentStyles>
-  <w:style w:type="paragraph" w:default="1" w:styleId="Normal">
+  <w:style w:type="paragraph" w:default="1" w:styleId="Normale">
     <w:name w:val="Normal"/>
     <w:qFormat/>
     <w:rsid w:val="00ED75F4"/>
@@ -12877,12 +11197,12 @@
       <w:lang w:val="it-IT" w:eastAsia="en-US"/>
     </w:rPr>
   </w:style>
-  <w:style w:type="paragraph" w:styleId="Heading1">
+  <w:style w:type="paragraph" w:styleId="Titolo1">
     <w:name w:val="heading 1"/>
     <w:aliases w:val="SUPSI"/>
-    <w:basedOn w:val="Normal"/>
-    <w:next w:val="Normal"/>
-    <w:link w:val="Heading1Char"/>
+    <w:basedOn w:val="Normale"/>
+    <w:next w:val="Normale"/>
+    <w:link w:val="Titolo1Carattere"/>
     <w:autoRedefine/>
     <w:qFormat/>
     <w:rsid w:val="006C6069"/>
@@ -12900,10 +11220,10 @@
       <w:szCs w:val="28"/>
     </w:rPr>
   </w:style>
-  <w:style w:type="paragraph" w:styleId="Heading2">
+  <w:style w:type="paragraph" w:styleId="Titolo2">
     <w:name w:val="heading 2"/>
-    <w:basedOn w:val="Normal"/>
-    <w:next w:val="Normal"/>
+    <w:basedOn w:val="Normale"/>
+    <w:next w:val="Normale"/>
     <w:qFormat/>
     <w:rsid w:val="00282705"/>
     <w:pPr>
@@ -12927,10 +11247,10 @@
       <w:szCs w:val="28"/>
     </w:rPr>
   </w:style>
-  <w:style w:type="paragraph" w:styleId="Heading3">
+  <w:style w:type="paragraph" w:styleId="Titolo3">
     <w:name w:val="heading 3"/>
-    <w:basedOn w:val="Normal"/>
-    <w:next w:val="Normal"/>
+    <w:basedOn w:val="Normale"/>
+    <w:next w:val="Normale"/>
     <w:qFormat/>
     <w:rsid w:val="00A55C1B"/>
     <w:pPr>
@@ -12946,11 +11266,11 @@
       <w:szCs w:val="26"/>
     </w:rPr>
   </w:style>
-  <w:style w:type="paragraph" w:styleId="Heading4">
+  <w:style w:type="paragraph" w:styleId="Titolo4">
     <w:name w:val="heading 4"/>
-    <w:basedOn w:val="Normal"/>
-    <w:next w:val="Normal"/>
-    <w:link w:val="Heading4Char"/>
+    <w:basedOn w:val="Normale"/>
+    <w:next w:val="Normale"/>
+    <w:link w:val="Titolo4Carattere"/>
     <w:semiHidden/>
     <w:unhideWhenUsed/>
     <w:qFormat/>
@@ -12968,13 +11288,12 @@
       <w:color w:val="2E74B5" w:themeColor="accent1" w:themeShade="BF"/>
     </w:rPr>
   </w:style>
-  <w:style w:type="character" w:default="1" w:styleId="DefaultParagraphFont">
+  <w:style w:type="character" w:default="1" w:styleId="Carpredefinitoparagrafo">
     <w:name w:val="Default Paragraph Font"/>
     <w:uiPriority w:val="1"/>
-    <w:semiHidden/>
     <w:unhideWhenUsed/>
   </w:style>
-  <w:style w:type="table" w:default="1" w:styleId="TableNormal">
+  <w:style w:type="table" w:default="1" w:styleId="Tabellanormale">
     <w:name w:val="Normal Table"/>
     <w:uiPriority w:val="99"/>
     <w:semiHidden/>
@@ -12989,15 +11308,15 @@
       </w:tblCellMar>
     </w:tblPr>
   </w:style>
-  <w:style w:type="numbering" w:default="1" w:styleId="NoList">
+  <w:style w:type="numbering" w:default="1" w:styleId="Nessunelenco">
     <w:name w:val="No List"/>
     <w:uiPriority w:val="99"/>
     <w:semiHidden/>
     <w:unhideWhenUsed/>
   </w:style>
-  <w:style w:type="table" w:styleId="TableGrid">
+  <w:style w:type="table" w:styleId="Grigliatabella">
     <w:name w:val="Table Grid"/>
-    <w:basedOn w:val="TableNormal"/>
+    <w:basedOn w:val="Tabellanormale"/>
     <w:rsid w:val="002C452C"/>
     <w:tblPr>
       <w:tblBorders>
@@ -13023,8 +11342,8 @@
   </w:style>
   <w:style w:type="paragraph" w:customStyle="1" w:styleId="SUPSIElencopuntatoArial10">
     <w:name w:val="SUPSI Elenco puntato Arial 10"/>
-    <w:basedOn w:val="Normal"/>
-    <w:next w:val="Normal"/>
+    <w:basedOn w:val="Normale"/>
+    <w:next w:val="Normale"/>
     <w:autoRedefine/>
     <w:rsid w:val="00BD65A7"/>
     <w:pPr>
@@ -13038,10 +11357,10 @@
       <w:lang w:val="en-US"/>
     </w:rPr>
   </w:style>
-  <w:style w:type="character" w:customStyle="1" w:styleId="Heading1Char">
-    <w:name w:val="Heading 1 Char"/>
-    <w:aliases w:val="SUPSI Char"/>
-    <w:link w:val="Heading1"/>
+  <w:style w:type="character" w:customStyle="1" w:styleId="Titolo1Carattere">
+    <w:name w:val="Titolo 1 Carattere"/>
+    <w:aliases w:val="SUPSI Carattere"/>
+    <w:link w:val="Titolo1"/>
     <w:semiHidden/>
     <w:rsid w:val="00337F0B"/>
     <w:rPr>
@@ -13055,7 +11374,7 @@
   </w:style>
   <w:style w:type="paragraph" w:customStyle="1" w:styleId="SUPSITestoArial10">
     <w:name w:val="SUPSI Testo Arial 10"/>
-    <w:basedOn w:val="Normal"/>
+    <w:basedOn w:val="Normale"/>
     <w:link w:val="SUPSITestoArial10Char"/>
     <w:autoRedefine/>
     <w:qFormat/>
@@ -13070,10 +11389,10 @@
       <w:lang w:val="en-US"/>
     </w:rPr>
   </w:style>
-  <w:style w:type="paragraph" w:styleId="BalloonText">
+  <w:style w:type="paragraph" w:styleId="Testofumetto">
     <w:name w:val="Balloon Text"/>
-    <w:basedOn w:val="Normal"/>
-    <w:link w:val="BalloonTextChar"/>
+    <w:basedOn w:val="Normale"/>
+    <w:link w:val="TestofumettoCarattere"/>
     <w:rsid w:val="00B24D7F"/>
     <w:pPr>
       <w:spacing w:line="240" w:lineRule="auto"/>
@@ -13096,7 +11415,7 @@
   </w:style>
   <w:style w:type="paragraph" w:customStyle="1" w:styleId="SUPSITestoArial9">
     <w:name w:val="SUPSI Testo Arial 9"/>
-    <w:basedOn w:val="Normal"/>
+    <w:basedOn w:val="Normale"/>
     <w:link w:val="SUPSITestoArial9Char"/>
     <w:qFormat/>
     <w:rsid w:val="00BD65A7"/>
@@ -13110,9 +11429,9 @@
       <w:lang w:val="x-none" w:eastAsia="x-none"/>
     </w:rPr>
   </w:style>
-  <w:style w:type="character" w:customStyle="1" w:styleId="BalloonTextChar">
-    <w:name w:val="Balloon Text Char"/>
-    <w:link w:val="BalloonText"/>
+  <w:style w:type="character" w:customStyle="1" w:styleId="TestofumettoCarattere">
+    <w:name w:val="Testo fumetto Carattere"/>
+    <w:link w:val="Testofumetto"/>
     <w:rsid w:val="00B24D7F"/>
     <w:rPr>
       <w:rFonts w:ascii="Lucida Grande" w:hAnsi="Lucida Grande" w:cs="Lucida Grande"/>
@@ -13123,8 +11442,8 @@
   </w:style>
   <w:style w:type="paragraph" w:customStyle="1" w:styleId="SUPSIElencopuntatoArial9">
     <w:name w:val="SUPSI Elenco puntato Arial 9"/>
-    <w:basedOn w:val="Normal"/>
-    <w:next w:val="Normal"/>
+    <w:basedOn w:val="Normale"/>
+    <w:next w:val="Normale"/>
     <w:rsid w:val="00ED75F4"/>
     <w:pPr>
       <w:numPr>
@@ -13148,8 +11467,8 @@
   </w:style>
   <w:style w:type="paragraph" w:customStyle="1" w:styleId="SUPSIElencopuntatoArial11">
     <w:name w:val="SUPSI Elenco puntato Arial 11"/>
-    <w:basedOn w:val="Normal"/>
-    <w:next w:val="Normal"/>
+    <w:basedOn w:val="Normale"/>
+    <w:next w:val="Normale"/>
     <w:autoRedefine/>
     <w:rsid w:val="00BD65A7"/>
     <w:pPr>
@@ -13164,8 +11483,8 @@
   </w:style>
   <w:style w:type="paragraph" w:customStyle="1" w:styleId="SUPSITestoArial11">
     <w:name w:val="SUPSI Testo Arial 11"/>
-    <w:basedOn w:val="Normal"/>
-    <w:next w:val="Normal"/>
+    <w:basedOn w:val="Normale"/>
+    <w:next w:val="Normale"/>
     <w:autoRedefine/>
     <w:rsid w:val="003A53E4"/>
     <w:rPr>
@@ -13176,8 +11495,8 @@
   </w:style>
   <w:style w:type="paragraph" w:customStyle="1" w:styleId="SUPSITitolettoArialbold9">
     <w:name w:val="SUPSI Titoletto Arial bold 9"/>
-    <w:basedOn w:val="Normal"/>
-    <w:next w:val="Normal"/>
+    <w:basedOn w:val="Normale"/>
+    <w:next w:val="Normale"/>
     <w:autoRedefine/>
     <w:rsid w:val="00BD65A7"/>
     <w:rPr>
@@ -13189,8 +11508,8 @@
   </w:style>
   <w:style w:type="paragraph" w:customStyle="1" w:styleId="SUPSITitolettoArialbold11">
     <w:name w:val="SUPSI Titoletto Arial bold 11"/>
-    <w:basedOn w:val="Normal"/>
-    <w:next w:val="Normal"/>
+    <w:basedOn w:val="Normale"/>
+    <w:next w:val="Normale"/>
     <w:autoRedefine/>
     <w:rsid w:val="00BD65A7"/>
     <w:rPr>
@@ -13201,7 +11520,7 @@
   </w:style>
   <w:style w:type="paragraph" w:customStyle="1" w:styleId="SUPSITitolazione18">
     <w:name w:val="SUPSI Titolazione 18"/>
-    <w:basedOn w:val="Normal"/>
+    <w:basedOn w:val="Normale"/>
     <w:autoRedefine/>
     <w:rsid w:val="00D066AE"/>
     <w:rPr>
@@ -13254,10 +11573,10 @@
       <w:szCs w:val="64"/>
     </w:rPr>
   </w:style>
-  <w:style w:type="paragraph" w:styleId="Footer">
+  <w:style w:type="paragraph" w:styleId="Pidipagina">
     <w:name w:val="footer"/>
-    <w:basedOn w:val="Normal"/>
-    <w:link w:val="FooterChar"/>
+    <w:basedOn w:val="Normale"/>
+    <w:link w:val="PidipaginaCarattere"/>
     <w:rsid w:val="003A53E4"/>
     <w:pPr>
       <w:tabs>
@@ -13270,9 +11589,9 @@
       <w:lang w:val="x-none"/>
     </w:rPr>
   </w:style>
-  <w:style w:type="character" w:customStyle="1" w:styleId="FooterChar">
-    <w:name w:val="Footer Char"/>
-    <w:link w:val="Footer"/>
+  <w:style w:type="character" w:customStyle="1" w:styleId="PidipaginaCarattere">
+    <w:name w:val="Piè di pagina Carattere"/>
+    <w:link w:val="Pidipagina"/>
     <w:rsid w:val="003A53E4"/>
     <w:rPr>
       <w:sz w:val="24"/>
@@ -13280,10 +11599,10 @@
       <w:lang w:eastAsia="en-US"/>
     </w:rPr>
   </w:style>
-  <w:style w:type="paragraph" w:styleId="Caption">
+  <w:style w:type="paragraph" w:styleId="Didascalia">
     <w:name w:val="caption"/>
-    <w:basedOn w:val="Normal"/>
-    <w:next w:val="Normal"/>
+    <w:basedOn w:val="Normale"/>
+    <w:next w:val="Normale"/>
     <w:qFormat/>
     <w:rsid w:val="00282705"/>
     <w:pPr>
@@ -13298,10 +11617,10 @@
       <w:lang w:val="it-CH"/>
     </w:rPr>
   </w:style>
-  <w:style w:type="paragraph" w:styleId="TOC1">
+  <w:style w:type="paragraph" w:styleId="Sommario1">
     <w:name w:val="toc 1"/>
-    <w:basedOn w:val="Normal"/>
-    <w:next w:val="Normal"/>
+    <w:basedOn w:val="Normale"/>
+    <w:next w:val="Normale"/>
     <w:autoRedefine/>
     <w:uiPriority w:val="39"/>
     <w:rsid w:val="00214441"/>
@@ -13315,10 +11634,10 @@
       <w:caps/>
     </w:rPr>
   </w:style>
-  <w:style w:type="paragraph" w:styleId="TOC2">
+  <w:style w:type="paragraph" w:styleId="Sommario2">
     <w:name w:val="toc 2"/>
-    <w:basedOn w:val="Normal"/>
-    <w:next w:val="Normal"/>
+    <w:basedOn w:val="Normale"/>
+    <w:next w:val="Normale"/>
     <w:autoRedefine/>
     <w:uiPriority w:val="39"/>
     <w:rsid w:val="00E87FC8"/>
@@ -13338,10 +11657,10 @@
       <w:szCs w:val="22"/>
     </w:rPr>
   </w:style>
-  <w:style w:type="paragraph" w:styleId="TOC3">
+  <w:style w:type="paragraph" w:styleId="Sommario3">
     <w:name w:val="toc 3"/>
-    <w:basedOn w:val="Normal"/>
-    <w:next w:val="Normal"/>
+    <w:basedOn w:val="Normale"/>
+    <w:next w:val="Normale"/>
     <w:autoRedefine/>
     <w:uiPriority w:val="39"/>
     <w:rsid w:val="00D449F2"/>
@@ -13354,9 +11673,9 @@
       <w:szCs w:val="20"/>
     </w:rPr>
   </w:style>
-  <w:style w:type="character" w:styleId="Hyperlink">
+  <w:style w:type="character" w:styleId="Collegamentoipertestuale">
     <w:name w:val="Hyperlink"/>
-    <w:basedOn w:val="DefaultParagraphFont"/>
+    <w:basedOn w:val="Carpredefinitoparagrafo"/>
     <w:uiPriority w:val="99"/>
     <w:rsid w:val="000366F1"/>
     <w:rPr>
@@ -13365,10 +11684,10 @@
       <w:u w:val="single"/>
     </w:rPr>
   </w:style>
-  <w:style w:type="paragraph" w:styleId="TOCHeading">
+  <w:style w:type="paragraph" w:styleId="Titolosommario">
     <w:name w:val="TOC Heading"/>
-    <w:basedOn w:val="Heading1"/>
-    <w:next w:val="Normal"/>
+    <w:basedOn w:val="Titolo1"/>
+    <w:next w:val="Normale"/>
     <w:uiPriority w:val="39"/>
     <w:unhideWhenUsed/>
     <w:qFormat/>
@@ -13384,11 +11703,11 @@
       <w:lang w:val="en-US"/>
     </w:rPr>
   </w:style>
-  <w:style w:type="paragraph" w:styleId="Quote">
+  <w:style w:type="paragraph" w:styleId="Citazione">
     <w:name w:val="Quote"/>
-    <w:basedOn w:val="Normal"/>
-    <w:next w:val="Normal"/>
-    <w:link w:val="QuoteChar"/>
+    <w:basedOn w:val="Normale"/>
+    <w:next w:val="Normale"/>
+    <w:link w:val="CitazioneCarattere"/>
     <w:qFormat/>
     <w:rsid w:val="000366F1"/>
     <w:rPr>
@@ -13397,10 +11716,10 @@
       <w:color w:val="000000"/>
     </w:rPr>
   </w:style>
-  <w:style w:type="character" w:customStyle="1" w:styleId="QuoteChar">
-    <w:name w:val="Quote Char"/>
-    <w:basedOn w:val="DefaultParagraphFont"/>
-    <w:link w:val="Quote"/>
+  <w:style w:type="character" w:customStyle="1" w:styleId="CitazioneCarattere">
+    <w:name w:val="Citazione Carattere"/>
+    <w:basedOn w:val="Carpredefinitoparagrafo"/>
+    <w:link w:val="Citazione"/>
     <w:rsid w:val="000366F1"/>
     <w:rPr>
       <w:i/>
@@ -13411,7 +11730,7 @@
       <w:lang w:val="it-IT" w:eastAsia="en-US"/>
     </w:rPr>
   </w:style>
-  <w:style w:type="paragraph" w:styleId="NoSpacing">
+  <w:style w:type="paragraph" w:styleId="Nessunaspaziatura">
     <w:name w:val="No Spacing"/>
     <w:qFormat/>
     <w:rsid w:val="000366F1"/>
@@ -13421,10 +11740,10 @@
       <w:lang w:val="it-IT" w:eastAsia="en-US"/>
     </w:rPr>
   </w:style>
-  <w:style w:type="paragraph" w:styleId="BodyTextIndent">
+  <w:style w:type="paragraph" w:styleId="Rientrocorpodeltesto">
     <w:name w:val="Body Text Indent"/>
-    <w:basedOn w:val="Normal"/>
-    <w:link w:val="BodyTextIndentChar"/>
+    <w:basedOn w:val="Normale"/>
+    <w:link w:val="RientrocorpodeltestoCarattere"/>
     <w:rsid w:val="000366F1"/>
     <w:pPr>
       <w:spacing w:after="120" w:line="240" w:lineRule="auto"/>
@@ -13435,10 +11754,10 @@
       <w:lang w:val="en-US"/>
     </w:rPr>
   </w:style>
-  <w:style w:type="character" w:customStyle="1" w:styleId="BodyTextIndentChar">
-    <w:name w:val="Body Text Indent Char"/>
-    <w:basedOn w:val="DefaultParagraphFont"/>
-    <w:link w:val="BodyTextIndent"/>
+  <w:style w:type="character" w:customStyle="1" w:styleId="RientrocorpodeltestoCarattere">
+    <w:name w:val="Rientro corpo del testo Carattere"/>
+    <w:basedOn w:val="Carpredefinitoparagrafo"/>
+    <w:link w:val="Rientrocorpodeltesto"/>
     <w:rsid w:val="000366F1"/>
     <w:rPr>
       <w:rFonts w:ascii="Times New Roman" w:eastAsia="Times New Roman" w:hAnsi="Times New Roman"/>
@@ -13449,7 +11768,7 @@
   </w:style>
   <w:style w:type="paragraph" w:customStyle="1" w:styleId="Corpodeltesto">
     <w:name w:val="Corpo del testo"/>
-    <w:basedOn w:val="Normal"/>
+    <w:basedOn w:val="Normale"/>
     <w:link w:val="CorpodeltestoCarattere"/>
     <w:rsid w:val="000366F1"/>
     <w:pPr>
@@ -13458,7 +11777,7 @@
   </w:style>
   <w:style w:type="character" w:customStyle="1" w:styleId="CorpodeltestoCarattere">
     <w:name w:val="Corpo del testo Carattere"/>
-    <w:basedOn w:val="DefaultParagraphFont"/>
+    <w:basedOn w:val="Carpredefinitoparagrafo"/>
     <w:link w:val="Corpodeltesto"/>
     <w:rsid w:val="000366F1"/>
     <w:rPr>
@@ -13470,7 +11789,7 @@
   <w:style w:type="paragraph" w:customStyle="1" w:styleId="Capitolo">
     <w:name w:val="Capitolo"/>
     <w:basedOn w:val="Corpodeltesto"/>
-    <w:next w:val="Heading1"/>
+    <w:next w:val="Titolo1"/>
     <w:autoRedefine/>
     <w:rsid w:val="000366F1"/>
     <w:pPr>
@@ -13484,9 +11803,9 @@
       <w:lang w:val="it-CH"/>
     </w:rPr>
   </w:style>
-  <w:style w:type="character" w:styleId="Strong">
+  <w:style w:type="character" w:styleId="Enfasigrassetto">
     <w:name w:val="Strong"/>
-    <w:basedOn w:val="DefaultParagraphFont"/>
+    <w:basedOn w:val="Carpredefinitoparagrafo"/>
     <w:qFormat/>
     <w:rsid w:val="00DF6605"/>
     <w:rPr>
@@ -13497,19 +11816,19 @@
       <w:szCs w:val="40"/>
     </w:rPr>
   </w:style>
-  <w:style w:type="paragraph" w:styleId="BodyText">
+  <w:style w:type="paragraph" w:styleId="Corpotesto">
     <w:name w:val="Body Text"/>
-    <w:basedOn w:val="Normal"/>
-    <w:link w:val="BodyTextChar"/>
+    <w:basedOn w:val="Normale"/>
+    <w:link w:val="CorpotestoCarattere"/>
     <w:rsid w:val="00214441"/>
     <w:pPr>
       <w:spacing w:after="120"/>
     </w:pPr>
   </w:style>
-  <w:style w:type="character" w:customStyle="1" w:styleId="BodyTextChar">
-    <w:name w:val="Body Text Char"/>
-    <w:basedOn w:val="DefaultParagraphFont"/>
-    <w:link w:val="BodyText"/>
+  <w:style w:type="character" w:customStyle="1" w:styleId="CorpotestoCarattere">
+    <w:name w:val="Corpo testo Carattere"/>
+    <w:basedOn w:val="Carpredefinitoparagrafo"/>
+    <w:link w:val="Corpotesto"/>
     <w:rsid w:val="00214441"/>
     <w:rPr>
       <w:sz w:val="24"/>
@@ -13517,11 +11836,11 @@
       <w:lang w:val="it-IT" w:eastAsia="en-US"/>
     </w:rPr>
   </w:style>
-  <w:style w:type="paragraph" w:styleId="Title">
+  <w:style w:type="paragraph" w:styleId="Titolo">
     <w:name w:val="Title"/>
-    <w:basedOn w:val="Normal"/>
-    <w:next w:val="Normal"/>
-    <w:link w:val="TitleChar"/>
+    <w:basedOn w:val="Normale"/>
+    <w:next w:val="Normale"/>
+    <w:link w:val="TitoloCarattere"/>
     <w:qFormat/>
     <w:rsid w:val="00BD0E17"/>
     <w:pPr>
@@ -13537,10 +11856,10 @@
       <w:szCs w:val="56"/>
     </w:rPr>
   </w:style>
-  <w:style w:type="character" w:customStyle="1" w:styleId="TitleChar">
-    <w:name w:val="Title Char"/>
-    <w:basedOn w:val="DefaultParagraphFont"/>
-    <w:link w:val="Title"/>
+  <w:style w:type="character" w:customStyle="1" w:styleId="TitoloCarattere">
+    <w:name w:val="Titolo Carattere"/>
+    <w:basedOn w:val="Carpredefinitoparagrafo"/>
+    <w:link w:val="Titolo"/>
     <w:rsid w:val="00BD0E17"/>
     <w:rPr>
       <w:rFonts w:asciiTheme="majorHAnsi" w:eastAsiaTheme="majorEastAsia" w:hAnsiTheme="majorHAnsi" w:cstheme="majorBidi"/>
@@ -13552,10 +11871,10 @@
       <w:lang w:val="it-IT" w:eastAsia="en-US"/>
     </w:rPr>
   </w:style>
-  <w:style w:type="paragraph" w:styleId="TOC4">
+  <w:style w:type="paragraph" w:styleId="Sommario4">
     <w:name w:val="toc 4"/>
-    <w:basedOn w:val="Normal"/>
-    <w:next w:val="Normal"/>
+    <w:basedOn w:val="Normale"/>
+    <w:next w:val="Normale"/>
     <w:autoRedefine/>
     <w:uiPriority w:val="39"/>
     <w:rsid w:val="00E87FC8"/>
@@ -13568,10 +11887,10 @@
       <w:szCs w:val="20"/>
     </w:rPr>
   </w:style>
-  <w:style w:type="paragraph" w:styleId="TOC5">
+  <w:style w:type="paragraph" w:styleId="Sommario5">
     <w:name w:val="toc 5"/>
-    <w:basedOn w:val="Normal"/>
-    <w:next w:val="Normal"/>
+    <w:basedOn w:val="Normale"/>
+    <w:next w:val="Normale"/>
     <w:autoRedefine/>
     <w:rsid w:val="00E87FC8"/>
     <w:pPr>
@@ -13583,10 +11902,10 @@
       <w:szCs w:val="20"/>
     </w:rPr>
   </w:style>
-  <w:style w:type="paragraph" w:styleId="TOC6">
+  <w:style w:type="paragraph" w:styleId="Sommario6">
     <w:name w:val="toc 6"/>
-    <w:basedOn w:val="Normal"/>
-    <w:next w:val="Normal"/>
+    <w:basedOn w:val="Normale"/>
+    <w:next w:val="Normale"/>
     <w:autoRedefine/>
     <w:rsid w:val="00E87FC8"/>
     <w:pPr>
@@ -13598,10 +11917,10 @@
       <w:szCs w:val="20"/>
     </w:rPr>
   </w:style>
-  <w:style w:type="paragraph" w:styleId="TOC7">
+  <w:style w:type="paragraph" w:styleId="Sommario7">
     <w:name w:val="toc 7"/>
-    <w:basedOn w:val="Normal"/>
-    <w:next w:val="Normal"/>
+    <w:basedOn w:val="Normale"/>
+    <w:next w:val="Normale"/>
     <w:autoRedefine/>
     <w:rsid w:val="00E87FC8"/>
     <w:pPr>
@@ -13613,10 +11932,10 @@
       <w:szCs w:val="20"/>
     </w:rPr>
   </w:style>
-  <w:style w:type="paragraph" w:styleId="TOC8">
+  <w:style w:type="paragraph" w:styleId="Sommario8">
     <w:name w:val="toc 8"/>
-    <w:basedOn w:val="Normal"/>
-    <w:next w:val="Normal"/>
+    <w:basedOn w:val="Normale"/>
+    <w:next w:val="Normale"/>
     <w:autoRedefine/>
     <w:rsid w:val="00E87FC8"/>
     <w:pPr>
@@ -13628,10 +11947,10 @@
       <w:szCs w:val="20"/>
     </w:rPr>
   </w:style>
-  <w:style w:type="paragraph" w:styleId="TOC9">
+  <w:style w:type="paragraph" w:styleId="Sommario9">
     <w:name w:val="toc 9"/>
-    <w:basedOn w:val="Normal"/>
-    <w:next w:val="Normal"/>
+    <w:basedOn w:val="Normale"/>
+    <w:next w:val="Normale"/>
     <w:autoRedefine/>
     <w:rsid w:val="00E87FC8"/>
     <w:pPr>
@@ -13643,10 +11962,10 @@
       <w:szCs w:val="20"/>
     </w:rPr>
   </w:style>
-  <w:style w:type="character" w:customStyle="1" w:styleId="Heading4Char">
-    <w:name w:val="Heading 4 Char"/>
-    <w:basedOn w:val="DefaultParagraphFont"/>
-    <w:link w:val="Heading4"/>
+  <w:style w:type="character" w:customStyle="1" w:styleId="Titolo4Carattere">
+    <w:name w:val="Titolo 4 Carattere"/>
+    <w:basedOn w:val="Carpredefinitoparagrafo"/>
+    <w:link w:val="Titolo4"/>
     <w:semiHidden/>
     <w:rsid w:val="00E87FC8"/>
     <w:rPr>
@@ -13659,9 +11978,9 @@
       <w:lang w:val="it-IT" w:eastAsia="en-US"/>
     </w:rPr>
   </w:style>
-  <w:style w:type="paragraph" w:styleId="ListParagraph">
+  <w:style w:type="paragraph" w:styleId="Paragrafoelenco">
     <w:name w:val="List Paragraph"/>
-    <w:basedOn w:val="Normal"/>
+    <w:basedOn w:val="Normale"/>
     <w:qFormat/>
     <w:rsid w:val="00E87FC8"/>
     <w:pPr>
